--- a/word_files/Annex/Q2-Critical Thinking Journal FINAL.docx
+++ b/word_files/Annex/Q2-Critical Thinking Journal FINAL.docx
@@ -1,6 +1,6 @@
 
 <file path=word/document.xml><?xml version="1.0" encoding="utf-8"?>
-<w:document xmlns:wpc="http://schemas.microsoft.com/office/word/2010/wordprocessingCanvas" xmlns:cx="http://schemas.microsoft.com/office/drawing/2014/chartex" xmlns:cx1="http://schemas.microsoft.com/office/drawing/2015/9/8/chartex" xmlns:cx2="http://schemas.microsoft.com/office/drawing/2015/10/21/chartex" xmlns:cx3="http://schemas.microsoft.com/office/drawing/2016/5/9/chartex" xmlns:cx4="http://schemas.microsoft.com/office/drawing/2016/5/10/chartex" xmlns:cx5="http://schemas.microsoft.com/office/drawing/2016/5/11/chartex" xmlns:cx6="http://schemas.microsoft.com/office/drawing/2016/5/12/chartex" xmlns:cx7="http://schemas.microsoft.com/office/drawing/2016/5/13/chartex" xmlns:cx8="http://schemas.microsoft.com/office/drawing/2016/5/14/chartex" xmlns:mc="http://schemas.openxmlformats.org/markup-compatibility/2006" xmlns:aink="http://schemas.microsoft.com/office/drawing/2016/ink" xmlns:am3d="http://schemas.microsoft.com/office/drawing/2017/model3d" xmlns:o="urn:schemas-microsoft-com:office:office" xmlns:oel="http://schemas.microsoft.com/office/2019/extlst" xmlns:r="http://schemas.openxmlformats.org/officeDocument/2006/relationships" xmlns:m="http://schemas.openxmlformats.org/officeDocument/2006/math" xmlns:v="urn:schemas-microsoft-com:vml" xmlns:wp14="http://schemas.microsoft.com/office/word/2010/wordprocessingDrawing" xmlns:wp="http://schemas.openxmlformats.org/drawingml/2006/wordprocessingDrawing" xmlns:w10="urn:schemas-microsoft-com:office:word" xmlns:w="http://schemas.openxmlformats.org/wordprocessingml/2006/main" xmlns:w14="http://schemas.microsoft.com/office/word/2010/wordml" xmlns:w15="http://schemas.microsoft.com/office/word/2012/wordml" xmlns:w16cex="http://schemas.microsoft.com/office/word/2018/wordml/cex" xmlns:w16cid="http://schemas.microsoft.com/office/word/2016/wordml/cid" xmlns:w16="http://schemas.microsoft.com/office/word/2018/wordml" xmlns:w16sdtdh="http://schemas.microsoft.com/office/word/2020/wordml/sdtdatahash" xmlns:w16se="http://schemas.microsoft.com/office/word/2015/wordml/symex" xmlns:wpg="http://schemas.microsoft.com/office/word/2010/wordprocessingGroup" xmlns:wpi="http://schemas.microsoft.com/office/word/2010/wordprocessingInk" xmlns:wne="http://schemas.microsoft.com/office/word/2006/wordml" xmlns:wps="http://schemas.microsoft.com/office/word/2010/wordprocessingShape" mc:Ignorable="w14 w15 w16se w16cid w16 w16cex w16sdtdh wp14">
+<w:document xmlns:wpc="http://schemas.microsoft.com/office/word/2010/wordprocessingCanvas" xmlns:cx="http://schemas.microsoft.com/office/drawing/2014/chartex" xmlns:cx1="http://schemas.microsoft.com/office/drawing/2015/9/8/chartex" xmlns:cx2="http://schemas.microsoft.com/office/drawing/2015/10/21/chartex" xmlns:cx3="http://schemas.microsoft.com/office/drawing/2016/5/9/chartex" xmlns:cx4="http://schemas.microsoft.com/office/drawing/2016/5/10/chartex" xmlns:cx5="http://schemas.microsoft.com/office/drawing/2016/5/11/chartex" xmlns:cx6="http://schemas.microsoft.com/office/drawing/2016/5/12/chartex" xmlns:cx7="http://schemas.microsoft.com/office/drawing/2016/5/13/chartex" xmlns:cx8="http://schemas.microsoft.com/office/drawing/2016/5/14/chartex" xmlns:mc="http://schemas.openxmlformats.org/markup-compatibility/2006" xmlns:aink="http://schemas.microsoft.com/office/drawing/2016/ink" xmlns:am3d="http://schemas.microsoft.com/office/drawing/2017/model3d" xmlns:o="urn:schemas-microsoft-com:office:office" xmlns:oel="http://schemas.microsoft.com/office/2019/extlst" xmlns:r="http://schemas.openxmlformats.org/officeDocument/2006/relationships" xmlns:m="http://schemas.openxmlformats.org/officeDocument/2006/math" xmlns:v="urn:schemas-microsoft-com:vml" xmlns:wp14="http://schemas.microsoft.com/office/word/2010/wordprocessingDrawing" xmlns:wp="http://schemas.openxmlformats.org/drawingml/2006/wordprocessingDrawing" xmlns:w10="urn:schemas-microsoft-com:office:word" xmlns:w="http://schemas.openxmlformats.org/wordprocessingml/2006/main" xmlns:w14="http://schemas.microsoft.com/office/word/2010/wordml" xmlns:w15="http://schemas.microsoft.com/office/word/2012/wordml" xmlns:w16cex="http://schemas.microsoft.com/office/word/2018/wordml/cex" xmlns:w16cid="http://schemas.microsoft.com/office/word/2016/wordml/cid" xmlns:w16="http://schemas.microsoft.com/office/word/2018/wordml" xmlns:w16du="http://schemas.microsoft.com/office/word/2023/wordml/word16du" xmlns:w16sdtdh="http://schemas.microsoft.com/office/word/2020/wordml/sdtdatahash" xmlns:w16se="http://schemas.microsoft.com/office/word/2015/wordml/symex" xmlns:wpg="http://schemas.microsoft.com/office/word/2010/wordprocessingGroup" xmlns:wpi="http://schemas.microsoft.com/office/word/2010/wordprocessingInk" xmlns:wne="http://schemas.microsoft.com/office/word/2006/wordml" xmlns:wps="http://schemas.microsoft.com/office/word/2010/wordprocessingShape" mc:Ignorable="w14 w15 w16se w16cid w16 w16cex w16sdtdh w16du wp14">
   <w:body>
     <w:p>
       <w:pPr>
@@ -128,7 +128,7 @@
     </w:p>
     <w:tbl>
       <w:tblPr>
-        <w:tblW w:w="21113" w:type="dxa"/>
+        <w:tblW w:w="18436" w:type="dxa"/>
         <w:tblBorders>
           <w:top w:val="outset" w:sz="6" w:space="0" w:color="auto"/>
           <w:left w:val="outset" w:sz="6" w:space="0" w:color="auto"/>
@@ -148,7 +148,7 @@
         <w:gridCol w:w="3969"/>
         <w:gridCol w:w="3969"/>
         <w:gridCol w:w="3969"/>
-        <w:gridCol w:w="3969"/>
+        <w:gridCol w:w="1292"/>
       </w:tblGrid>
       <w:tr>
         <w:trPr>
@@ -328,7 +328,7 @@
         </w:tc>
         <w:tc>
           <w:tcPr>
-            <w:tcW w:w="3969" w:type="dxa"/>
+            <w:tcW w:w="1292" w:type="dxa"/>
             <w:tcBorders>
               <w:top w:val="single" w:sz="6" w:space="0" w:color="auto"/>
               <w:left w:val="single" w:sz="6" w:space="0" w:color="auto"/>
@@ -672,41 +672,25 @@
         </w:tc>
         <w:tc>
           <w:tcPr>
-            <w:tcW w:w="3969" w:type="dxa"/>
-            <w:tcBorders>
-              <w:top w:val="single" w:sz="6" w:space="0" w:color="auto"/>
-              <w:left w:val="single" w:sz="6" w:space="0" w:color="auto"/>
-              <w:bottom w:val="single" w:sz="6" w:space="0" w:color="auto"/>
-              <w:right w:val="single" w:sz="6" w:space="0" w:color="auto"/>
-            </w:tcBorders>
-          </w:tcPr>
-          <w:p>
-            <w:pPr>
-              <w:spacing w:after="0" w:line="240" w:lineRule="auto"/>
-              <w:textAlignment w:val="baseline"/>
-              <w:rPr>
-                <w:rFonts w:ascii="Calibri" w:eastAsia="Times New Roman" w:hAnsi="Calibri" w:cs="Calibri"/>
-                <w:sz w:val="20"/>
-                <w:szCs w:val="20"/>
-                <w:lang w:val="en-GB" w:eastAsia="en-GB"/>
-              </w:rPr>
-            </w:pPr>
-            <w:commentRangeStart w:id="0"/>
-            <w:commentRangeStart w:id="1"/>
-            <w:commentRangeEnd w:id="0"/>
-            <w:r>
-              <w:rPr>
-                <w:rStyle w:val="CommentReference"/>
-              </w:rPr>
-              <w:commentReference w:id="0"/>
-            </w:r>
-            <w:commentRangeEnd w:id="1"/>
-            <w:r>
-              <w:rPr>
-                <w:rStyle w:val="CommentReference"/>
-              </w:rPr>
-              <w:commentReference w:id="1"/>
-            </w:r>
+            <w:tcW w:w="1292" w:type="dxa"/>
+            <w:tcBorders>
+              <w:top w:val="single" w:sz="6" w:space="0" w:color="auto"/>
+              <w:left w:val="single" w:sz="6" w:space="0" w:color="auto"/>
+              <w:bottom w:val="single" w:sz="6" w:space="0" w:color="auto"/>
+              <w:right w:val="single" w:sz="6" w:space="0" w:color="auto"/>
+            </w:tcBorders>
+          </w:tcPr>
+          <w:p>
+            <w:pPr>
+              <w:spacing w:after="0" w:line="240" w:lineRule="auto"/>
+              <w:textAlignment w:val="baseline"/>
+              <w:rPr>
+                <w:rFonts w:ascii="Calibri" w:eastAsia="Times New Roman" w:hAnsi="Calibri" w:cs="Calibri"/>
+                <w:sz w:val="20"/>
+                <w:szCs w:val="20"/>
+                <w:lang w:val="en-GB" w:eastAsia="en-GB"/>
+              </w:rPr>
+            </w:pPr>
           </w:p>
         </w:tc>
       </w:tr>
@@ -1039,7 +1023,7 @@
         </w:tc>
         <w:tc>
           <w:tcPr>
-            <w:tcW w:w="3969" w:type="dxa"/>
+            <w:tcW w:w="1292" w:type="dxa"/>
             <w:tcBorders>
               <w:top w:val="single" w:sz="6" w:space="0" w:color="auto"/>
               <w:left w:val="single" w:sz="6" w:space="0" w:color="auto"/>
@@ -1468,7 +1452,7 @@
         </w:tc>
         <w:tc>
           <w:tcPr>
-            <w:tcW w:w="3969" w:type="dxa"/>
+            <w:tcW w:w="1292" w:type="dxa"/>
             <w:tcBorders>
               <w:top w:val="single" w:sz="6" w:space="0" w:color="auto"/>
               <w:left w:val="single" w:sz="6" w:space="0" w:color="auto"/>
@@ -1876,7 +1860,7 @@
         </w:tc>
         <w:tc>
           <w:tcPr>
-            <w:tcW w:w="3969" w:type="dxa"/>
+            <w:tcW w:w="1292" w:type="dxa"/>
             <w:tcBorders>
               <w:top w:val="single" w:sz="6" w:space="0" w:color="auto"/>
               <w:left w:val="single" w:sz="6" w:space="0" w:color="auto"/>
@@ -1971,21 +1955,7 @@
               <w:rPr>
                 <w:rStyle w:val="normaltextrun"/>
               </w:rPr>
-              <w:t xml:space="preserve">3.b. Critically evaluate research strategies and if </w:t>
-            </w:r>
-            <w:proofErr w:type="gramStart"/>
-            <w:r>
-              <w:rPr>
-                <w:rStyle w:val="normaltextrun"/>
-              </w:rPr>
-              <w:t>necessary</w:t>
-            </w:r>
-            <w:proofErr w:type="gramEnd"/>
-            <w:r>
-              <w:rPr>
-                <w:rStyle w:val="normaltextrun"/>
-              </w:rPr>
-              <w:t xml:space="preserve"> mo</w:t>
+              <w:t>3.b. Critically evaluate research strategies and if necessary mo</w:t>
             </w:r>
             <w:r>
               <w:rPr>
@@ -2185,7 +2155,7 @@
         </w:tc>
         <w:tc>
           <w:tcPr>
-            <w:tcW w:w="3969" w:type="dxa"/>
+            <w:tcW w:w="1292" w:type="dxa"/>
             <w:tcBorders>
               <w:top w:val="single" w:sz="6" w:space="0" w:color="auto"/>
               <w:left w:val="single" w:sz="6" w:space="0" w:color="auto"/>
@@ -2367,7 +2337,7 @@
         </w:tc>
         <w:tc>
           <w:tcPr>
-            <w:tcW w:w="3969" w:type="dxa"/>
+            <w:tcW w:w="1292" w:type="dxa"/>
             <w:tcBorders>
               <w:top w:val="single" w:sz="6" w:space="0" w:color="auto"/>
               <w:left w:val="single" w:sz="6" w:space="0" w:color="auto"/>
@@ -2549,7 +2519,7 @@
         </w:tc>
         <w:tc>
           <w:tcPr>
-            <w:tcW w:w="3969" w:type="dxa"/>
+            <w:tcW w:w="1292" w:type="dxa"/>
             <w:tcBorders>
               <w:top w:val="single" w:sz="6" w:space="0" w:color="auto"/>
               <w:left w:val="single" w:sz="6" w:space="0" w:color="auto"/>
@@ -2701,7 +2671,7 @@
         </w:tc>
         <w:tc>
           <w:tcPr>
-            <w:tcW w:w="3969" w:type="dxa"/>
+            <w:tcW w:w="1292" w:type="dxa"/>
             <w:tcBorders>
               <w:top w:val="single" w:sz="6" w:space="0" w:color="auto"/>
               <w:left w:val="single" w:sz="6" w:space="0" w:color="auto"/>
@@ -2909,7 +2879,6 @@
               </w:rPr>
               <w:t xml:space="preserve"> </w:t>
             </w:r>
-            <w:proofErr w:type="gramStart"/>
             <w:r>
               <w:rPr>
                 <w:rFonts w:ascii="Calibri" w:eastAsiaTheme="minorEastAsia" w:hAnsi="Calibri" w:cs="Calibri"/>
@@ -2944,9 +2913,9 @@
                 <w:szCs w:val="20"/>
                 <w:lang w:val="en-GB"/>
               </w:rPr>
-              <w:t>Ethical</w:t>
-            </w:r>
-            <w:proofErr w:type="gramEnd"/>
+              <w:t xml:space="preserve">Ethical and </w:t>
+            </w:r>
+            <w:proofErr w:type="spellStart"/>
             <w:r>
               <w:rPr>
                 <w:rFonts w:ascii="Calibri" w:eastAsiaTheme="minorEastAsia" w:hAnsi="Calibri" w:cs="Calibri"/>
@@ -2954,9 +2923,9 @@
                 <w:szCs w:val="20"/>
                 <w:lang w:val="en-GB"/>
               </w:rPr>
-              <w:t xml:space="preserve"> and </w:t>
-            </w:r>
-            <w:proofErr w:type="spellStart"/>
+              <w:t>philosophyical</w:t>
+            </w:r>
+            <w:proofErr w:type="spellEnd"/>
             <w:r>
               <w:rPr>
                 <w:rFonts w:ascii="Calibri" w:eastAsiaTheme="minorEastAsia" w:hAnsi="Calibri" w:cs="Calibri"/>
@@ -2964,23 +2933,13 @@
                 <w:szCs w:val="20"/>
                 <w:lang w:val="en-GB"/>
               </w:rPr>
-              <w:t>philosophyical</w:t>
-            </w:r>
-            <w:proofErr w:type="spellEnd"/>
-            <w:r>
-              <w:rPr>
-                <w:rFonts w:ascii="Calibri" w:eastAsiaTheme="minorEastAsia" w:hAnsi="Calibri" w:cs="Calibri"/>
-                <w:sz w:val="20"/>
-                <w:szCs w:val="20"/>
-                <w:lang w:val="en-GB"/>
-              </w:rPr>
               <w:t xml:space="preserve"> context of research. </w:t>
             </w:r>
           </w:p>
         </w:tc>
         <w:tc>
           <w:tcPr>
-            <w:tcW w:w="3969" w:type="dxa"/>
+            <w:tcW w:w="1292" w:type="dxa"/>
             <w:tcBorders>
               <w:top w:val="single" w:sz="6" w:space="0" w:color="auto"/>
               <w:left w:val="single" w:sz="6" w:space="0" w:color="auto"/>
@@ -3275,7 +3234,7 @@
         </w:tc>
         <w:tc>
           <w:tcPr>
-            <w:tcW w:w="3969" w:type="dxa"/>
+            <w:tcW w:w="1292" w:type="dxa"/>
             <w:tcBorders>
               <w:top w:val="single" w:sz="6" w:space="0" w:color="auto"/>
               <w:left w:val="single" w:sz="6" w:space="0" w:color="auto"/>
@@ -3555,7 +3514,7 @@
         </w:tc>
         <w:tc>
           <w:tcPr>
-            <w:tcW w:w="3969" w:type="dxa"/>
+            <w:tcW w:w="1292" w:type="dxa"/>
             <w:tcBorders>
               <w:top w:val="single" w:sz="6" w:space="0" w:color="auto"/>
               <w:left w:val="single" w:sz="6" w:space="0" w:color="auto"/>
@@ -3779,7 +3738,7 @@
         </w:tc>
         <w:tc>
           <w:tcPr>
-            <w:tcW w:w="3969" w:type="dxa"/>
+            <w:tcW w:w="1292" w:type="dxa"/>
             <w:tcBorders>
               <w:top w:val="single" w:sz="6" w:space="0" w:color="auto"/>
               <w:left w:val="single" w:sz="6" w:space="0" w:color="auto"/>
@@ -3810,12 +3769,12 @@
       </w:pPr>
     </w:p>
     <w:sectPr>
-      <w:headerReference w:type="even" r:id="rId15"/>
-      <w:headerReference w:type="default" r:id="rId16"/>
-      <w:footerReference w:type="even" r:id="rId17"/>
-      <w:footerReference w:type="default" r:id="rId18"/>
-      <w:headerReference w:type="first" r:id="rId19"/>
-      <w:footerReference w:type="first" r:id="rId20"/>
+      <w:headerReference w:type="even" r:id="rId11"/>
+      <w:headerReference w:type="default" r:id="rId12"/>
+      <w:footerReference w:type="even" r:id="rId13"/>
+      <w:footerReference w:type="default" r:id="rId14"/>
+      <w:headerReference w:type="first" r:id="rId15"/>
+      <w:footerReference w:type="first" r:id="rId16"/>
       <w:pgSz w:w="23811" w:h="16838" w:orient="landscape" w:code="8"/>
       <w:pgMar w:top="1440" w:right="1440" w:bottom="1440" w:left="1440" w:header="708" w:footer="708" w:gutter="0"/>
       <w:cols w:space="708"/>
@@ -3825,66 +3784,8 @@
 </w:document>
 </file>
 
-<file path=word/comments.xml><?xml version="1.0" encoding="utf-8"?>
-<w:comments xmlns:wpc="http://schemas.microsoft.com/office/word/2010/wordprocessingCanvas" xmlns:cx="http://schemas.microsoft.com/office/drawing/2014/chartex" xmlns:cx1="http://schemas.microsoft.com/office/drawing/2015/9/8/chartex" xmlns:cx2="http://schemas.microsoft.com/office/drawing/2015/10/21/chartex" xmlns:cx3="http://schemas.microsoft.com/office/drawing/2016/5/9/chartex" xmlns:cx4="http://schemas.microsoft.com/office/drawing/2016/5/10/chartex" xmlns:cx5="http://schemas.microsoft.com/office/drawing/2016/5/11/chartex" xmlns:cx6="http://schemas.microsoft.com/office/drawing/2016/5/12/chartex" xmlns:cx7="http://schemas.microsoft.com/office/drawing/2016/5/13/chartex" xmlns:cx8="http://schemas.microsoft.com/office/drawing/2016/5/14/chartex" xmlns:mc="http://schemas.openxmlformats.org/markup-compatibility/2006" xmlns:aink="http://schemas.microsoft.com/office/drawing/2016/ink" xmlns:am3d="http://schemas.microsoft.com/office/drawing/2017/model3d" xmlns:o="urn:schemas-microsoft-com:office:office" xmlns:oel="http://schemas.microsoft.com/office/2019/extlst" xmlns:r="http://schemas.openxmlformats.org/officeDocument/2006/relationships" xmlns:m="http://schemas.openxmlformats.org/officeDocument/2006/math" xmlns:v="urn:schemas-microsoft-com:vml" xmlns:wp14="http://schemas.microsoft.com/office/word/2010/wordprocessingDrawing" xmlns:wp="http://schemas.openxmlformats.org/drawingml/2006/wordprocessingDrawing" xmlns:w10="urn:schemas-microsoft-com:office:word" xmlns:w="http://schemas.openxmlformats.org/wordprocessingml/2006/main" xmlns:w14="http://schemas.microsoft.com/office/word/2010/wordml" xmlns:w15="http://schemas.microsoft.com/office/word/2012/wordml" xmlns:w16cex="http://schemas.microsoft.com/office/word/2018/wordml/cex" xmlns:w16cid="http://schemas.microsoft.com/office/word/2016/wordml/cid" xmlns:w16="http://schemas.microsoft.com/office/word/2018/wordml" xmlns:w16sdtdh="http://schemas.microsoft.com/office/word/2020/wordml/sdtdatahash" xmlns:w16se="http://schemas.microsoft.com/office/word/2015/wordml/symex" xmlns:wpg="http://schemas.microsoft.com/office/word/2010/wordprocessingGroup" xmlns:wpi="http://schemas.microsoft.com/office/word/2010/wordprocessingInk" xmlns:wne="http://schemas.microsoft.com/office/word/2006/wordml" xmlns:wps="http://schemas.microsoft.com/office/word/2010/wordprocessingShape" mc:Ignorable="w14 w15 w16se w16cid w16 w16cex w16sdtdh wp14">
-  <w:comment w:id="0" w:author="Johanna Colgrove" w:date="2023-11-03T12:02:00Z" w:initials="JC">
-    <w:p>
-      <w:pPr>
-        <w:pStyle w:val="CommentText"/>
-      </w:pPr>
-      <w:r>
-        <w:t xml:space="preserve">I don't know that the communicate criteria shows up at all in their journal. </w:t>
-      </w:r>
-      <w:r>
-        <w:rPr>
-          <w:rStyle w:val="CommentReference"/>
-        </w:rPr>
-        <w:annotationRef/>
-      </w:r>
-    </w:p>
-  </w:comment>
-  <w:comment w:id="1" w:author="Martijn Wackers" w:date="2023-11-08T15:44:00Z" w:initials="MW">
-    <w:p>
-      <w:pPr>
-        <w:pStyle w:val="CommentText"/>
-      </w:pPr>
-      <w:r>
-        <w:t>Indeed, maybe we should leave this out. Students need to be able to reflect on their communication skills in the critical thinking journal, but I think that is also captured by the criteria under 'Reflect' (be it a bit more broadly)</w:t>
-      </w:r>
-      <w:r>
-        <w:rPr>
-          <w:rStyle w:val="CommentReference"/>
-        </w:rPr>
-        <w:annotationRef/>
-      </w:r>
-    </w:p>
-  </w:comment>
-</w:comments>
-</file>
-
-<file path=word/commentsExtended.xml><?xml version="1.0" encoding="utf-8"?>
-<w15:commentsEx xmlns:wpc="http://schemas.microsoft.com/office/word/2010/wordprocessingCanvas" xmlns:cx="http://schemas.microsoft.com/office/drawing/2014/chartex" xmlns:cx1="http://schemas.microsoft.com/office/drawing/2015/9/8/chartex" xmlns:cx2="http://schemas.microsoft.com/office/drawing/2015/10/21/chartex" xmlns:cx3="http://schemas.microsoft.com/office/drawing/2016/5/9/chartex" xmlns:cx4="http://schemas.microsoft.com/office/drawing/2016/5/10/chartex" xmlns:cx5="http://schemas.microsoft.com/office/drawing/2016/5/11/chartex" xmlns:cx6="http://schemas.microsoft.com/office/drawing/2016/5/12/chartex" xmlns:cx7="http://schemas.microsoft.com/office/drawing/2016/5/13/chartex" xmlns:cx8="http://schemas.microsoft.com/office/drawing/2016/5/14/chartex" xmlns:mc="http://schemas.openxmlformats.org/markup-compatibility/2006" xmlns:aink="http://schemas.microsoft.com/office/drawing/2016/ink" xmlns:am3d="http://schemas.microsoft.com/office/drawing/2017/model3d" xmlns:o="urn:schemas-microsoft-com:office:office" xmlns:oel="http://schemas.microsoft.com/office/2019/extlst" xmlns:r="http://schemas.openxmlformats.org/officeDocument/2006/relationships" xmlns:m="http://schemas.openxmlformats.org/officeDocument/2006/math" xmlns:v="urn:schemas-microsoft-com:vml" xmlns:wp14="http://schemas.microsoft.com/office/word/2010/wordprocessingDrawing" xmlns:wp="http://schemas.openxmlformats.org/drawingml/2006/wordprocessingDrawing" xmlns:w10="urn:schemas-microsoft-com:office:word" xmlns:w="http://schemas.openxmlformats.org/wordprocessingml/2006/main" xmlns:w14="http://schemas.microsoft.com/office/word/2010/wordml" xmlns:w15="http://schemas.microsoft.com/office/word/2012/wordml" xmlns:w16cex="http://schemas.microsoft.com/office/word/2018/wordml/cex" xmlns:w16cid="http://schemas.microsoft.com/office/word/2016/wordml/cid" xmlns:w16="http://schemas.microsoft.com/office/word/2018/wordml" xmlns:w16sdtdh="http://schemas.microsoft.com/office/word/2020/wordml/sdtdatahash" xmlns:w16se="http://schemas.microsoft.com/office/word/2015/wordml/symex" xmlns:wpg="http://schemas.microsoft.com/office/word/2010/wordprocessingGroup" xmlns:wpi="http://schemas.microsoft.com/office/word/2010/wordprocessingInk" xmlns:wne="http://schemas.microsoft.com/office/word/2006/wordml" xmlns:wps="http://schemas.microsoft.com/office/word/2010/wordprocessingShape" mc:Ignorable="w14 w15 w16se w16cid w16 w16cex w16sdtdh wp14">
-  <w15:commentEx w15:paraId="7BBEAD2C" w15:done="0"/>
-  <w15:commentEx w15:paraId="54414844" w15:paraIdParent="7BBEAD2C" w15:done="0"/>
-</w15:commentsEx>
-</file>
-
-<file path=word/commentsExtensible.xml><?xml version="1.0" encoding="utf-8"?>
-<w16cex:commentsExtensible xmlns:wpc="http://schemas.microsoft.com/office/word/2010/wordprocessingCanvas" xmlns:cx="http://schemas.microsoft.com/office/drawing/2014/chartex" xmlns:cx1="http://schemas.microsoft.com/office/drawing/2015/9/8/chartex" xmlns:cx2="http://schemas.microsoft.com/office/drawing/2015/10/21/chartex" xmlns:cx3="http://schemas.microsoft.com/office/drawing/2016/5/9/chartex" xmlns:cx4="http://schemas.microsoft.com/office/drawing/2016/5/10/chartex" xmlns:cx5="http://schemas.microsoft.com/office/drawing/2016/5/11/chartex" xmlns:cx6="http://schemas.microsoft.com/office/drawing/2016/5/12/chartex" xmlns:cx7="http://schemas.microsoft.com/office/drawing/2016/5/13/chartex" xmlns:cx8="http://schemas.microsoft.com/office/drawing/2016/5/14/chartex" xmlns:mc="http://schemas.openxmlformats.org/markup-compatibility/2006" xmlns:aink="http://schemas.microsoft.com/office/drawing/2016/ink" xmlns:am3d="http://schemas.microsoft.com/office/drawing/2017/model3d" xmlns:o="urn:schemas-microsoft-com:office:office" xmlns:oel="http://schemas.microsoft.com/office/2019/extlst" xmlns:r="http://schemas.openxmlformats.org/officeDocument/2006/relationships" xmlns:m="http://schemas.openxmlformats.org/officeDocument/2006/math" xmlns:v="urn:schemas-microsoft-com:vml" xmlns:wp14="http://schemas.microsoft.com/office/word/2010/wordprocessingDrawing" xmlns:wp="http://schemas.openxmlformats.org/drawingml/2006/wordprocessingDrawing" xmlns:w10="urn:schemas-microsoft-com:office:word" xmlns:w="http://schemas.openxmlformats.org/wordprocessingml/2006/main" xmlns:w14="http://schemas.microsoft.com/office/word/2010/wordml" xmlns:w15="http://schemas.microsoft.com/office/word/2012/wordml" xmlns:w16cex="http://schemas.microsoft.com/office/word/2018/wordml/cex" xmlns:w16cid="http://schemas.microsoft.com/office/word/2016/wordml/cid" xmlns:w16="http://schemas.microsoft.com/office/word/2018/wordml" xmlns:w16sdtdh="http://schemas.microsoft.com/office/word/2020/wordml/sdtdatahash" xmlns:w16se="http://schemas.microsoft.com/office/word/2015/wordml/symex" xmlns:wpg="http://schemas.microsoft.com/office/word/2010/wordprocessingGroup" xmlns:wpi="http://schemas.microsoft.com/office/word/2010/wordprocessingInk" xmlns:wne="http://schemas.microsoft.com/office/word/2006/wordml" xmlns:wps="http://schemas.microsoft.com/office/word/2010/wordprocessingShape" mc:Ignorable="w14 w15 w16se w16cid w16 w16cex w16sdtdh wp14">
-  <w16cex:commentExtensible w16cex:durableId="4759D36C" w16cex:dateUtc="2023-11-03T11:02:00Z"/>
-  <w16cex:commentExtensible w16cex:durableId="5C2284DD" w16cex:dateUtc="2023-11-08T14:44:00Z"/>
-</w16cex:commentsExtensible>
-</file>
-
-<file path=word/commentsIds.xml><?xml version="1.0" encoding="utf-8"?>
-<w16cid:commentsIds xmlns:wpc="http://schemas.microsoft.com/office/word/2010/wordprocessingCanvas" xmlns:cx="http://schemas.microsoft.com/office/drawing/2014/chartex" xmlns:cx1="http://schemas.microsoft.com/office/drawing/2015/9/8/chartex" xmlns:cx2="http://schemas.microsoft.com/office/drawing/2015/10/21/chartex" xmlns:cx3="http://schemas.microsoft.com/office/drawing/2016/5/9/chartex" xmlns:cx4="http://schemas.microsoft.com/office/drawing/2016/5/10/chartex" xmlns:cx5="http://schemas.microsoft.com/office/drawing/2016/5/11/chartex" xmlns:cx6="http://schemas.microsoft.com/office/drawing/2016/5/12/chartex" xmlns:cx7="http://schemas.microsoft.com/office/drawing/2016/5/13/chartex" xmlns:cx8="http://schemas.microsoft.com/office/drawing/2016/5/14/chartex" xmlns:mc="http://schemas.openxmlformats.org/markup-compatibility/2006" xmlns:aink="http://schemas.microsoft.com/office/drawing/2016/ink" xmlns:am3d="http://schemas.microsoft.com/office/drawing/2017/model3d" xmlns:o="urn:schemas-microsoft-com:office:office" xmlns:oel="http://schemas.microsoft.com/office/2019/extlst" xmlns:r="http://schemas.openxmlformats.org/officeDocument/2006/relationships" xmlns:m="http://schemas.openxmlformats.org/officeDocument/2006/math" xmlns:v="urn:schemas-microsoft-com:vml" xmlns:wp14="http://schemas.microsoft.com/office/word/2010/wordprocessingDrawing" xmlns:wp="http://schemas.openxmlformats.org/drawingml/2006/wordprocessingDrawing" xmlns:w10="urn:schemas-microsoft-com:office:word" xmlns:w="http://schemas.openxmlformats.org/wordprocessingml/2006/main" xmlns:w14="http://schemas.microsoft.com/office/word/2010/wordml" xmlns:w15="http://schemas.microsoft.com/office/word/2012/wordml" xmlns:w16cex="http://schemas.microsoft.com/office/word/2018/wordml/cex" xmlns:w16cid="http://schemas.microsoft.com/office/word/2016/wordml/cid" xmlns:w16="http://schemas.microsoft.com/office/word/2018/wordml" xmlns:w16sdtdh="http://schemas.microsoft.com/office/word/2020/wordml/sdtdatahash" xmlns:w16se="http://schemas.microsoft.com/office/word/2015/wordml/symex" xmlns:wpg="http://schemas.microsoft.com/office/word/2010/wordprocessingGroup" xmlns:wpi="http://schemas.microsoft.com/office/word/2010/wordprocessingInk" xmlns:wne="http://schemas.microsoft.com/office/word/2006/wordml" xmlns:wps="http://schemas.microsoft.com/office/word/2010/wordprocessingShape" mc:Ignorable="w14 w15 w16se w16cid w16 w16cex w16sdtdh wp14">
-  <w16cid:commentId w16cid:paraId="7BBEAD2C" w16cid:durableId="4759D36C"/>
-  <w16cid:commentId w16cid:paraId="54414844" w16cid:durableId="5C2284DD"/>
-</w16cid:commentsIds>
-</file>
-
 <file path=word/endnotes.xml><?xml version="1.0" encoding="utf-8"?>
-<w:endnotes xmlns:wpc="http://schemas.microsoft.com/office/word/2010/wordprocessingCanvas" xmlns:cx="http://schemas.microsoft.com/office/drawing/2014/chartex" xmlns:cx1="http://schemas.microsoft.com/office/drawing/2015/9/8/chartex" xmlns:cx2="http://schemas.microsoft.com/office/drawing/2015/10/21/chartex" xmlns:cx3="http://schemas.microsoft.com/office/drawing/2016/5/9/chartex" xmlns:cx4="http://schemas.microsoft.com/office/drawing/2016/5/10/chartex" xmlns:cx5="http://schemas.microsoft.com/office/drawing/2016/5/11/chartex" xmlns:cx6="http://schemas.microsoft.com/office/drawing/2016/5/12/chartex" xmlns:cx7="http://schemas.microsoft.com/office/drawing/2016/5/13/chartex" xmlns:cx8="http://schemas.microsoft.com/office/drawing/2016/5/14/chartex" xmlns:mc="http://schemas.openxmlformats.org/markup-compatibility/2006" xmlns:aink="http://schemas.microsoft.com/office/drawing/2016/ink" xmlns:am3d="http://schemas.microsoft.com/office/drawing/2017/model3d" xmlns:o="urn:schemas-microsoft-com:office:office" xmlns:oel="http://schemas.microsoft.com/office/2019/extlst" xmlns:r="http://schemas.openxmlformats.org/officeDocument/2006/relationships" xmlns:m="http://schemas.openxmlformats.org/officeDocument/2006/math" xmlns:v="urn:schemas-microsoft-com:vml" xmlns:wp14="http://schemas.microsoft.com/office/word/2010/wordprocessingDrawing" xmlns:wp="http://schemas.openxmlformats.org/drawingml/2006/wordprocessingDrawing" xmlns:w10="urn:schemas-microsoft-com:office:word" xmlns:w="http://schemas.openxmlformats.org/wordprocessingml/2006/main" xmlns:w14="http://schemas.microsoft.com/office/word/2010/wordml" xmlns:w15="http://schemas.microsoft.com/office/word/2012/wordml" xmlns:w16cex="http://schemas.microsoft.com/office/word/2018/wordml/cex" xmlns:w16cid="http://schemas.microsoft.com/office/word/2016/wordml/cid" xmlns:w16="http://schemas.microsoft.com/office/word/2018/wordml" xmlns:w16sdtdh="http://schemas.microsoft.com/office/word/2020/wordml/sdtdatahash" xmlns:w16se="http://schemas.microsoft.com/office/word/2015/wordml/symex" xmlns:wpg="http://schemas.microsoft.com/office/word/2010/wordprocessingGroup" xmlns:wpi="http://schemas.microsoft.com/office/word/2010/wordprocessingInk" xmlns:wne="http://schemas.microsoft.com/office/word/2006/wordml" xmlns:wps="http://schemas.microsoft.com/office/word/2010/wordprocessingShape" mc:Ignorable="w14 w15 w16se w16cid w16 w16cex w16sdtdh wp14">
+<w:endnotes xmlns:wpc="http://schemas.microsoft.com/office/word/2010/wordprocessingCanvas" xmlns:cx="http://schemas.microsoft.com/office/drawing/2014/chartex" xmlns:cx1="http://schemas.microsoft.com/office/drawing/2015/9/8/chartex" xmlns:cx2="http://schemas.microsoft.com/office/drawing/2015/10/21/chartex" xmlns:cx3="http://schemas.microsoft.com/office/drawing/2016/5/9/chartex" xmlns:cx4="http://schemas.microsoft.com/office/drawing/2016/5/10/chartex" xmlns:cx5="http://schemas.microsoft.com/office/drawing/2016/5/11/chartex" xmlns:cx6="http://schemas.microsoft.com/office/drawing/2016/5/12/chartex" xmlns:cx7="http://schemas.microsoft.com/office/drawing/2016/5/13/chartex" xmlns:cx8="http://schemas.microsoft.com/office/drawing/2016/5/14/chartex" xmlns:mc="http://schemas.openxmlformats.org/markup-compatibility/2006" xmlns:aink="http://schemas.microsoft.com/office/drawing/2016/ink" xmlns:am3d="http://schemas.microsoft.com/office/drawing/2017/model3d" xmlns:o="urn:schemas-microsoft-com:office:office" xmlns:oel="http://schemas.microsoft.com/office/2019/extlst" xmlns:r="http://schemas.openxmlformats.org/officeDocument/2006/relationships" xmlns:m="http://schemas.openxmlformats.org/officeDocument/2006/math" xmlns:v="urn:schemas-microsoft-com:vml" xmlns:wp14="http://schemas.microsoft.com/office/word/2010/wordprocessingDrawing" xmlns:wp="http://schemas.openxmlformats.org/drawingml/2006/wordprocessingDrawing" xmlns:w10="urn:schemas-microsoft-com:office:word" xmlns:w="http://schemas.openxmlformats.org/wordprocessingml/2006/main" xmlns:w14="http://schemas.microsoft.com/office/word/2010/wordml" xmlns:w15="http://schemas.microsoft.com/office/word/2012/wordml" xmlns:w16cex="http://schemas.microsoft.com/office/word/2018/wordml/cex" xmlns:w16cid="http://schemas.microsoft.com/office/word/2016/wordml/cid" xmlns:w16="http://schemas.microsoft.com/office/word/2018/wordml" xmlns:w16du="http://schemas.microsoft.com/office/word/2023/wordml/word16du" xmlns:w16sdtdh="http://schemas.microsoft.com/office/word/2020/wordml/sdtdatahash" xmlns:w16se="http://schemas.microsoft.com/office/word/2015/wordml/symex" xmlns:wpg="http://schemas.microsoft.com/office/word/2010/wordprocessingGroup" xmlns:wpi="http://schemas.microsoft.com/office/word/2010/wordprocessingInk" xmlns:wne="http://schemas.microsoft.com/office/word/2006/wordml" xmlns:wps="http://schemas.microsoft.com/office/word/2010/wordprocessingShape" mc:Ignorable="w14 w15 w16se w16cid w16 w16cex w16sdtdh w16du wp14">
   <w:endnote w:type="separator" w:id="-1">
     <w:p>
       <w:pPr>
@@ -3909,7 +3810,7 @@
 </file>
 
 <file path=word/footer1.xml><?xml version="1.0" encoding="utf-8"?>
-<w:ftr xmlns:wpc="http://schemas.microsoft.com/office/word/2010/wordprocessingCanvas" xmlns:cx="http://schemas.microsoft.com/office/drawing/2014/chartex" xmlns:cx1="http://schemas.microsoft.com/office/drawing/2015/9/8/chartex" xmlns:cx2="http://schemas.microsoft.com/office/drawing/2015/10/21/chartex" xmlns:cx3="http://schemas.microsoft.com/office/drawing/2016/5/9/chartex" xmlns:cx4="http://schemas.microsoft.com/office/drawing/2016/5/10/chartex" xmlns:cx5="http://schemas.microsoft.com/office/drawing/2016/5/11/chartex" xmlns:cx6="http://schemas.microsoft.com/office/drawing/2016/5/12/chartex" xmlns:cx7="http://schemas.microsoft.com/office/drawing/2016/5/13/chartex" xmlns:cx8="http://schemas.microsoft.com/office/drawing/2016/5/14/chartex" xmlns:mc="http://schemas.openxmlformats.org/markup-compatibility/2006" xmlns:aink="http://schemas.microsoft.com/office/drawing/2016/ink" xmlns:am3d="http://schemas.microsoft.com/office/drawing/2017/model3d" xmlns:o="urn:schemas-microsoft-com:office:office" xmlns:oel="http://schemas.microsoft.com/office/2019/extlst" xmlns:r="http://schemas.openxmlformats.org/officeDocument/2006/relationships" xmlns:m="http://schemas.openxmlformats.org/officeDocument/2006/math" xmlns:v="urn:schemas-microsoft-com:vml" xmlns:wp14="http://schemas.microsoft.com/office/word/2010/wordprocessingDrawing" xmlns:wp="http://schemas.openxmlformats.org/drawingml/2006/wordprocessingDrawing" xmlns:w10="urn:schemas-microsoft-com:office:word" xmlns:w="http://schemas.openxmlformats.org/wordprocessingml/2006/main" xmlns:w14="http://schemas.microsoft.com/office/word/2010/wordml" xmlns:w15="http://schemas.microsoft.com/office/word/2012/wordml" xmlns:w16cex="http://schemas.microsoft.com/office/word/2018/wordml/cex" xmlns:w16cid="http://schemas.microsoft.com/office/word/2016/wordml/cid" xmlns:w16="http://schemas.microsoft.com/office/word/2018/wordml" xmlns:w16sdtdh="http://schemas.microsoft.com/office/word/2020/wordml/sdtdatahash" xmlns:w16se="http://schemas.microsoft.com/office/word/2015/wordml/symex" xmlns:wpg="http://schemas.microsoft.com/office/word/2010/wordprocessingGroup" xmlns:wpi="http://schemas.microsoft.com/office/word/2010/wordprocessingInk" xmlns:wne="http://schemas.microsoft.com/office/word/2006/wordml" xmlns:wps="http://schemas.microsoft.com/office/word/2010/wordprocessingShape" mc:Ignorable="w14 w15 w16se w16cid w16 w16cex w16sdtdh wp14">
+<w:ftr xmlns:wpc="http://schemas.microsoft.com/office/word/2010/wordprocessingCanvas" xmlns:cx="http://schemas.microsoft.com/office/drawing/2014/chartex" xmlns:cx1="http://schemas.microsoft.com/office/drawing/2015/9/8/chartex" xmlns:cx2="http://schemas.microsoft.com/office/drawing/2015/10/21/chartex" xmlns:cx3="http://schemas.microsoft.com/office/drawing/2016/5/9/chartex" xmlns:cx4="http://schemas.microsoft.com/office/drawing/2016/5/10/chartex" xmlns:cx5="http://schemas.microsoft.com/office/drawing/2016/5/11/chartex" xmlns:cx6="http://schemas.microsoft.com/office/drawing/2016/5/12/chartex" xmlns:cx7="http://schemas.microsoft.com/office/drawing/2016/5/13/chartex" xmlns:cx8="http://schemas.microsoft.com/office/drawing/2016/5/14/chartex" xmlns:mc="http://schemas.openxmlformats.org/markup-compatibility/2006" xmlns:aink="http://schemas.microsoft.com/office/drawing/2016/ink" xmlns:am3d="http://schemas.microsoft.com/office/drawing/2017/model3d" xmlns:o="urn:schemas-microsoft-com:office:office" xmlns:oel="http://schemas.microsoft.com/office/2019/extlst" xmlns:r="http://schemas.openxmlformats.org/officeDocument/2006/relationships" xmlns:m="http://schemas.openxmlformats.org/officeDocument/2006/math" xmlns:v="urn:schemas-microsoft-com:vml" xmlns:wp14="http://schemas.microsoft.com/office/word/2010/wordprocessingDrawing" xmlns:wp="http://schemas.openxmlformats.org/drawingml/2006/wordprocessingDrawing" xmlns:w10="urn:schemas-microsoft-com:office:word" xmlns:w="http://schemas.openxmlformats.org/wordprocessingml/2006/main" xmlns:w14="http://schemas.microsoft.com/office/word/2010/wordml" xmlns:w15="http://schemas.microsoft.com/office/word/2012/wordml" xmlns:w16cex="http://schemas.microsoft.com/office/word/2018/wordml/cex" xmlns:w16cid="http://schemas.microsoft.com/office/word/2016/wordml/cid" xmlns:w16="http://schemas.microsoft.com/office/word/2018/wordml" xmlns:w16du="http://schemas.microsoft.com/office/word/2023/wordml/word16du" xmlns:w16sdtdh="http://schemas.microsoft.com/office/word/2020/wordml/sdtdatahash" xmlns:w16se="http://schemas.microsoft.com/office/word/2015/wordml/symex" xmlns:wpg="http://schemas.microsoft.com/office/word/2010/wordprocessingGroup" xmlns:wpi="http://schemas.microsoft.com/office/word/2010/wordprocessingInk" xmlns:wne="http://schemas.microsoft.com/office/word/2006/wordml" xmlns:wps="http://schemas.microsoft.com/office/word/2010/wordprocessingShape" mc:Ignorable="w14 w15 w16se w16cid w16 w16cex w16sdtdh w16du wp14">
   <w:p>
     <w:pPr>
       <w:pStyle w:val="Footer"/>
@@ -3919,7 +3820,7 @@
 </file>
 
 <file path=word/footer2.xml><?xml version="1.0" encoding="utf-8"?>
-<w:ftr xmlns:wpc="http://schemas.microsoft.com/office/word/2010/wordprocessingCanvas" xmlns:cx="http://schemas.microsoft.com/office/drawing/2014/chartex" xmlns:cx1="http://schemas.microsoft.com/office/drawing/2015/9/8/chartex" xmlns:cx2="http://schemas.microsoft.com/office/drawing/2015/10/21/chartex" xmlns:cx3="http://schemas.microsoft.com/office/drawing/2016/5/9/chartex" xmlns:cx4="http://schemas.microsoft.com/office/drawing/2016/5/10/chartex" xmlns:cx5="http://schemas.microsoft.com/office/drawing/2016/5/11/chartex" xmlns:cx6="http://schemas.microsoft.com/office/drawing/2016/5/12/chartex" xmlns:cx7="http://schemas.microsoft.com/office/drawing/2016/5/13/chartex" xmlns:cx8="http://schemas.microsoft.com/office/drawing/2016/5/14/chartex" xmlns:mc="http://schemas.openxmlformats.org/markup-compatibility/2006" xmlns:aink="http://schemas.microsoft.com/office/drawing/2016/ink" xmlns:am3d="http://schemas.microsoft.com/office/drawing/2017/model3d" xmlns:o="urn:schemas-microsoft-com:office:office" xmlns:oel="http://schemas.microsoft.com/office/2019/extlst" xmlns:r="http://schemas.openxmlformats.org/officeDocument/2006/relationships" xmlns:m="http://schemas.openxmlformats.org/officeDocument/2006/math" xmlns:v="urn:schemas-microsoft-com:vml" xmlns:wp14="http://schemas.microsoft.com/office/word/2010/wordprocessingDrawing" xmlns:wp="http://schemas.openxmlformats.org/drawingml/2006/wordprocessingDrawing" xmlns:w10="urn:schemas-microsoft-com:office:word" xmlns:w="http://schemas.openxmlformats.org/wordprocessingml/2006/main" xmlns:w14="http://schemas.microsoft.com/office/word/2010/wordml" xmlns:w15="http://schemas.microsoft.com/office/word/2012/wordml" xmlns:w16cex="http://schemas.microsoft.com/office/word/2018/wordml/cex" xmlns:w16cid="http://schemas.microsoft.com/office/word/2016/wordml/cid" xmlns:w16="http://schemas.microsoft.com/office/word/2018/wordml" xmlns:w16sdtdh="http://schemas.microsoft.com/office/word/2020/wordml/sdtdatahash" xmlns:w16se="http://schemas.microsoft.com/office/word/2015/wordml/symex" xmlns:wpg="http://schemas.microsoft.com/office/word/2010/wordprocessingGroup" xmlns:wpi="http://schemas.microsoft.com/office/word/2010/wordprocessingInk" xmlns:wne="http://schemas.microsoft.com/office/word/2006/wordml" xmlns:wps="http://schemas.microsoft.com/office/word/2010/wordprocessingShape" mc:Ignorable="w14 w15 w16se w16cid w16 w16cex w16sdtdh wp14">
+<w:ftr xmlns:wpc="http://schemas.microsoft.com/office/word/2010/wordprocessingCanvas" xmlns:cx="http://schemas.microsoft.com/office/drawing/2014/chartex" xmlns:cx1="http://schemas.microsoft.com/office/drawing/2015/9/8/chartex" xmlns:cx2="http://schemas.microsoft.com/office/drawing/2015/10/21/chartex" xmlns:cx3="http://schemas.microsoft.com/office/drawing/2016/5/9/chartex" xmlns:cx4="http://schemas.microsoft.com/office/drawing/2016/5/10/chartex" xmlns:cx5="http://schemas.microsoft.com/office/drawing/2016/5/11/chartex" xmlns:cx6="http://schemas.microsoft.com/office/drawing/2016/5/12/chartex" xmlns:cx7="http://schemas.microsoft.com/office/drawing/2016/5/13/chartex" xmlns:cx8="http://schemas.microsoft.com/office/drawing/2016/5/14/chartex" xmlns:mc="http://schemas.openxmlformats.org/markup-compatibility/2006" xmlns:aink="http://schemas.microsoft.com/office/drawing/2016/ink" xmlns:am3d="http://schemas.microsoft.com/office/drawing/2017/model3d" xmlns:o="urn:schemas-microsoft-com:office:office" xmlns:oel="http://schemas.microsoft.com/office/2019/extlst" xmlns:r="http://schemas.openxmlformats.org/officeDocument/2006/relationships" xmlns:m="http://schemas.openxmlformats.org/officeDocument/2006/math" xmlns:v="urn:schemas-microsoft-com:vml" xmlns:wp14="http://schemas.microsoft.com/office/word/2010/wordprocessingDrawing" xmlns:wp="http://schemas.openxmlformats.org/drawingml/2006/wordprocessingDrawing" xmlns:w10="urn:schemas-microsoft-com:office:word" xmlns:w="http://schemas.openxmlformats.org/wordprocessingml/2006/main" xmlns:w14="http://schemas.microsoft.com/office/word/2010/wordml" xmlns:w15="http://schemas.microsoft.com/office/word/2012/wordml" xmlns:w16cex="http://schemas.microsoft.com/office/word/2018/wordml/cex" xmlns:w16cid="http://schemas.microsoft.com/office/word/2016/wordml/cid" xmlns:w16="http://schemas.microsoft.com/office/word/2018/wordml" xmlns:w16du="http://schemas.microsoft.com/office/word/2023/wordml/word16du" xmlns:w16sdtdh="http://schemas.microsoft.com/office/word/2020/wordml/sdtdatahash" xmlns:w16se="http://schemas.microsoft.com/office/word/2015/wordml/symex" xmlns:wpg="http://schemas.microsoft.com/office/word/2010/wordprocessingGroup" xmlns:wpi="http://schemas.microsoft.com/office/word/2010/wordprocessingInk" xmlns:wne="http://schemas.microsoft.com/office/word/2006/wordml" xmlns:wps="http://schemas.microsoft.com/office/word/2010/wordprocessingShape" mc:Ignorable="w14 w15 w16se w16cid w16 w16cex w16sdtdh w16du wp14">
   <w:p>
     <w:pPr>
       <w:pStyle w:val="Footer"/>
@@ -3929,7 +3830,7 @@
 </file>
 
 <file path=word/footer3.xml><?xml version="1.0" encoding="utf-8"?>
-<w:ftr xmlns:wpc="http://schemas.microsoft.com/office/word/2010/wordprocessingCanvas" xmlns:cx="http://schemas.microsoft.com/office/drawing/2014/chartex" xmlns:cx1="http://schemas.microsoft.com/office/drawing/2015/9/8/chartex" xmlns:cx2="http://schemas.microsoft.com/office/drawing/2015/10/21/chartex" xmlns:cx3="http://schemas.microsoft.com/office/drawing/2016/5/9/chartex" xmlns:cx4="http://schemas.microsoft.com/office/drawing/2016/5/10/chartex" xmlns:cx5="http://schemas.microsoft.com/office/drawing/2016/5/11/chartex" xmlns:cx6="http://schemas.microsoft.com/office/drawing/2016/5/12/chartex" xmlns:cx7="http://schemas.microsoft.com/office/drawing/2016/5/13/chartex" xmlns:cx8="http://schemas.microsoft.com/office/drawing/2016/5/14/chartex" xmlns:mc="http://schemas.openxmlformats.org/markup-compatibility/2006" xmlns:aink="http://schemas.microsoft.com/office/drawing/2016/ink" xmlns:am3d="http://schemas.microsoft.com/office/drawing/2017/model3d" xmlns:o="urn:schemas-microsoft-com:office:office" xmlns:oel="http://schemas.microsoft.com/office/2019/extlst" xmlns:r="http://schemas.openxmlformats.org/officeDocument/2006/relationships" xmlns:m="http://schemas.openxmlformats.org/officeDocument/2006/math" xmlns:v="urn:schemas-microsoft-com:vml" xmlns:wp14="http://schemas.microsoft.com/office/word/2010/wordprocessingDrawing" xmlns:wp="http://schemas.openxmlformats.org/drawingml/2006/wordprocessingDrawing" xmlns:w10="urn:schemas-microsoft-com:office:word" xmlns:w="http://schemas.openxmlformats.org/wordprocessingml/2006/main" xmlns:w14="http://schemas.microsoft.com/office/word/2010/wordml" xmlns:w15="http://schemas.microsoft.com/office/word/2012/wordml" xmlns:w16cex="http://schemas.microsoft.com/office/word/2018/wordml/cex" xmlns:w16cid="http://schemas.microsoft.com/office/word/2016/wordml/cid" xmlns:w16="http://schemas.microsoft.com/office/word/2018/wordml" xmlns:w16sdtdh="http://schemas.microsoft.com/office/word/2020/wordml/sdtdatahash" xmlns:w16se="http://schemas.microsoft.com/office/word/2015/wordml/symex" xmlns:wpg="http://schemas.microsoft.com/office/word/2010/wordprocessingGroup" xmlns:wpi="http://schemas.microsoft.com/office/word/2010/wordprocessingInk" xmlns:wne="http://schemas.microsoft.com/office/word/2006/wordml" xmlns:wps="http://schemas.microsoft.com/office/word/2010/wordprocessingShape" mc:Ignorable="w14 w15 w16se w16cid w16 w16cex w16sdtdh wp14">
+<w:ftr xmlns:wpc="http://schemas.microsoft.com/office/word/2010/wordprocessingCanvas" xmlns:cx="http://schemas.microsoft.com/office/drawing/2014/chartex" xmlns:cx1="http://schemas.microsoft.com/office/drawing/2015/9/8/chartex" xmlns:cx2="http://schemas.microsoft.com/office/drawing/2015/10/21/chartex" xmlns:cx3="http://schemas.microsoft.com/office/drawing/2016/5/9/chartex" xmlns:cx4="http://schemas.microsoft.com/office/drawing/2016/5/10/chartex" xmlns:cx5="http://schemas.microsoft.com/office/drawing/2016/5/11/chartex" xmlns:cx6="http://schemas.microsoft.com/office/drawing/2016/5/12/chartex" xmlns:cx7="http://schemas.microsoft.com/office/drawing/2016/5/13/chartex" xmlns:cx8="http://schemas.microsoft.com/office/drawing/2016/5/14/chartex" xmlns:mc="http://schemas.openxmlformats.org/markup-compatibility/2006" xmlns:aink="http://schemas.microsoft.com/office/drawing/2016/ink" xmlns:am3d="http://schemas.microsoft.com/office/drawing/2017/model3d" xmlns:o="urn:schemas-microsoft-com:office:office" xmlns:oel="http://schemas.microsoft.com/office/2019/extlst" xmlns:r="http://schemas.openxmlformats.org/officeDocument/2006/relationships" xmlns:m="http://schemas.openxmlformats.org/officeDocument/2006/math" xmlns:v="urn:schemas-microsoft-com:vml" xmlns:wp14="http://schemas.microsoft.com/office/word/2010/wordprocessingDrawing" xmlns:wp="http://schemas.openxmlformats.org/drawingml/2006/wordprocessingDrawing" xmlns:w10="urn:schemas-microsoft-com:office:word" xmlns:w="http://schemas.openxmlformats.org/wordprocessingml/2006/main" xmlns:w14="http://schemas.microsoft.com/office/word/2010/wordml" xmlns:w15="http://schemas.microsoft.com/office/word/2012/wordml" xmlns:w16cex="http://schemas.microsoft.com/office/word/2018/wordml/cex" xmlns:w16cid="http://schemas.microsoft.com/office/word/2016/wordml/cid" xmlns:w16="http://schemas.microsoft.com/office/word/2018/wordml" xmlns:w16du="http://schemas.microsoft.com/office/word/2023/wordml/word16du" xmlns:w16sdtdh="http://schemas.microsoft.com/office/word/2020/wordml/sdtdatahash" xmlns:w16se="http://schemas.microsoft.com/office/word/2015/wordml/symex" xmlns:wpg="http://schemas.microsoft.com/office/word/2010/wordprocessingGroup" xmlns:wpi="http://schemas.microsoft.com/office/word/2010/wordprocessingInk" xmlns:wne="http://schemas.microsoft.com/office/word/2006/wordml" xmlns:wps="http://schemas.microsoft.com/office/word/2010/wordprocessingShape" mc:Ignorable="w14 w15 w16se w16cid w16 w16cex w16sdtdh w16du wp14">
   <w:p>
     <w:pPr>
       <w:pStyle w:val="Footer"/>
@@ -3939,7 +3840,7 @@
 </file>
 
 <file path=word/footnotes.xml><?xml version="1.0" encoding="utf-8"?>
-<w:footnotes xmlns:wpc="http://schemas.microsoft.com/office/word/2010/wordprocessingCanvas" xmlns:cx="http://schemas.microsoft.com/office/drawing/2014/chartex" xmlns:cx1="http://schemas.microsoft.com/office/drawing/2015/9/8/chartex" xmlns:cx2="http://schemas.microsoft.com/office/drawing/2015/10/21/chartex" xmlns:cx3="http://schemas.microsoft.com/office/drawing/2016/5/9/chartex" xmlns:cx4="http://schemas.microsoft.com/office/drawing/2016/5/10/chartex" xmlns:cx5="http://schemas.microsoft.com/office/drawing/2016/5/11/chartex" xmlns:cx6="http://schemas.microsoft.com/office/drawing/2016/5/12/chartex" xmlns:cx7="http://schemas.microsoft.com/office/drawing/2016/5/13/chartex" xmlns:cx8="http://schemas.microsoft.com/office/drawing/2016/5/14/chartex" xmlns:mc="http://schemas.openxmlformats.org/markup-compatibility/2006" xmlns:aink="http://schemas.microsoft.com/office/drawing/2016/ink" xmlns:am3d="http://schemas.microsoft.com/office/drawing/2017/model3d" xmlns:o="urn:schemas-microsoft-com:office:office" xmlns:oel="http://schemas.microsoft.com/office/2019/extlst" xmlns:r="http://schemas.openxmlformats.org/officeDocument/2006/relationships" xmlns:m="http://schemas.openxmlformats.org/officeDocument/2006/math" xmlns:v="urn:schemas-microsoft-com:vml" xmlns:wp14="http://schemas.microsoft.com/office/word/2010/wordprocessingDrawing" xmlns:wp="http://schemas.openxmlformats.org/drawingml/2006/wordprocessingDrawing" xmlns:w10="urn:schemas-microsoft-com:office:word" xmlns:w="http://schemas.openxmlformats.org/wordprocessingml/2006/main" xmlns:w14="http://schemas.microsoft.com/office/word/2010/wordml" xmlns:w15="http://schemas.microsoft.com/office/word/2012/wordml" xmlns:w16cex="http://schemas.microsoft.com/office/word/2018/wordml/cex" xmlns:w16cid="http://schemas.microsoft.com/office/word/2016/wordml/cid" xmlns:w16="http://schemas.microsoft.com/office/word/2018/wordml" xmlns:w16sdtdh="http://schemas.microsoft.com/office/word/2020/wordml/sdtdatahash" xmlns:w16se="http://schemas.microsoft.com/office/word/2015/wordml/symex" xmlns:wpg="http://schemas.microsoft.com/office/word/2010/wordprocessingGroup" xmlns:wpi="http://schemas.microsoft.com/office/word/2010/wordprocessingInk" xmlns:wne="http://schemas.microsoft.com/office/word/2006/wordml" xmlns:wps="http://schemas.microsoft.com/office/word/2010/wordprocessingShape" mc:Ignorable="w14 w15 w16se w16cid w16 w16cex w16sdtdh wp14">
+<w:footnotes xmlns:wpc="http://schemas.microsoft.com/office/word/2010/wordprocessingCanvas" xmlns:cx="http://schemas.microsoft.com/office/drawing/2014/chartex" xmlns:cx1="http://schemas.microsoft.com/office/drawing/2015/9/8/chartex" xmlns:cx2="http://schemas.microsoft.com/office/drawing/2015/10/21/chartex" xmlns:cx3="http://schemas.microsoft.com/office/drawing/2016/5/9/chartex" xmlns:cx4="http://schemas.microsoft.com/office/drawing/2016/5/10/chartex" xmlns:cx5="http://schemas.microsoft.com/office/drawing/2016/5/11/chartex" xmlns:cx6="http://schemas.microsoft.com/office/drawing/2016/5/12/chartex" xmlns:cx7="http://schemas.microsoft.com/office/drawing/2016/5/13/chartex" xmlns:cx8="http://schemas.microsoft.com/office/drawing/2016/5/14/chartex" xmlns:mc="http://schemas.openxmlformats.org/markup-compatibility/2006" xmlns:aink="http://schemas.microsoft.com/office/drawing/2016/ink" xmlns:am3d="http://schemas.microsoft.com/office/drawing/2017/model3d" xmlns:o="urn:schemas-microsoft-com:office:office" xmlns:oel="http://schemas.microsoft.com/office/2019/extlst" xmlns:r="http://schemas.openxmlformats.org/officeDocument/2006/relationships" xmlns:m="http://schemas.openxmlformats.org/officeDocument/2006/math" xmlns:v="urn:schemas-microsoft-com:vml" xmlns:wp14="http://schemas.microsoft.com/office/word/2010/wordprocessingDrawing" xmlns:wp="http://schemas.openxmlformats.org/drawingml/2006/wordprocessingDrawing" xmlns:w10="urn:schemas-microsoft-com:office:word" xmlns:w="http://schemas.openxmlformats.org/wordprocessingml/2006/main" xmlns:w14="http://schemas.microsoft.com/office/word/2010/wordml" xmlns:w15="http://schemas.microsoft.com/office/word/2012/wordml" xmlns:w16cex="http://schemas.microsoft.com/office/word/2018/wordml/cex" xmlns:w16cid="http://schemas.microsoft.com/office/word/2016/wordml/cid" xmlns:w16="http://schemas.microsoft.com/office/word/2018/wordml" xmlns:w16du="http://schemas.microsoft.com/office/word/2023/wordml/word16du" xmlns:w16sdtdh="http://schemas.microsoft.com/office/word/2020/wordml/sdtdatahash" xmlns:w16se="http://schemas.microsoft.com/office/word/2015/wordml/symex" xmlns:wpg="http://schemas.microsoft.com/office/word/2010/wordprocessingGroup" xmlns:wpi="http://schemas.microsoft.com/office/word/2010/wordprocessingInk" xmlns:wne="http://schemas.microsoft.com/office/word/2006/wordml" xmlns:wps="http://schemas.microsoft.com/office/word/2010/wordprocessingShape" mc:Ignorable="w14 w15 w16se w16cid w16 w16cex w16sdtdh w16du wp14">
   <w:footnote w:type="separator" w:id="-1">
     <w:p>
       <w:pPr>
@@ -3964,7 +3865,7 @@
 </file>
 
 <file path=word/header1.xml><?xml version="1.0" encoding="utf-8"?>
-<w:hdr xmlns:wpc="http://schemas.microsoft.com/office/word/2010/wordprocessingCanvas" xmlns:cx="http://schemas.microsoft.com/office/drawing/2014/chartex" xmlns:cx1="http://schemas.microsoft.com/office/drawing/2015/9/8/chartex" xmlns:cx2="http://schemas.microsoft.com/office/drawing/2015/10/21/chartex" xmlns:cx3="http://schemas.microsoft.com/office/drawing/2016/5/9/chartex" xmlns:cx4="http://schemas.microsoft.com/office/drawing/2016/5/10/chartex" xmlns:cx5="http://schemas.microsoft.com/office/drawing/2016/5/11/chartex" xmlns:cx6="http://schemas.microsoft.com/office/drawing/2016/5/12/chartex" xmlns:cx7="http://schemas.microsoft.com/office/drawing/2016/5/13/chartex" xmlns:cx8="http://schemas.microsoft.com/office/drawing/2016/5/14/chartex" xmlns:mc="http://schemas.openxmlformats.org/markup-compatibility/2006" xmlns:aink="http://schemas.microsoft.com/office/drawing/2016/ink" xmlns:am3d="http://schemas.microsoft.com/office/drawing/2017/model3d" xmlns:o="urn:schemas-microsoft-com:office:office" xmlns:oel="http://schemas.microsoft.com/office/2019/extlst" xmlns:r="http://schemas.openxmlformats.org/officeDocument/2006/relationships" xmlns:m="http://schemas.openxmlformats.org/officeDocument/2006/math" xmlns:v="urn:schemas-microsoft-com:vml" xmlns:wp14="http://schemas.microsoft.com/office/word/2010/wordprocessingDrawing" xmlns:wp="http://schemas.openxmlformats.org/drawingml/2006/wordprocessingDrawing" xmlns:w10="urn:schemas-microsoft-com:office:word" xmlns:w="http://schemas.openxmlformats.org/wordprocessingml/2006/main" xmlns:w14="http://schemas.microsoft.com/office/word/2010/wordml" xmlns:w15="http://schemas.microsoft.com/office/word/2012/wordml" xmlns:w16cex="http://schemas.microsoft.com/office/word/2018/wordml/cex" xmlns:w16cid="http://schemas.microsoft.com/office/word/2016/wordml/cid" xmlns:w16="http://schemas.microsoft.com/office/word/2018/wordml" xmlns:w16sdtdh="http://schemas.microsoft.com/office/word/2020/wordml/sdtdatahash" xmlns:w16se="http://schemas.microsoft.com/office/word/2015/wordml/symex" xmlns:wpg="http://schemas.microsoft.com/office/word/2010/wordprocessingGroup" xmlns:wpi="http://schemas.microsoft.com/office/word/2010/wordprocessingInk" xmlns:wne="http://schemas.microsoft.com/office/word/2006/wordml" xmlns:wps="http://schemas.microsoft.com/office/word/2010/wordprocessingShape" mc:Ignorable="w14 w15 w16se w16cid w16 w16cex w16sdtdh wp14">
+<w:hdr xmlns:wpc="http://schemas.microsoft.com/office/word/2010/wordprocessingCanvas" xmlns:cx="http://schemas.microsoft.com/office/drawing/2014/chartex" xmlns:cx1="http://schemas.microsoft.com/office/drawing/2015/9/8/chartex" xmlns:cx2="http://schemas.microsoft.com/office/drawing/2015/10/21/chartex" xmlns:cx3="http://schemas.microsoft.com/office/drawing/2016/5/9/chartex" xmlns:cx4="http://schemas.microsoft.com/office/drawing/2016/5/10/chartex" xmlns:cx5="http://schemas.microsoft.com/office/drawing/2016/5/11/chartex" xmlns:cx6="http://schemas.microsoft.com/office/drawing/2016/5/12/chartex" xmlns:cx7="http://schemas.microsoft.com/office/drawing/2016/5/13/chartex" xmlns:cx8="http://schemas.microsoft.com/office/drawing/2016/5/14/chartex" xmlns:mc="http://schemas.openxmlformats.org/markup-compatibility/2006" xmlns:aink="http://schemas.microsoft.com/office/drawing/2016/ink" xmlns:am3d="http://schemas.microsoft.com/office/drawing/2017/model3d" xmlns:o="urn:schemas-microsoft-com:office:office" xmlns:oel="http://schemas.microsoft.com/office/2019/extlst" xmlns:r="http://schemas.openxmlformats.org/officeDocument/2006/relationships" xmlns:m="http://schemas.openxmlformats.org/officeDocument/2006/math" xmlns:v="urn:schemas-microsoft-com:vml" xmlns:wp14="http://schemas.microsoft.com/office/word/2010/wordprocessingDrawing" xmlns:wp="http://schemas.openxmlformats.org/drawingml/2006/wordprocessingDrawing" xmlns:w10="urn:schemas-microsoft-com:office:word" xmlns:w="http://schemas.openxmlformats.org/wordprocessingml/2006/main" xmlns:w14="http://schemas.microsoft.com/office/word/2010/wordml" xmlns:w15="http://schemas.microsoft.com/office/word/2012/wordml" xmlns:w16cex="http://schemas.microsoft.com/office/word/2018/wordml/cex" xmlns:w16cid="http://schemas.microsoft.com/office/word/2016/wordml/cid" xmlns:w16="http://schemas.microsoft.com/office/word/2018/wordml" xmlns:w16du="http://schemas.microsoft.com/office/word/2023/wordml/word16du" xmlns:w16sdtdh="http://schemas.microsoft.com/office/word/2020/wordml/sdtdatahash" xmlns:w16se="http://schemas.microsoft.com/office/word/2015/wordml/symex" xmlns:wpg="http://schemas.microsoft.com/office/word/2010/wordprocessingGroup" xmlns:wpi="http://schemas.microsoft.com/office/word/2010/wordprocessingInk" xmlns:wne="http://schemas.microsoft.com/office/word/2006/wordml" xmlns:wps="http://schemas.microsoft.com/office/word/2010/wordprocessingShape" mc:Ignorable="w14 w15 w16se w16cid w16 w16cex w16sdtdh w16du wp14">
   <w:p>
     <w:pPr>
       <w:pStyle w:val="Header"/>
@@ -3974,7 +3875,7 @@
 </file>
 
 <file path=word/header2.xml><?xml version="1.0" encoding="utf-8"?>
-<w:hdr xmlns:wpc="http://schemas.microsoft.com/office/word/2010/wordprocessingCanvas" xmlns:cx="http://schemas.microsoft.com/office/drawing/2014/chartex" xmlns:cx1="http://schemas.microsoft.com/office/drawing/2015/9/8/chartex" xmlns:cx2="http://schemas.microsoft.com/office/drawing/2015/10/21/chartex" xmlns:cx3="http://schemas.microsoft.com/office/drawing/2016/5/9/chartex" xmlns:cx4="http://schemas.microsoft.com/office/drawing/2016/5/10/chartex" xmlns:cx5="http://schemas.microsoft.com/office/drawing/2016/5/11/chartex" xmlns:cx6="http://schemas.microsoft.com/office/drawing/2016/5/12/chartex" xmlns:cx7="http://schemas.microsoft.com/office/drawing/2016/5/13/chartex" xmlns:cx8="http://schemas.microsoft.com/office/drawing/2016/5/14/chartex" xmlns:mc="http://schemas.openxmlformats.org/markup-compatibility/2006" xmlns:aink="http://schemas.microsoft.com/office/drawing/2016/ink" xmlns:am3d="http://schemas.microsoft.com/office/drawing/2017/model3d" xmlns:o="urn:schemas-microsoft-com:office:office" xmlns:oel="http://schemas.microsoft.com/office/2019/extlst" xmlns:r="http://schemas.openxmlformats.org/officeDocument/2006/relationships" xmlns:m="http://schemas.openxmlformats.org/officeDocument/2006/math" xmlns:v="urn:schemas-microsoft-com:vml" xmlns:wp14="http://schemas.microsoft.com/office/word/2010/wordprocessingDrawing" xmlns:wp="http://schemas.openxmlformats.org/drawingml/2006/wordprocessingDrawing" xmlns:w10="urn:schemas-microsoft-com:office:word" xmlns:w="http://schemas.openxmlformats.org/wordprocessingml/2006/main" xmlns:w14="http://schemas.microsoft.com/office/word/2010/wordml" xmlns:w15="http://schemas.microsoft.com/office/word/2012/wordml" xmlns:w16cex="http://schemas.microsoft.com/office/word/2018/wordml/cex" xmlns:w16cid="http://schemas.microsoft.com/office/word/2016/wordml/cid" xmlns:w16="http://schemas.microsoft.com/office/word/2018/wordml" xmlns:w16sdtdh="http://schemas.microsoft.com/office/word/2020/wordml/sdtdatahash" xmlns:w16se="http://schemas.microsoft.com/office/word/2015/wordml/symex" xmlns:wpg="http://schemas.microsoft.com/office/word/2010/wordprocessingGroup" xmlns:wpi="http://schemas.microsoft.com/office/word/2010/wordprocessingInk" xmlns:wne="http://schemas.microsoft.com/office/word/2006/wordml" xmlns:wps="http://schemas.microsoft.com/office/word/2010/wordprocessingShape" mc:Ignorable="w14 w15 w16se w16cid w16 w16cex w16sdtdh wp14">
+<w:hdr xmlns:wpc="http://schemas.microsoft.com/office/word/2010/wordprocessingCanvas" xmlns:cx="http://schemas.microsoft.com/office/drawing/2014/chartex" xmlns:cx1="http://schemas.microsoft.com/office/drawing/2015/9/8/chartex" xmlns:cx2="http://schemas.microsoft.com/office/drawing/2015/10/21/chartex" xmlns:cx3="http://schemas.microsoft.com/office/drawing/2016/5/9/chartex" xmlns:cx4="http://schemas.microsoft.com/office/drawing/2016/5/10/chartex" xmlns:cx5="http://schemas.microsoft.com/office/drawing/2016/5/11/chartex" xmlns:cx6="http://schemas.microsoft.com/office/drawing/2016/5/12/chartex" xmlns:cx7="http://schemas.microsoft.com/office/drawing/2016/5/13/chartex" xmlns:cx8="http://schemas.microsoft.com/office/drawing/2016/5/14/chartex" xmlns:mc="http://schemas.openxmlformats.org/markup-compatibility/2006" xmlns:aink="http://schemas.microsoft.com/office/drawing/2016/ink" xmlns:am3d="http://schemas.microsoft.com/office/drawing/2017/model3d" xmlns:o="urn:schemas-microsoft-com:office:office" xmlns:oel="http://schemas.microsoft.com/office/2019/extlst" xmlns:r="http://schemas.openxmlformats.org/officeDocument/2006/relationships" xmlns:m="http://schemas.openxmlformats.org/officeDocument/2006/math" xmlns:v="urn:schemas-microsoft-com:vml" xmlns:wp14="http://schemas.microsoft.com/office/word/2010/wordprocessingDrawing" xmlns:wp="http://schemas.openxmlformats.org/drawingml/2006/wordprocessingDrawing" xmlns:w10="urn:schemas-microsoft-com:office:word" xmlns:w="http://schemas.openxmlformats.org/wordprocessingml/2006/main" xmlns:w14="http://schemas.microsoft.com/office/word/2010/wordml" xmlns:w15="http://schemas.microsoft.com/office/word/2012/wordml" xmlns:w16cex="http://schemas.microsoft.com/office/word/2018/wordml/cex" xmlns:w16cid="http://schemas.microsoft.com/office/word/2016/wordml/cid" xmlns:w16="http://schemas.microsoft.com/office/word/2018/wordml" xmlns:w16du="http://schemas.microsoft.com/office/word/2023/wordml/word16du" xmlns:w16sdtdh="http://schemas.microsoft.com/office/word/2020/wordml/sdtdatahash" xmlns:w16se="http://schemas.microsoft.com/office/word/2015/wordml/symex" xmlns:wpg="http://schemas.microsoft.com/office/word/2010/wordprocessingGroup" xmlns:wpi="http://schemas.microsoft.com/office/word/2010/wordprocessingInk" xmlns:wne="http://schemas.microsoft.com/office/word/2006/wordml" xmlns:wps="http://schemas.microsoft.com/office/word/2010/wordprocessingShape" mc:Ignorable="w14 w15 w16se w16cid w16 w16cex w16sdtdh w16du wp14">
   <w:p>
     <w:pPr>
       <w:pStyle w:val="Header"/>
@@ -3984,7 +3885,7 @@
 </file>
 
 <file path=word/header3.xml><?xml version="1.0" encoding="utf-8"?>
-<w:hdr xmlns:wpc="http://schemas.microsoft.com/office/word/2010/wordprocessingCanvas" xmlns:cx="http://schemas.microsoft.com/office/drawing/2014/chartex" xmlns:cx1="http://schemas.microsoft.com/office/drawing/2015/9/8/chartex" xmlns:cx2="http://schemas.microsoft.com/office/drawing/2015/10/21/chartex" xmlns:cx3="http://schemas.microsoft.com/office/drawing/2016/5/9/chartex" xmlns:cx4="http://schemas.microsoft.com/office/drawing/2016/5/10/chartex" xmlns:cx5="http://schemas.microsoft.com/office/drawing/2016/5/11/chartex" xmlns:cx6="http://schemas.microsoft.com/office/drawing/2016/5/12/chartex" xmlns:cx7="http://schemas.microsoft.com/office/drawing/2016/5/13/chartex" xmlns:cx8="http://schemas.microsoft.com/office/drawing/2016/5/14/chartex" xmlns:mc="http://schemas.openxmlformats.org/markup-compatibility/2006" xmlns:aink="http://schemas.microsoft.com/office/drawing/2016/ink" xmlns:am3d="http://schemas.microsoft.com/office/drawing/2017/model3d" xmlns:o="urn:schemas-microsoft-com:office:office" xmlns:oel="http://schemas.microsoft.com/office/2019/extlst" xmlns:r="http://schemas.openxmlformats.org/officeDocument/2006/relationships" xmlns:m="http://schemas.openxmlformats.org/officeDocument/2006/math" xmlns:v="urn:schemas-microsoft-com:vml" xmlns:wp14="http://schemas.microsoft.com/office/word/2010/wordprocessingDrawing" xmlns:wp="http://schemas.openxmlformats.org/drawingml/2006/wordprocessingDrawing" xmlns:w10="urn:schemas-microsoft-com:office:word" xmlns:w="http://schemas.openxmlformats.org/wordprocessingml/2006/main" xmlns:w14="http://schemas.microsoft.com/office/word/2010/wordml" xmlns:w15="http://schemas.microsoft.com/office/word/2012/wordml" xmlns:w16cex="http://schemas.microsoft.com/office/word/2018/wordml/cex" xmlns:w16cid="http://schemas.microsoft.com/office/word/2016/wordml/cid" xmlns:w16="http://schemas.microsoft.com/office/word/2018/wordml" xmlns:w16sdtdh="http://schemas.microsoft.com/office/word/2020/wordml/sdtdatahash" xmlns:w16se="http://schemas.microsoft.com/office/word/2015/wordml/symex" xmlns:wpg="http://schemas.microsoft.com/office/word/2010/wordprocessingGroup" xmlns:wpi="http://schemas.microsoft.com/office/word/2010/wordprocessingInk" xmlns:wne="http://schemas.microsoft.com/office/word/2006/wordml" xmlns:wps="http://schemas.microsoft.com/office/word/2010/wordprocessingShape" mc:Ignorable="w14 w15 w16se w16cid w16 w16cex w16sdtdh wp14">
+<w:hdr xmlns:wpc="http://schemas.microsoft.com/office/word/2010/wordprocessingCanvas" xmlns:cx="http://schemas.microsoft.com/office/drawing/2014/chartex" xmlns:cx1="http://schemas.microsoft.com/office/drawing/2015/9/8/chartex" xmlns:cx2="http://schemas.microsoft.com/office/drawing/2015/10/21/chartex" xmlns:cx3="http://schemas.microsoft.com/office/drawing/2016/5/9/chartex" xmlns:cx4="http://schemas.microsoft.com/office/drawing/2016/5/10/chartex" xmlns:cx5="http://schemas.microsoft.com/office/drawing/2016/5/11/chartex" xmlns:cx6="http://schemas.microsoft.com/office/drawing/2016/5/12/chartex" xmlns:cx7="http://schemas.microsoft.com/office/drawing/2016/5/13/chartex" xmlns:cx8="http://schemas.microsoft.com/office/drawing/2016/5/14/chartex" xmlns:mc="http://schemas.openxmlformats.org/markup-compatibility/2006" xmlns:aink="http://schemas.microsoft.com/office/drawing/2016/ink" xmlns:am3d="http://schemas.microsoft.com/office/drawing/2017/model3d" xmlns:o="urn:schemas-microsoft-com:office:office" xmlns:oel="http://schemas.microsoft.com/office/2019/extlst" xmlns:r="http://schemas.openxmlformats.org/officeDocument/2006/relationships" xmlns:m="http://schemas.openxmlformats.org/officeDocument/2006/math" xmlns:v="urn:schemas-microsoft-com:vml" xmlns:wp14="http://schemas.microsoft.com/office/word/2010/wordprocessingDrawing" xmlns:wp="http://schemas.openxmlformats.org/drawingml/2006/wordprocessingDrawing" xmlns:w10="urn:schemas-microsoft-com:office:word" xmlns:w="http://schemas.openxmlformats.org/wordprocessingml/2006/main" xmlns:w14="http://schemas.microsoft.com/office/word/2010/wordml" xmlns:w15="http://schemas.microsoft.com/office/word/2012/wordml" xmlns:w16cex="http://schemas.microsoft.com/office/word/2018/wordml/cex" xmlns:w16cid="http://schemas.microsoft.com/office/word/2016/wordml/cid" xmlns:w16="http://schemas.microsoft.com/office/word/2018/wordml" xmlns:w16du="http://schemas.microsoft.com/office/word/2023/wordml/word16du" xmlns:w16sdtdh="http://schemas.microsoft.com/office/word/2020/wordml/sdtdatahash" xmlns:w16se="http://schemas.microsoft.com/office/word/2015/wordml/symex" xmlns:wpg="http://schemas.microsoft.com/office/word/2010/wordprocessingGroup" xmlns:wpi="http://schemas.microsoft.com/office/word/2010/wordprocessingInk" xmlns:wne="http://schemas.microsoft.com/office/word/2006/wordml" xmlns:wps="http://schemas.microsoft.com/office/word/2010/wordprocessingShape" mc:Ignorable="w14 w15 w16se w16cid w16 w16cex w16sdtdh w16du wp14">
   <w:p>
     <w:pPr>
       <w:pStyle w:val="Header"/>
@@ -3994,7 +3895,7 @@
 </file>
 
 <file path=word/numbering.xml><?xml version="1.0" encoding="utf-8"?>
-<w:numbering xmlns:wpc="http://schemas.microsoft.com/office/word/2010/wordprocessingCanvas" xmlns:cx="http://schemas.microsoft.com/office/drawing/2014/chartex" xmlns:cx1="http://schemas.microsoft.com/office/drawing/2015/9/8/chartex" xmlns:cx2="http://schemas.microsoft.com/office/drawing/2015/10/21/chartex" xmlns:cx3="http://schemas.microsoft.com/office/drawing/2016/5/9/chartex" xmlns:cx4="http://schemas.microsoft.com/office/drawing/2016/5/10/chartex" xmlns:cx5="http://schemas.microsoft.com/office/drawing/2016/5/11/chartex" xmlns:cx6="http://schemas.microsoft.com/office/drawing/2016/5/12/chartex" xmlns:cx7="http://schemas.microsoft.com/office/drawing/2016/5/13/chartex" xmlns:cx8="http://schemas.microsoft.com/office/drawing/2016/5/14/chartex" xmlns:mc="http://schemas.openxmlformats.org/markup-compatibility/2006" xmlns:aink="http://schemas.microsoft.com/office/drawing/2016/ink" xmlns:am3d="http://schemas.microsoft.com/office/drawing/2017/model3d" xmlns:o="urn:schemas-microsoft-com:office:office" xmlns:oel="http://schemas.microsoft.com/office/2019/extlst" xmlns:r="http://schemas.openxmlformats.org/officeDocument/2006/relationships" xmlns:m="http://schemas.openxmlformats.org/officeDocument/2006/math" xmlns:v="urn:schemas-microsoft-com:vml" xmlns:wp14="http://schemas.microsoft.com/office/word/2010/wordprocessingDrawing" xmlns:wp="http://schemas.openxmlformats.org/drawingml/2006/wordprocessingDrawing" xmlns:w10="urn:schemas-microsoft-com:office:word" xmlns:w="http://schemas.openxmlformats.org/wordprocessingml/2006/main" xmlns:w14="http://schemas.microsoft.com/office/word/2010/wordml" xmlns:w15="http://schemas.microsoft.com/office/word/2012/wordml" xmlns:w16cex="http://schemas.microsoft.com/office/word/2018/wordml/cex" xmlns:w16cid="http://schemas.microsoft.com/office/word/2016/wordml/cid" xmlns:w16="http://schemas.microsoft.com/office/word/2018/wordml" xmlns:w16sdtdh="http://schemas.microsoft.com/office/word/2020/wordml/sdtdatahash" xmlns:w16se="http://schemas.microsoft.com/office/word/2015/wordml/symex" xmlns:wpg="http://schemas.microsoft.com/office/word/2010/wordprocessingGroup" xmlns:wpi="http://schemas.microsoft.com/office/word/2010/wordprocessingInk" xmlns:wne="http://schemas.microsoft.com/office/word/2006/wordml" xmlns:wps="http://schemas.microsoft.com/office/word/2010/wordprocessingShape" mc:Ignorable="w14 w15 w16se w16cid w16 w16cex w16sdtdh wp14">
+<w:numbering xmlns:wpc="http://schemas.microsoft.com/office/word/2010/wordprocessingCanvas" xmlns:cx="http://schemas.microsoft.com/office/drawing/2014/chartex" xmlns:cx1="http://schemas.microsoft.com/office/drawing/2015/9/8/chartex" xmlns:cx2="http://schemas.microsoft.com/office/drawing/2015/10/21/chartex" xmlns:cx3="http://schemas.microsoft.com/office/drawing/2016/5/9/chartex" xmlns:cx4="http://schemas.microsoft.com/office/drawing/2016/5/10/chartex" xmlns:cx5="http://schemas.microsoft.com/office/drawing/2016/5/11/chartex" xmlns:cx6="http://schemas.microsoft.com/office/drawing/2016/5/12/chartex" xmlns:cx7="http://schemas.microsoft.com/office/drawing/2016/5/13/chartex" xmlns:cx8="http://schemas.microsoft.com/office/drawing/2016/5/14/chartex" xmlns:mc="http://schemas.openxmlformats.org/markup-compatibility/2006" xmlns:aink="http://schemas.microsoft.com/office/drawing/2016/ink" xmlns:am3d="http://schemas.microsoft.com/office/drawing/2017/model3d" xmlns:o="urn:schemas-microsoft-com:office:office" xmlns:oel="http://schemas.microsoft.com/office/2019/extlst" xmlns:r="http://schemas.openxmlformats.org/officeDocument/2006/relationships" xmlns:m="http://schemas.openxmlformats.org/officeDocument/2006/math" xmlns:v="urn:schemas-microsoft-com:vml" xmlns:wp14="http://schemas.microsoft.com/office/word/2010/wordprocessingDrawing" xmlns:wp="http://schemas.openxmlformats.org/drawingml/2006/wordprocessingDrawing" xmlns:w10="urn:schemas-microsoft-com:office:word" xmlns:w="http://schemas.openxmlformats.org/wordprocessingml/2006/main" xmlns:w14="http://schemas.microsoft.com/office/word/2010/wordml" xmlns:w15="http://schemas.microsoft.com/office/word/2012/wordml" xmlns:w16cex="http://schemas.microsoft.com/office/word/2018/wordml/cex" xmlns:w16cid="http://schemas.microsoft.com/office/word/2016/wordml/cid" xmlns:w16="http://schemas.microsoft.com/office/word/2018/wordml" xmlns:w16du="http://schemas.microsoft.com/office/word/2023/wordml/word16du" xmlns:w16sdtdh="http://schemas.microsoft.com/office/word/2020/wordml/sdtdatahash" xmlns:w16se="http://schemas.microsoft.com/office/word/2015/wordml/symex" xmlns:wpg="http://schemas.microsoft.com/office/word/2010/wordprocessingGroup" xmlns:wpi="http://schemas.microsoft.com/office/word/2010/wordprocessingInk" xmlns:wne="http://schemas.microsoft.com/office/word/2006/wordml" xmlns:wps="http://schemas.microsoft.com/office/word/2010/wordprocessingShape" mc:Ignorable="w14 w15 w16se w16cid w16 w16cex w16sdtdh w16du wp14">
   <w:abstractNum w:abstractNumId="0" w15:restartNumberingAfterBreak="0">
     <w:nsid w:val="0565A4CF"/>
     <w:multiLevelType w:val="hybridMultilevel"/>
@@ -4811,19 +4712,8 @@
 </w:numbering>
 </file>
 
-<file path=word/people.xml><?xml version="1.0" encoding="utf-8"?>
-<w15:people xmlns:wpc="http://schemas.microsoft.com/office/word/2010/wordprocessingCanvas" xmlns:cx="http://schemas.microsoft.com/office/drawing/2014/chartex" xmlns:cx1="http://schemas.microsoft.com/office/drawing/2015/9/8/chartex" xmlns:cx2="http://schemas.microsoft.com/office/drawing/2015/10/21/chartex" xmlns:cx3="http://schemas.microsoft.com/office/drawing/2016/5/9/chartex" xmlns:cx4="http://schemas.microsoft.com/office/drawing/2016/5/10/chartex" xmlns:cx5="http://schemas.microsoft.com/office/drawing/2016/5/11/chartex" xmlns:cx6="http://schemas.microsoft.com/office/drawing/2016/5/12/chartex" xmlns:cx7="http://schemas.microsoft.com/office/drawing/2016/5/13/chartex" xmlns:cx8="http://schemas.microsoft.com/office/drawing/2016/5/14/chartex" xmlns:mc="http://schemas.openxmlformats.org/markup-compatibility/2006" xmlns:aink="http://schemas.microsoft.com/office/drawing/2016/ink" xmlns:am3d="http://schemas.microsoft.com/office/drawing/2017/model3d" xmlns:o="urn:schemas-microsoft-com:office:office" xmlns:oel="http://schemas.microsoft.com/office/2019/extlst" xmlns:r="http://schemas.openxmlformats.org/officeDocument/2006/relationships" xmlns:m="http://schemas.openxmlformats.org/officeDocument/2006/math" xmlns:v="urn:schemas-microsoft-com:vml" xmlns:wp14="http://schemas.microsoft.com/office/word/2010/wordprocessingDrawing" xmlns:wp="http://schemas.openxmlformats.org/drawingml/2006/wordprocessingDrawing" xmlns:w10="urn:schemas-microsoft-com:office:word" xmlns:w="http://schemas.openxmlformats.org/wordprocessingml/2006/main" xmlns:w14="http://schemas.microsoft.com/office/word/2010/wordml" xmlns:w15="http://schemas.microsoft.com/office/word/2012/wordml" xmlns:w16cex="http://schemas.microsoft.com/office/word/2018/wordml/cex" xmlns:w16cid="http://schemas.microsoft.com/office/word/2016/wordml/cid" xmlns:w16="http://schemas.microsoft.com/office/word/2018/wordml" xmlns:w16sdtdh="http://schemas.microsoft.com/office/word/2020/wordml/sdtdatahash" xmlns:w16se="http://schemas.microsoft.com/office/word/2015/wordml/symex" xmlns:wpg="http://schemas.microsoft.com/office/word/2010/wordprocessingGroup" xmlns:wpi="http://schemas.microsoft.com/office/word/2010/wordprocessingInk" xmlns:wne="http://schemas.microsoft.com/office/word/2006/wordml" xmlns:wps="http://schemas.microsoft.com/office/word/2010/wordprocessingShape" mc:Ignorable="w14 w15 w16se w16cid w16 w16cex w16sdtdh wp14">
-  <w15:person w15:author="Johanna Colgrove">
-    <w15:presenceInfo w15:providerId="AD" w15:userId="S::jcolgrove@tudelft.nl::e6c565b5-9aff-4f89-ba73-bcc69c463e8c"/>
-  </w15:person>
-  <w15:person w15:author="Martijn Wackers">
-    <w15:presenceInfo w15:providerId="AD" w15:userId="S::mwackers@tudelft.nl::9db32334-20a0-4e21-8e03-49184738555d"/>
-  </w15:person>
-</w15:people>
-</file>
-
 <file path=word/styles.xml><?xml version="1.0" encoding="utf-8"?>
-<w:styles xmlns:mc="http://schemas.openxmlformats.org/markup-compatibility/2006" xmlns:r="http://schemas.openxmlformats.org/officeDocument/2006/relationships" xmlns:w="http://schemas.openxmlformats.org/wordprocessingml/2006/main" xmlns:w14="http://schemas.microsoft.com/office/word/2010/wordml" xmlns:w15="http://schemas.microsoft.com/office/word/2012/wordml" xmlns:w16cex="http://schemas.microsoft.com/office/word/2018/wordml/cex" xmlns:w16cid="http://schemas.microsoft.com/office/word/2016/wordml/cid" xmlns:w16="http://schemas.microsoft.com/office/word/2018/wordml" xmlns:w16sdtdh="http://schemas.microsoft.com/office/word/2020/wordml/sdtdatahash" xmlns:w16se="http://schemas.microsoft.com/office/word/2015/wordml/symex" mc:Ignorable="w14 w15 w16se w16cid w16 w16cex w16sdtdh">
+<w:styles xmlns:mc="http://schemas.openxmlformats.org/markup-compatibility/2006" xmlns:r="http://schemas.openxmlformats.org/officeDocument/2006/relationships" xmlns:w="http://schemas.openxmlformats.org/wordprocessingml/2006/main" xmlns:w14="http://schemas.microsoft.com/office/word/2010/wordml" xmlns:w15="http://schemas.microsoft.com/office/word/2012/wordml" xmlns:w16cex="http://schemas.microsoft.com/office/word/2018/wordml/cex" xmlns:w16cid="http://schemas.microsoft.com/office/word/2016/wordml/cid" xmlns:w16="http://schemas.microsoft.com/office/word/2018/wordml" xmlns:w16du="http://schemas.microsoft.com/office/word/2023/wordml/word16du" xmlns:w16sdtdh="http://schemas.microsoft.com/office/word/2020/wordml/sdtdatahash" xmlns:w16se="http://schemas.microsoft.com/office/word/2015/wordml/symex" mc:Ignorable="w14 w15 w16se w16cid w16 w16cex w16sdtdh w16du">
   <w:docDefaults>
     <w:rPrDefault>
       <w:rPr>
@@ -5796,12 +5686,7 @@
 </file>
 
 <file path=customXml/item1.xml><?xml version="1.0" encoding="utf-8"?>
-<?mso-contentType ?>
-<FormTemplates xmlns="http://schemas.microsoft.com/sharepoint/v3/contenttype/forms">
-  <Display>DocumentLibraryForm</Display>
-  <Edit>DocumentLibraryForm</Edit>
-  <New>DocumentLibraryForm</New>
-</FormTemplates>
+<b:Sources xmlns:b="http://schemas.openxmlformats.org/officeDocument/2006/bibliography" xmlns="http://schemas.openxmlformats.org/officeDocument/2006/bibliography" SelectedStyle="\APASixthEditionOfficeOnline.xsl" StyleName="APA" Version="6"/>
 </file>
 
 <file path=customXml/item2.xml><?xml version="1.0" encoding="utf-8"?>
@@ -5816,7 +5701,12 @@
 </file>
 
 <file path=customXml/item3.xml><?xml version="1.0" encoding="utf-8"?>
-<b:Sources xmlns:b="http://schemas.openxmlformats.org/officeDocument/2006/bibliography" xmlns="http://schemas.openxmlformats.org/officeDocument/2006/bibliography" SelectedStyle="\APASixthEditionOfficeOnline.xsl" StyleName="APA" Version="6"/>
+<?mso-contentType ?>
+<FormTemplates xmlns="http://schemas.microsoft.com/sharepoint/v3/contenttype/forms">
+  <Display>DocumentLibraryForm</Display>
+  <Edit>DocumentLibraryForm</Edit>
+  <New>DocumentLibraryForm</New>
+</FormTemplates>
 </file>
 
 <file path=customXml/item4.xml><?xml version="1.0" encoding="utf-8"?>
@@ -6063,9 +5953,9 @@
 </file>
 
 <file path=customXml/itemProps1.xml><?xml version="1.0" encoding="utf-8"?>
-<ds:datastoreItem xmlns:ds="http://schemas.openxmlformats.org/officeDocument/2006/customXml" ds:itemID="{6C6C4279-1B4F-498C-B63C-7CC2D49D9597}">
+<ds:datastoreItem xmlns:ds="http://schemas.openxmlformats.org/officeDocument/2006/customXml" ds:itemID="{0034BF8F-C4D0-4A26-83A0-761C2F4B9DF6}">
   <ds:schemaRefs>
-    <ds:schemaRef ds:uri="http://schemas.microsoft.com/sharepoint/v3/contenttype/forms"/>
+    <ds:schemaRef ds:uri="http://schemas.openxmlformats.org/officeDocument/2006/bibliography"/>
   </ds:schemaRefs>
 </ds:datastoreItem>
 </file>
@@ -6082,9 +5972,9 @@
 </file>
 
 <file path=customXml/itemProps3.xml><?xml version="1.0" encoding="utf-8"?>
-<ds:datastoreItem xmlns:ds="http://schemas.openxmlformats.org/officeDocument/2006/customXml" ds:itemID="{0034BF8F-C4D0-4A26-83A0-761C2F4B9DF6}">
+<ds:datastoreItem xmlns:ds="http://schemas.openxmlformats.org/officeDocument/2006/customXml" ds:itemID="{6C6C4279-1B4F-498C-B63C-7CC2D49D9597}">
   <ds:schemaRefs>
-    <ds:schemaRef ds:uri="http://schemas.openxmlformats.org/officeDocument/2006/bibliography"/>
+    <ds:schemaRef ds:uri="http://schemas.microsoft.com/sharepoint/v3/contenttype/forms"/>
   </ds:schemaRefs>
 </ds:datastoreItem>
 </file>

--- a/word_files/Annex/Q2-Critical Thinking Journal FINAL.docx
+++ b/word_files/Annex/Q2-Critical Thinking Journal FINAL.docx
@@ -10,16 +10,16 @@
         <w:rPr>
           <w:rFonts w:asciiTheme="minorHAnsi" w:hAnsiTheme="minorHAnsi" w:cstheme="minorHAnsi"/>
           <w:color w:val="2E74B5"/>
-          <w:sz w:val="18"/>
-          <w:szCs w:val="18"/>
+          <w:sz w:val="28"/>
+          <w:szCs w:val="28"/>
         </w:rPr>
       </w:pPr>
       <w:r>
         <w:rPr>
           <w:rFonts w:asciiTheme="minorHAnsi" w:hAnsiTheme="minorHAnsi" w:cstheme="minorHAnsi"/>
           <w:color w:val="2E74B5"/>
-          <w:sz w:val="18"/>
-          <w:szCs w:val="18"/>
+          <w:sz w:val="28"/>
+          <w:szCs w:val="28"/>
         </w:rPr>
         <w:t>Critical Thinking</w:t>
       </w:r>
@@ -27,8 +27,8 @@
         <w:rPr>
           <w:rFonts w:asciiTheme="minorHAnsi" w:hAnsiTheme="minorHAnsi" w:cstheme="minorHAnsi"/>
           <w:color w:val="2E74B5"/>
-          <w:sz w:val="18"/>
-          <w:szCs w:val="18"/>
+          <w:sz w:val="28"/>
+          <w:szCs w:val="28"/>
         </w:rPr>
         <w:t xml:space="preserve"> </w:t>
       </w:r>
@@ -36,8 +36,8 @@
         <w:rPr>
           <w:rFonts w:asciiTheme="minorHAnsi" w:hAnsiTheme="minorHAnsi" w:cstheme="minorHAnsi"/>
           <w:color w:val="2E74B5"/>
-          <w:sz w:val="18"/>
-          <w:szCs w:val="18"/>
+          <w:sz w:val="28"/>
+          <w:szCs w:val="28"/>
         </w:rPr>
         <w:t>Rubric</w:t>
       </w:r>
@@ -50,16 +50,16 @@
         <w:rPr>
           <w:rFonts w:asciiTheme="minorHAnsi" w:hAnsiTheme="minorHAnsi" w:cstheme="minorHAnsi"/>
           <w:color w:val="2E74B5"/>
-          <w:sz w:val="18"/>
-          <w:szCs w:val="18"/>
+          <w:sz w:val="28"/>
+          <w:szCs w:val="28"/>
         </w:rPr>
       </w:pPr>
       <w:r>
         <w:rPr>
           <w:rFonts w:asciiTheme="minorHAnsi" w:hAnsiTheme="minorHAnsi" w:cstheme="minorHAnsi"/>
           <w:color w:val="2E74B5"/>
-          <w:sz w:val="18"/>
-          <w:szCs w:val="18"/>
+          <w:sz w:val="28"/>
+          <w:szCs w:val="28"/>
         </w:rPr>
         <w:t>Weight of assessment in final grade: 20%</w:t>
       </w:r>
@@ -72,16 +72,16 @@
         <w:rPr>
           <w:rFonts w:asciiTheme="minorHAnsi" w:hAnsiTheme="minorHAnsi" w:cstheme="minorHAnsi"/>
           <w:color w:val="2E74B5"/>
-          <w:sz w:val="18"/>
-          <w:szCs w:val="18"/>
+          <w:sz w:val="28"/>
+          <w:szCs w:val="28"/>
         </w:rPr>
       </w:pPr>
       <w:r>
         <w:rPr>
           <w:rFonts w:asciiTheme="minorHAnsi" w:hAnsiTheme="minorHAnsi" w:cstheme="minorHAnsi"/>
           <w:color w:val="2E74B5"/>
-          <w:sz w:val="18"/>
-          <w:szCs w:val="18"/>
+          <w:sz w:val="28"/>
+          <w:szCs w:val="28"/>
         </w:rPr>
         <w:t>Type of assessment: individual</w:t>
       </w:r>
@@ -94,35 +94,26 @@
         <w:rPr>
           <w:rFonts w:asciiTheme="minorHAnsi" w:hAnsiTheme="minorHAnsi" w:cstheme="minorHAnsi"/>
           <w:color w:val="2E74B5"/>
-          <w:sz w:val="18"/>
-          <w:szCs w:val="18"/>
+          <w:sz w:val="28"/>
+          <w:szCs w:val="28"/>
         </w:rPr>
       </w:pPr>
       <w:r>
         <w:rPr>
           <w:rFonts w:asciiTheme="minorHAnsi" w:hAnsiTheme="minorHAnsi" w:cstheme="minorHAnsi"/>
           <w:color w:val="2E74B5"/>
-          <w:sz w:val="18"/>
-          <w:szCs w:val="18"/>
+          <w:sz w:val="28"/>
+          <w:szCs w:val="28"/>
         </w:rPr>
-        <w:t xml:space="preserve">Evaluator: </w:t>
+        <w:t>Evaluator: Hegias</w:t>
       </w:r>
-      <w:proofErr w:type="spellStart"/>
-      <w:r>
-        <w:rPr>
-          <w:rFonts w:asciiTheme="minorHAnsi" w:hAnsiTheme="minorHAnsi" w:cstheme="minorHAnsi"/>
-          <w:color w:val="2E74B5"/>
-          <w:sz w:val="18"/>
-          <w:szCs w:val="18"/>
-        </w:rPr>
-        <w:t>Hegias</w:t>
-      </w:r>
-      <w:proofErr w:type="spellEnd"/>
     </w:p>
     <w:p>
       <w:pPr>
         <w:rPr>
           <w:rFonts w:cstheme="minorHAnsi"/>
+          <w:sz w:val="28"/>
+          <w:szCs w:val="28"/>
         </w:rPr>
       </w:pPr>
     </w:p>
@@ -143,8 +134,8 @@
         <w:tblLook w:val="04A0" w:firstRow="1" w:lastRow="0" w:firstColumn="1" w:lastColumn="0" w:noHBand="0" w:noVBand="1"/>
       </w:tblPr>
       <w:tblGrid>
-        <w:gridCol w:w="1524"/>
-        <w:gridCol w:w="3713"/>
+        <w:gridCol w:w="1709"/>
+        <w:gridCol w:w="3528"/>
         <w:gridCol w:w="3969"/>
         <w:gridCol w:w="3969"/>
         <w:gridCol w:w="3969"/>
@@ -156,7 +147,7 @@
         </w:trPr>
         <w:tc>
           <w:tcPr>
-            <w:tcW w:w="1524" w:type="dxa"/>
+            <w:tcW w:w="1709" w:type="dxa"/>
             <w:tcBorders>
               <w:top w:val="single" w:sz="6" w:space="0" w:color="auto"/>
               <w:left w:val="single" w:sz="6" w:space="0" w:color="auto"/>
@@ -172,16 +163,16 @@
               <w:textAlignment w:val="baseline"/>
               <w:rPr>
                 <w:rFonts w:ascii="Calibri" w:eastAsia="Times New Roman" w:hAnsi="Calibri" w:cs="Calibri"/>
-                <w:sz w:val="20"/>
-                <w:szCs w:val="20"/>
-                <w:lang w:val="en-GB" w:eastAsia="en-GB"/>
-              </w:rPr>
-            </w:pPr>
-            <w:r>
-              <w:rPr>
-                <w:rFonts w:ascii="Calibri" w:eastAsia="Times New Roman" w:hAnsi="Calibri" w:cs="Calibri"/>
-                <w:sz w:val="20"/>
-                <w:szCs w:val="20"/>
+                <w:sz w:val="28"/>
+                <w:szCs w:val="28"/>
+                <w:lang w:val="en-GB" w:eastAsia="en-GB"/>
+              </w:rPr>
+            </w:pPr>
+            <w:r>
+              <w:rPr>
+                <w:rFonts w:ascii="Calibri" w:eastAsia="Times New Roman" w:hAnsi="Calibri" w:cs="Calibri"/>
+                <w:sz w:val="28"/>
+                <w:szCs w:val="28"/>
                 <w:lang w:val="en-GB" w:eastAsia="en-GB"/>
               </w:rPr>
               <w:t> </w:t>
@@ -190,7 +181,7 @@
         </w:tc>
         <w:tc>
           <w:tcPr>
-            <w:tcW w:w="3713" w:type="dxa"/>
+            <w:tcW w:w="3528" w:type="dxa"/>
             <w:tcBorders>
               <w:top w:val="single" w:sz="6" w:space="0" w:color="auto"/>
               <w:left w:val="single" w:sz="6" w:space="0" w:color="auto"/>
@@ -206,16 +197,16 @@
               <w:textAlignment w:val="baseline"/>
               <w:rPr>
                 <w:rFonts w:ascii="Calibri" w:eastAsia="Times New Roman" w:hAnsi="Calibri" w:cs="Calibri"/>
-                <w:sz w:val="20"/>
-                <w:szCs w:val="20"/>
-                <w:lang w:val="en-GB" w:eastAsia="en-GB"/>
-              </w:rPr>
-            </w:pPr>
-            <w:r>
-              <w:rPr>
-                <w:rFonts w:ascii="Calibri" w:eastAsia="Times New Roman" w:hAnsi="Calibri" w:cs="Calibri"/>
-                <w:sz w:val="20"/>
-                <w:szCs w:val="20"/>
+                <w:sz w:val="28"/>
+                <w:szCs w:val="28"/>
+                <w:lang w:val="en-GB" w:eastAsia="en-GB"/>
+              </w:rPr>
+            </w:pPr>
+            <w:r>
+              <w:rPr>
+                <w:rFonts w:ascii="Calibri" w:eastAsia="Times New Roman" w:hAnsi="Calibri" w:cs="Calibri"/>
+                <w:sz w:val="28"/>
+                <w:szCs w:val="28"/>
                 <w:lang w:val="en-GB" w:eastAsia="en-GB"/>
               </w:rPr>
               <w:t>Learning Outcome (numbers based on overall outcomes)</w:t>
@@ -242,16 +233,16 @@
               <w:textAlignment w:val="baseline"/>
               <w:rPr>
                 <w:rFonts w:ascii="Calibri" w:eastAsia="Times New Roman" w:hAnsi="Calibri" w:cs="Calibri"/>
-                <w:sz w:val="24"/>
-                <w:szCs w:val="24"/>
-                <w:lang w:val="en-GB" w:eastAsia="en-GB"/>
-              </w:rPr>
-            </w:pPr>
-            <w:r>
-              <w:rPr>
-                <w:rFonts w:ascii="Calibri" w:eastAsia="Times New Roman" w:hAnsi="Calibri" w:cs="Calibri"/>
-                <w:sz w:val="24"/>
-                <w:szCs w:val="24"/>
+                <w:sz w:val="32"/>
+                <w:szCs w:val="32"/>
+                <w:lang w:val="en-GB" w:eastAsia="en-GB"/>
+              </w:rPr>
+            </w:pPr>
+            <w:r>
+              <w:rPr>
+                <w:rFonts w:ascii="Calibri" w:eastAsia="Times New Roman" w:hAnsi="Calibri" w:cs="Calibri"/>
+                <w:sz w:val="32"/>
+                <w:szCs w:val="32"/>
                 <w:lang w:val="en-GB" w:eastAsia="en-GB"/>
               </w:rPr>
               <w:t>Criteria</w:t>
@@ -276,16 +267,16 @@
               <w:textAlignment w:val="baseline"/>
               <w:rPr>
                 <w:rFonts w:ascii="Calibri" w:eastAsia="Times New Roman" w:hAnsi="Calibri" w:cs="Calibri"/>
-                <w:sz w:val="24"/>
-                <w:szCs w:val="24"/>
-                <w:lang w:val="en-GB" w:eastAsia="en-GB"/>
-              </w:rPr>
-            </w:pPr>
-            <w:r>
-              <w:rPr>
-                <w:rFonts w:ascii="Calibri" w:eastAsia="Times New Roman" w:hAnsi="Calibri" w:cs="Calibri"/>
-                <w:sz w:val="24"/>
-                <w:szCs w:val="24"/>
+                <w:sz w:val="32"/>
+                <w:szCs w:val="32"/>
+                <w:lang w:val="en-GB" w:eastAsia="en-GB"/>
+              </w:rPr>
+            </w:pPr>
+            <w:r>
+              <w:rPr>
+                <w:rFonts w:ascii="Calibri" w:eastAsia="Times New Roman" w:hAnsi="Calibri" w:cs="Calibri"/>
+                <w:sz w:val="32"/>
+                <w:szCs w:val="32"/>
                 <w:lang w:val="en-GB" w:eastAsia="en-GB"/>
               </w:rPr>
               <w:t>Fail</w:t>
@@ -310,16 +301,16 @@
               <w:textAlignment w:val="baseline"/>
               <w:rPr>
                 <w:rFonts w:ascii="Calibri" w:eastAsia="Times New Roman" w:hAnsi="Calibri" w:cs="Calibri"/>
-                <w:sz w:val="24"/>
-                <w:szCs w:val="24"/>
-                <w:lang w:val="en-GB" w:eastAsia="en-GB"/>
-              </w:rPr>
-            </w:pPr>
-            <w:r>
-              <w:rPr>
-                <w:rFonts w:ascii="Calibri" w:eastAsia="Times New Roman" w:hAnsi="Calibri" w:cs="Calibri"/>
-                <w:sz w:val="24"/>
-                <w:szCs w:val="24"/>
+                <w:sz w:val="32"/>
+                <w:szCs w:val="32"/>
+                <w:lang w:val="en-GB" w:eastAsia="en-GB"/>
+              </w:rPr>
+            </w:pPr>
+            <w:r>
+              <w:rPr>
+                <w:rFonts w:ascii="Calibri" w:eastAsia="Times New Roman" w:hAnsi="Calibri" w:cs="Calibri"/>
+                <w:sz w:val="32"/>
+                <w:szCs w:val="32"/>
                 <w:lang w:val="en-GB" w:eastAsia="en-GB"/>
               </w:rPr>
               <w:t>Pass</w:t>
@@ -344,16 +335,16 @@
               <w:textAlignment w:val="baseline"/>
               <w:rPr>
                 <w:rFonts w:ascii="Calibri" w:eastAsia="Times New Roman" w:hAnsi="Calibri" w:cs="Calibri"/>
-                <w:sz w:val="24"/>
-                <w:szCs w:val="24"/>
-                <w:lang w:val="en-GB" w:eastAsia="en-GB"/>
-              </w:rPr>
-            </w:pPr>
-            <w:r>
-              <w:rPr>
-                <w:rFonts w:ascii="Calibri" w:eastAsia="Times New Roman" w:hAnsi="Calibri" w:cs="Calibri"/>
-                <w:sz w:val="24"/>
-                <w:szCs w:val="24"/>
+                <w:sz w:val="32"/>
+                <w:szCs w:val="32"/>
+                <w:lang w:val="en-GB" w:eastAsia="en-GB"/>
+              </w:rPr>
+            </w:pPr>
+            <w:r>
+              <w:rPr>
+                <w:rFonts w:ascii="Calibri" w:eastAsia="Times New Roman" w:hAnsi="Calibri" w:cs="Calibri"/>
+                <w:sz w:val="32"/>
+                <w:szCs w:val="32"/>
                 <w:lang w:val="en-GB" w:eastAsia="en-GB"/>
               </w:rPr>
               <w:t>Comments</w:t>
@@ -367,7 +358,7 @@
         </w:trPr>
         <w:tc>
           <w:tcPr>
-            <w:tcW w:w="1524" w:type="dxa"/>
+            <w:tcW w:w="1709" w:type="dxa"/>
             <w:tcBorders>
               <w:top w:val="single" w:sz="6" w:space="0" w:color="auto"/>
               <w:left w:val="single" w:sz="6" w:space="0" w:color="auto"/>
@@ -384,16 +375,16 @@
               <w:textAlignment w:val="baseline"/>
               <w:rPr>
                 <w:rFonts w:ascii="Calibri" w:eastAsia="Times New Roman" w:hAnsi="Calibri" w:cs="Calibri"/>
-                <w:sz w:val="20"/>
-                <w:szCs w:val="20"/>
-                <w:lang w:val="en-GB" w:eastAsia="en-GB"/>
-              </w:rPr>
-            </w:pPr>
-            <w:r>
-              <w:rPr>
-                <w:rFonts w:ascii="Calibri" w:eastAsia="Times New Roman" w:hAnsi="Calibri" w:cs="Calibri"/>
-                <w:sz w:val="20"/>
-                <w:szCs w:val="20"/>
+                <w:sz w:val="28"/>
+                <w:szCs w:val="28"/>
+                <w:lang w:val="en-GB" w:eastAsia="en-GB"/>
+              </w:rPr>
+            </w:pPr>
+            <w:r>
+              <w:rPr>
+                <w:rFonts w:ascii="Calibri" w:eastAsia="Times New Roman" w:hAnsi="Calibri" w:cs="Calibri"/>
+                <w:sz w:val="28"/>
+                <w:szCs w:val="28"/>
                 <w:lang w:val="en-GB" w:eastAsia="en-GB"/>
               </w:rPr>
               <w:t>Communicate </w:t>
@@ -402,7 +393,7 @@
         </w:tc>
         <w:tc>
           <w:tcPr>
-            <w:tcW w:w="3713" w:type="dxa"/>
+            <w:tcW w:w="3528" w:type="dxa"/>
             <w:tcBorders>
               <w:top w:val="single" w:sz="6" w:space="0" w:color="auto"/>
               <w:left w:val="single" w:sz="6" w:space="0" w:color="auto"/>
@@ -417,6 +408,8 @@
               <w:pStyle w:val="tabletext"/>
               <w:rPr>
                 <w:rFonts w:eastAsia="Times New Roman"/>
+                <w:sz w:val="28"/>
+                <w:szCs w:val="28"/>
                 <w:lang w:eastAsia="en-GB"/>
               </w:rPr>
             </w:pPr>
@@ -424,6 +417,8 @@
               <w:rPr>
                 <w:rStyle w:val="eop"/>
                 <w:color w:val="000000"/>
+                <w:sz w:val="28"/>
+                <w:szCs w:val="28"/>
                 <w:shd w:val="clear" w:color="auto" w:fill="FFFFFF"/>
               </w:rPr>
               <w:t>1.e. Apply interview and listening strategies.</w:t>
@@ -448,16 +443,16 @@
               <w:textAlignment w:val="baseline"/>
               <w:rPr>
                 <w:rFonts w:ascii="Calibri" w:hAnsi="Calibri" w:cs="Calibri"/>
-                <w:sz w:val="20"/>
-                <w:szCs w:val="20"/>
+                <w:sz w:val="28"/>
+                <w:szCs w:val="28"/>
                 <w:lang w:val="en-GB" w:eastAsia="en-GB"/>
               </w:rPr>
             </w:pPr>
             <w:r>
               <w:rPr>
                 <w:rFonts w:ascii="Calibri" w:eastAsia="Calibri" w:hAnsi="Calibri" w:cs="Calibri"/>
-                <w:sz w:val="20"/>
-                <w:szCs w:val="20"/>
+                <w:sz w:val="28"/>
+                <w:szCs w:val="28"/>
                 <w:lang w:val="en-GB"/>
               </w:rPr>
               <w:t xml:space="preserve">Describe experiences with / thoughts on: </w:t>
@@ -469,24 +464,24 @@
               <w:textAlignment w:val="baseline"/>
               <w:rPr>
                 <w:rFonts w:ascii="Calibri" w:eastAsia="Calibri" w:hAnsi="Calibri" w:cs="Calibri"/>
-                <w:sz w:val="20"/>
-                <w:szCs w:val="20"/>
+                <w:sz w:val="28"/>
+                <w:szCs w:val="28"/>
                 <w:lang w:val="en-GB"/>
               </w:rPr>
             </w:pPr>
             <w:r>
               <w:rPr>
                 <w:rFonts w:ascii="Calibri" w:hAnsi="Calibri" w:cs="Calibri"/>
-                <w:sz w:val="20"/>
-                <w:szCs w:val="20"/>
+                <w:sz w:val="28"/>
+                <w:szCs w:val="28"/>
               </w:rPr>
               <w:br/>
             </w:r>
             <w:r>
               <w:rPr>
                 <w:rFonts w:ascii="Calibri" w:eastAsia="Calibri" w:hAnsi="Calibri" w:cs="Calibri"/>
-                <w:sz w:val="20"/>
-                <w:szCs w:val="20"/>
+                <w:sz w:val="28"/>
+                <w:szCs w:val="28"/>
                 <w:lang w:val="en-GB"/>
               </w:rPr>
               <w:t>- clear and open questions (</w:t>
@@ -494,16 +489,16 @@
             <w:r>
               <w:rPr>
                 <w:rFonts w:ascii="Calibri" w:hAnsi="Calibri" w:cs="Calibri"/>
-                <w:sz w:val="20"/>
-                <w:szCs w:val="20"/>
+                <w:sz w:val="28"/>
+                <w:szCs w:val="28"/>
               </w:rPr>
               <w:t>e.g., with the technique of non-directive questioning)</w:t>
             </w:r>
             <w:r>
               <w:rPr>
                 <w:rFonts w:ascii="Calibri" w:eastAsia="Calibri" w:hAnsi="Calibri" w:cs="Calibri"/>
-                <w:sz w:val="20"/>
-                <w:szCs w:val="20"/>
+                <w:sz w:val="28"/>
+                <w:szCs w:val="28"/>
                 <w:lang w:val="en-GB"/>
               </w:rPr>
               <w:t xml:space="preserve"> </w:t>
@@ -515,24 +510,24 @@
               <w:textAlignment w:val="baseline"/>
               <w:rPr>
                 <w:rFonts w:ascii="Calibri" w:hAnsi="Calibri" w:cs="Calibri"/>
-                <w:sz w:val="20"/>
-                <w:szCs w:val="20"/>
+                <w:sz w:val="28"/>
+                <w:szCs w:val="28"/>
                 <w:lang w:val="en-GB" w:eastAsia="en-GB"/>
               </w:rPr>
             </w:pPr>
             <w:r>
               <w:rPr>
                 <w:rFonts w:ascii="Calibri" w:hAnsi="Calibri" w:cs="Calibri"/>
-                <w:sz w:val="20"/>
-                <w:szCs w:val="20"/>
+                <w:sz w:val="28"/>
+                <w:szCs w:val="28"/>
               </w:rPr>
               <w:br/>
             </w:r>
             <w:r>
               <w:rPr>
                 <w:rFonts w:ascii="Calibri" w:eastAsia="Calibri" w:hAnsi="Calibri" w:cs="Calibri"/>
-                <w:sz w:val="20"/>
-                <w:szCs w:val="20"/>
+                <w:sz w:val="28"/>
+                <w:szCs w:val="28"/>
                 <w:lang w:val="en-GB"/>
               </w:rPr>
               <w:t xml:space="preserve">- reflective listening (based on the </w:t>
@@ -540,16 +535,16 @@
             <w:r>
               <w:rPr>
                 <w:rFonts w:ascii="Calibri" w:hAnsi="Calibri" w:cs="Calibri"/>
-                <w:sz w:val="20"/>
-                <w:szCs w:val="20"/>
+                <w:sz w:val="28"/>
+                <w:szCs w:val="28"/>
               </w:rPr>
               <w:t>LISTEN approach)</w:t>
             </w:r>
             <w:r>
               <w:rPr>
                 <w:rFonts w:ascii="Calibri" w:eastAsia="Calibri" w:hAnsi="Calibri" w:cs="Calibri"/>
-                <w:sz w:val="20"/>
-                <w:szCs w:val="20"/>
+                <w:sz w:val="28"/>
+                <w:szCs w:val="28"/>
                 <w:lang w:val="en-GB"/>
               </w:rPr>
               <w:t xml:space="preserve"> </w:t>
@@ -561,24 +556,24 @@
               <w:textAlignment w:val="baseline"/>
               <w:rPr>
                 <w:rFonts w:ascii="Calibri" w:hAnsi="Calibri" w:cs="Calibri"/>
-                <w:sz w:val="20"/>
-                <w:szCs w:val="20"/>
+                <w:sz w:val="28"/>
+                <w:szCs w:val="28"/>
                 <w:lang w:val="en-GB" w:eastAsia="en-GB"/>
               </w:rPr>
             </w:pPr>
             <w:r>
               <w:rPr>
                 <w:rFonts w:ascii="Calibri" w:hAnsi="Calibri" w:cs="Calibri"/>
-                <w:sz w:val="20"/>
-                <w:szCs w:val="20"/>
+                <w:sz w:val="28"/>
+                <w:szCs w:val="28"/>
               </w:rPr>
               <w:br/>
             </w:r>
             <w:r>
               <w:rPr>
                 <w:rFonts w:ascii="Calibri" w:eastAsia="Calibri" w:hAnsi="Calibri" w:cs="Calibri"/>
-                <w:sz w:val="20"/>
-                <w:szCs w:val="20"/>
+                <w:sz w:val="28"/>
+                <w:szCs w:val="28"/>
                 <w:lang w:val="en-GB"/>
               </w:rPr>
               <w:t xml:space="preserve">- adapting to the context of the interview  </w:t>
@@ -590,8 +585,8 @@
               <w:textAlignment w:val="baseline"/>
               <w:rPr>
                 <w:rFonts w:ascii="Calibri" w:eastAsia="Times New Roman" w:hAnsi="Calibri" w:cs="Calibri"/>
-                <w:sz w:val="20"/>
-                <w:szCs w:val="20"/>
+                <w:sz w:val="28"/>
+                <w:szCs w:val="28"/>
                 <w:lang w:val="en-GB" w:eastAsia="en-GB"/>
               </w:rPr>
             </w:pPr>
@@ -613,16 +608,16 @@
               <w:textAlignment w:val="baseline"/>
               <w:rPr>
                 <w:rFonts w:ascii="Calibri" w:eastAsia="Times New Roman" w:hAnsi="Calibri" w:cs="Calibri"/>
-                <w:sz w:val="20"/>
-                <w:szCs w:val="20"/>
-                <w:lang w:val="en-GB" w:eastAsia="en-GB"/>
-              </w:rPr>
-            </w:pPr>
-            <w:r>
-              <w:rPr>
-                <w:rFonts w:ascii="Calibri" w:eastAsia="Times New Roman" w:hAnsi="Calibri" w:cs="Calibri"/>
-                <w:sz w:val="20"/>
-                <w:szCs w:val="20"/>
+                <w:sz w:val="28"/>
+                <w:szCs w:val="28"/>
+                <w:lang w:val="en-GB" w:eastAsia="en-GB"/>
+              </w:rPr>
+            </w:pPr>
+            <w:r>
+              <w:rPr>
+                <w:rFonts w:ascii="Calibri" w:eastAsia="Times New Roman" w:hAnsi="Calibri" w:cs="Calibri"/>
+                <w:sz w:val="28"/>
+                <w:szCs w:val="28"/>
                 <w:lang w:val="en-GB" w:eastAsia="en-GB"/>
               </w:rPr>
               <w:t xml:space="preserve">No or hardly any reflection on interview and listening skills is provided </w:t>
@@ -645,16 +640,16 @@
               <w:textAlignment w:val="baseline"/>
               <w:rPr>
                 <w:rFonts w:ascii="Calibri" w:eastAsia="Times New Roman" w:hAnsi="Calibri" w:cs="Calibri"/>
-                <w:sz w:val="20"/>
-                <w:szCs w:val="20"/>
-                <w:lang w:val="en-GB" w:eastAsia="en-GB"/>
-              </w:rPr>
-            </w:pPr>
-            <w:r>
-              <w:rPr>
-                <w:rFonts w:ascii="Calibri" w:eastAsia="Times New Roman" w:hAnsi="Calibri" w:cs="Calibri"/>
-                <w:sz w:val="20"/>
-                <w:szCs w:val="20"/>
+                <w:sz w:val="28"/>
+                <w:szCs w:val="28"/>
+                <w:lang w:val="en-GB" w:eastAsia="en-GB"/>
+              </w:rPr>
+            </w:pPr>
+            <w:r>
+              <w:rPr>
+                <w:rFonts w:ascii="Calibri" w:eastAsia="Times New Roman" w:hAnsi="Calibri" w:cs="Calibri"/>
+                <w:sz w:val="28"/>
+                <w:szCs w:val="28"/>
                 <w:lang w:val="en-GB" w:eastAsia="en-GB"/>
               </w:rPr>
               <w:t>Experiences with interviewing or listening skills are included and elaborated on</w:t>
@@ -662,8 +657,8 @@
             <w:r>
               <w:rPr>
                 <w:rFonts w:ascii="Calibri" w:eastAsia="Times New Roman" w:hAnsi="Calibri" w:cs="Calibri"/>
-                <w:sz w:val="20"/>
-                <w:szCs w:val="20"/>
+                <w:sz w:val="28"/>
+                <w:szCs w:val="28"/>
                 <w:lang w:val="en-GB" w:eastAsia="en-GB"/>
               </w:rPr>
               <w:t>.</w:t>
@@ -686,8 +681,8 @@
               <w:textAlignment w:val="baseline"/>
               <w:rPr>
                 <w:rFonts w:ascii="Calibri" w:eastAsia="Times New Roman" w:hAnsi="Calibri" w:cs="Calibri"/>
-                <w:sz w:val="20"/>
-                <w:szCs w:val="20"/>
+                <w:sz w:val="28"/>
+                <w:szCs w:val="28"/>
                 <w:lang w:val="en-GB" w:eastAsia="en-GB"/>
               </w:rPr>
             </w:pPr>
@@ -700,7 +695,7 @@
         </w:trPr>
         <w:tc>
           <w:tcPr>
-            <w:tcW w:w="1524" w:type="dxa"/>
+            <w:tcW w:w="1709" w:type="dxa"/>
             <w:vMerge w:val="restart"/>
             <w:shd w:val="clear" w:color="auto" w:fill="DA32AE"/>
             <w:vAlign w:val="center"/>
@@ -714,16 +709,16 @@
               <w:textAlignment w:val="baseline"/>
               <w:rPr>
                 <w:rFonts w:ascii="Calibri" w:eastAsia="Times New Roman" w:hAnsi="Calibri" w:cs="Calibri"/>
-                <w:sz w:val="20"/>
-                <w:szCs w:val="20"/>
-                <w:lang w:val="en-GB" w:eastAsia="en-GB"/>
-              </w:rPr>
-            </w:pPr>
-            <w:r>
-              <w:rPr>
-                <w:rFonts w:ascii="Calibri" w:eastAsia="Times New Roman" w:hAnsi="Calibri" w:cs="Calibri"/>
-                <w:sz w:val="20"/>
-                <w:szCs w:val="20"/>
+                <w:sz w:val="28"/>
+                <w:szCs w:val="28"/>
+                <w:lang w:val="en-GB" w:eastAsia="en-GB"/>
+              </w:rPr>
+            </w:pPr>
+            <w:r>
+              <w:rPr>
+                <w:rFonts w:ascii="Calibri" w:eastAsia="Times New Roman" w:hAnsi="Calibri" w:cs="Calibri"/>
+                <w:sz w:val="28"/>
+                <w:szCs w:val="28"/>
                 <w:lang w:val="en-GB" w:eastAsia="en-GB"/>
               </w:rPr>
               <w:t>Collaborate </w:t>
@@ -732,7 +727,7 @@
         </w:tc>
         <w:tc>
           <w:tcPr>
-            <w:tcW w:w="3713" w:type="dxa"/>
+            <w:tcW w:w="3528" w:type="dxa"/>
             <w:tcBorders>
               <w:top w:val="single" w:sz="6" w:space="0" w:color="auto"/>
               <w:left w:val="single" w:sz="6" w:space="0" w:color="auto"/>
@@ -746,11 +741,15 @@
               <w:pStyle w:val="tabletext"/>
               <w:rPr>
                 <w:rStyle w:val="normaltextrun"/>
+                <w:sz w:val="28"/>
+                <w:szCs w:val="28"/>
               </w:rPr>
             </w:pPr>
             <w:r>
               <w:rPr>
                 <w:rStyle w:val="normaltextrun"/>
+                <w:sz w:val="28"/>
+                <w:szCs w:val="28"/>
               </w:rPr>
               <w:t>2.b. Explain how different backgrounds (including education and science) play a role in collaboration</w:t>
             </w:r>
@@ -778,16 +777,16 @@
               <w:textAlignment w:val="baseline"/>
               <w:rPr>
                 <w:rFonts w:ascii="Calibri" w:eastAsia="Times New Roman" w:hAnsi="Calibri" w:cs="Calibri"/>
-                <w:sz w:val="20"/>
-                <w:szCs w:val="20"/>
-                <w:lang w:val="en-GB" w:eastAsia="en-GB"/>
-              </w:rPr>
-            </w:pPr>
-            <w:r>
-              <w:rPr>
-                <w:rFonts w:ascii="Calibri" w:eastAsia="Times New Roman" w:hAnsi="Calibri" w:cs="Calibri"/>
-                <w:sz w:val="20"/>
-                <w:szCs w:val="20"/>
+                <w:sz w:val="28"/>
+                <w:szCs w:val="28"/>
+                <w:lang w:val="en-GB" w:eastAsia="en-GB"/>
+              </w:rPr>
+            </w:pPr>
+            <w:r>
+              <w:rPr>
+                <w:rFonts w:ascii="Calibri" w:eastAsia="Times New Roman" w:hAnsi="Calibri" w:cs="Calibri"/>
+                <w:sz w:val="28"/>
+                <w:szCs w:val="28"/>
                 <w:lang w:val="en-GB" w:eastAsia="en-GB"/>
               </w:rPr>
               <w:t>The first part of the team contract (the student’s knowledge, skills, methods and values added to the team)</w:t>
@@ -804,16 +803,16 @@
               <w:textAlignment w:val="baseline"/>
               <w:rPr>
                 <w:rFonts w:ascii="Calibri" w:eastAsia="Times New Roman" w:hAnsi="Calibri" w:cs="Calibri"/>
-                <w:sz w:val="20"/>
-                <w:szCs w:val="20"/>
-                <w:lang w:val="en-GB" w:eastAsia="en-GB"/>
-              </w:rPr>
-            </w:pPr>
-            <w:r>
-              <w:rPr>
-                <w:rFonts w:ascii="Calibri" w:eastAsia="Times New Roman" w:hAnsi="Calibri" w:cs="Calibri"/>
-                <w:sz w:val="20"/>
-                <w:szCs w:val="20"/>
+                <w:sz w:val="28"/>
+                <w:szCs w:val="28"/>
+                <w:lang w:val="en-GB" w:eastAsia="en-GB"/>
+              </w:rPr>
+            </w:pPr>
+            <w:r>
+              <w:rPr>
+                <w:rFonts w:ascii="Calibri" w:eastAsia="Times New Roman" w:hAnsi="Calibri" w:cs="Calibri"/>
+                <w:sz w:val="28"/>
+                <w:szCs w:val="28"/>
                 <w:lang w:val="en-GB" w:eastAsia="en-GB"/>
               </w:rPr>
               <w:t>What did the student learn from other team members / other teams / supervisors / coaches</w:t>
@@ -836,16 +835,16 @@
               <w:textAlignment w:val="baseline"/>
               <w:rPr>
                 <w:rFonts w:ascii="Calibri" w:eastAsia="Times New Roman" w:hAnsi="Calibri" w:cs="Calibri"/>
-                <w:sz w:val="20"/>
-                <w:szCs w:val="20"/>
-                <w:lang w:val="en-GB" w:eastAsia="en-GB"/>
-              </w:rPr>
-            </w:pPr>
-            <w:r>
-              <w:rPr>
-                <w:rFonts w:ascii="Calibri" w:eastAsia="Times New Roman" w:hAnsi="Calibri" w:cs="Calibri"/>
-                <w:sz w:val="20"/>
-                <w:szCs w:val="20"/>
+                <w:sz w:val="28"/>
+                <w:szCs w:val="28"/>
+                <w:lang w:val="en-GB" w:eastAsia="en-GB"/>
+              </w:rPr>
+            </w:pPr>
+            <w:r>
+              <w:rPr>
+                <w:rFonts w:ascii="Calibri" w:eastAsia="Times New Roman" w:hAnsi="Calibri" w:cs="Calibri"/>
+                <w:sz w:val="28"/>
+                <w:szCs w:val="28"/>
                 <w:lang w:val="en-GB" w:eastAsia="en-GB"/>
               </w:rPr>
               <w:t>The critical thinking journal lacks reflection on any of the following points:</w:t>
@@ -862,16 +861,16 @@
               <w:textAlignment w:val="baseline"/>
               <w:rPr>
                 <w:rFonts w:ascii="Calibri" w:eastAsia="Times New Roman" w:hAnsi="Calibri" w:cs="Calibri"/>
-                <w:sz w:val="20"/>
-                <w:szCs w:val="20"/>
-                <w:lang w:val="en-GB" w:eastAsia="en-GB"/>
-              </w:rPr>
-            </w:pPr>
-            <w:r>
-              <w:rPr>
-                <w:rFonts w:ascii="Calibri" w:eastAsia="Times New Roman" w:hAnsi="Calibri" w:cs="Calibri"/>
-                <w:sz w:val="20"/>
-                <w:szCs w:val="20"/>
+                <w:sz w:val="28"/>
+                <w:szCs w:val="28"/>
+                <w:lang w:val="en-GB" w:eastAsia="en-GB"/>
+              </w:rPr>
+            </w:pPr>
+            <w:r>
+              <w:rPr>
+                <w:rFonts w:ascii="Calibri" w:eastAsia="Times New Roman" w:hAnsi="Calibri" w:cs="Calibri"/>
+                <w:sz w:val="28"/>
+                <w:szCs w:val="28"/>
                 <w:lang w:val="en-GB" w:eastAsia="en-GB"/>
               </w:rPr>
               <w:t>the student’s knowledge, skills, methods and values added to the team,</w:t>
@@ -888,16 +887,16 @@
               <w:textAlignment w:val="baseline"/>
               <w:rPr>
                 <w:rFonts w:ascii="Calibri" w:eastAsia="Times New Roman" w:hAnsi="Calibri" w:cs="Calibri"/>
-                <w:sz w:val="20"/>
-                <w:szCs w:val="20"/>
-                <w:lang w:val="en-GB" w:eastAsia="en-GB"/>
-              </w:rPr>
-            </w:pPr>
-            <w:r>
-              <w:rPr>
-                <w:rFonts w:ascii="Calibri" w:eastAsia="Times New Roman" w:hAnsi="Calibri" w:cs="Calibri"/>
-                <w:sz w:val="20"/>
-                <w:szCs w:val="20"/>
+                <w:sz w:val="28"/>
+                <w:szCs w:val="28"/>
+                <w:lang w:val="en-GB" w:eastAsia="en-GB"/>
+              </w:rPr>
+            </w:pPr>
+            <w:r>
+              <w:rPr>
+                <w:rFonts w:ascii="Calibri" w:eastAsia="Times New Roman" w:hAnsi="Calibri" w:cs="Calibri"/>
+                <w:sz w:val="28"/>
+                <w:szCs w:val="28"/>
                 <w:lang w:val="en-GB" w:eastAsia="en-GB"/>
               </w:rPr>
               <w:t>What did the student learn from other team members / other teams / supervisors / coaches</w:t>
@@ -909,16 +908,16 @@
               <w:textAlignment w:val="baseline"/>
               <w:rPr>
                 <w:rFonts w:ascii="Calibri" w:eastAsia="Times New Roman" w:hAnsi="Calibri" w:cs="Calibri"/>
-                <w:sz w:val="20"/>
-                <w:szCs w:val="20"/>
-                <w:lang w:val="en-GB" w:eastAsia="en-GB"/>
-              </w:rPr>
-            </w:pPr>
-            <w:r>
-              <w:rPr>
-                <w:rFonts w:ascii="Calibri" w:eastAsia="Times New Roman" w:hAnsi="Calibri" w:cs="Calibri"/>
-                <w:sz w:val="20"/>
-                <w:szCs w:val="20"/>
+                <w:sz w:val="28"/>
+                <w:szCs w:val="28"/>
+                <w:lang w:val="en-GB" w:eastAsia="en-GB"/>
+              </w:rPr>
+            </w:pPr>
+            <w:r>
+              <w:rPr>
+                <w:rFonts w:ascii="Calibri" w:eastAsia="Times New Roman" w:hAnsi="Calibri" w:cs="Calibri"/>
+                <w:sz w:val="28"/>
+                <w:szCs w:val="28"/>
                 <w:lang w:val="en-GB" w:eastAsia="en-GB"/>
               </w:rPr>
               <w:t xml:space="preserve">Or the reflection is superficial and only scratches the surface. </w:t>
@@ -930,8 +929,8 @@
               <w:textAlignment w:val="baseline"/>
               <w:rPr>
                 <w:rFonts w:ascii="Calibri" w:eastAsia="Times New Roman" w:hAnsi="Calibri" w:cs="Calibri"/>
-                <w:sz w:val="20"/>
-                <w:szCs w:val="20"/>
+                <w:sz w:val="28"/>
+                <w:szCs w:val="28"/>
                 <w:lang w:val="en-GB" w:eastAsia="en-GB"/>
               </w:rPr>
             </w:pPr>
@@ -953,16 +952,16 @@
               <w:textAlignment w:val="baseline"/>
               <w:rPr>
                 <w:rFonts w:ascii="Calibri" w:eastAsia="Times New Roman" w:hAnsi="Calibri" w:cs="Calibri"/>
-                <w:sz w:val="20"/>
-                <w:szCs w:val="20"/>
-                <w:lang w:val="en-GB" w:eastAsia="en-GB"/>
-              </w:rPr>
-            </w:pPr>
-            <w:r>
-              <w:rPr>
-                <w:rFonts w:ascii="Calibri" w:eastAsia="Times New Roman" w:hAnsi="Calibri" w:cs="Calibri"/>
-                <w:sz w:val="20"/>
-                <w:szCs w:val="20"/>
+                <w:sz w:val="28"/>
+                <w:szCs w:val="28"/>
+                <w:lang w:val="en-GB" w:eastAsia="en-GB"/>
+              </w:rPr>
+            </w:pPr>
+            <w:r>
+              <w:rPr>
+                <w:rFonts w:ascii="Calibri" w:eastAsia="Times New Roman" w:hAnsi="Calibri" w:cs="Calibri"/>
+                <w:sz w:val="28"/>
+                <w:szCs w:val="28"/>
                 <w:lang w:val="en-GB" w:eastAsia="en-GB"/>
               </w:rPr>
               <w:t>The critical thinking journal contains detailed reflections on the following points:</w:t>
@@ -979,16 +978,16 @@
               <w:textAlignment w:val="baseline"/>
               <w:rPr>
                 <w:rFonts w:ascii="Calibri" w:eastAsia="Times New Roman" w:hAnsi="Calibri" w:cs="Calibri"/>
-                <w:sz w:val="20"/>
-                <w:szCs w:val="20"/>
-                <w:lang w:val="en-GB" w:eastAsia="en-GB"/>
-              </w:rPr>
-            </w:pPr>
-            <w:r>
-              <w:rPr>
-                <w:rFonts w:ascii="Calibri" w:eastAsia="Times New Roman" w:hAnsi="Calibri" w:cs="Calibri"/>
-                <w:sz w:val="20"/>
-                <w:szCs w:val="20"/>
+                <w:sz w:val="28"/>
+                <w:szCs w:val="28"/>
+                <w:lang w:val="en-GB" w:eastAsia="en-GB"/>
+              </w:rPr>
+            </w:pPr>
+            <w:r>
+              <w:rPr>
+                <w:rFonts w:ascii="Calibri" w:eastAsia="Times New Roman" w:hAnsi="Calibri" w:cs="Calibri"/>
+                <w:sz w:val="28"/>
+                <w:szCs w:val="28"/>
                 <w:lang w:val="en-GB" w:eastAsia="en-GB"/>
               </w:rPr>
               <w:t xml:space="preserve">the student’s knowledge, skills, methods and values added to the team, especially in the light of the others’ knowledge, skills, methods and values. </w:t>
@@ -1005,16 +1004,16 @@
               <w:textAlignment w:val="baseline"/>
               <w:rPr>
                 <w:rFonts w:ascii="Calibri" w:eastAsia="Times New Roman" w:hAnsi="Calibri" w:cs="Calibri"/>
-                <w:sz w:val="20"/>
-                <w:szCs w:val="20"/>
-                <w:lang w:val="en-GB" w:eastAsia="en-GB"/>
-              </w:rPr>
-            </w:pPr>
-            <w:r>
-              <w:rPr>
-                <w:rFonts w:ascii="Calibri" w:eastAsia="Times New Roman" w:hAnsi="Calibri" w:cs="Calibri"/>
-                <w:sz w:val="20"/>
-                <w:szCs w:val="20"/>
+                <w:sz w:val="28"/>
+                <w:szCs w:val="28"/>
+                <w:lang w:val="en-GB" w:eastAsia="en-GB"/>
+              </w:rPr>
+            </w:pPr>
+            <w:r>
+              <w:rPr>
+                <w:rFonts w:ascii="Calibri" w:eastAsia="Times New Roman" w:hAnsi="Calibri" w:cs="Calibri"/>
+                <w:sz w:val="28"/>
+                <w:szCs w:val="28"/>
                 <w:lang w:val="en-GB" w:eastAsia="en-GB"/>
               </w:rPr>
               <w:t>What did the student learn from other team members / other teams / supervisors / coaches</w:t>
@@ -1037,8 +1036,8 @@
               <w:textAlignment w:val="baseline"/>
               <w:rPr>
                 <w:rFonts w:ascii="Calibri" w:eastAsia="Times New Roman" w:hAnsi="Calibri" w:cs="Calibri"/>
-                <w:sz w:val="20"/>
-                <w:szCs w:val="20"/>
+                <w:sz w:val="28"/>
+                <w:szCs w:val="28"/>
                 <w:lang w:val="en-GB" w:eastAsia="en-GB"/>
               </w:rPr>
             </w:pPr>
@@ -1051,7 +1050,7 @@
         </w:trPr>
         <w:tc>
           <w:tcPr>
-            <w:tcW w:w="1524" w:type="dxa"/>
+            <w:tcW w:w="1709" w:type="dxa"/>
             <w:vMerge/>
             <w:shd w:val="clear" w:color="auto" w:fill="DA32AE"/>
             <w:vAlign w:val="center"/>
@@ -1062,16 +1061,16 @@
               <w:spacing w:after="0" w:line="240" w:lineRule="auto"/>
               <w:rPr>
                 <w:rFonts w:ascii="Calibri" w:eastAsia="Times New Roman" w:hAnsi="Calibri" w:cs="Calibri"/>
-                <w:sz w:val="20"/>
-                <w:szCs w:val="20"/>
-                <w:lang w:val="en-GB" w:eastAsia="en-GB"/>
-              </w:rPr>
-            </w:pPr>
-          </w:p>
-        </w:tc>
-        <w:tc>
-          <w:tcPr>
-            <w:tcW w:w="3713" w:type="dxa"/>
+                <w:sz w:val="28"/>
+                <w:szCs w:val="28"/>
+                <w:lang w:val="en-GB" w:eastAsia="en-GB"/>
+              </w:rPr>
+            </w:pPr>
+          </w:p>
+        </w:tc>
+        <w:tc>
+          <w:tcPr>
+            <w:tcW w:w="3528" w:type="dxa"/>
             <w:tcBorders>
               <w:top w:val="single" w:sz="6" w:space="0" w:color="auto"/>
               <w:left w:val="single" w:sz="6" w:space="0" w:color="auto"/>
@@ -1086,8 +1085,8 @@
               <w:rPr>
                 <w:rStyle w:val="normaltextrun"/>
                 <w:rFonts w:asciiTheme="minorHAnsi" w:hAnsiTheme="minorHAnsi" w:cstheme="minorBidi"/>
-                <w:sz w:val="22"/>
-                <w:szCs w:val="22"/>
+                <w:sz w:val="28"/>
+                <w:szCs w:val="28"/>
                 <w:lang w:val="en-US"/>
               </w:rPr>
             </w:pPr>
@@ -1097,11 +1096,15 @@
               <w:pStyle w:val="NoSpacing"/>
               <w:rPr>
                 <w:rStyle w:val="normaltextrun"/>
+                <w:sz w:val="28"/>
+                <w:szCs w:val="28"/>
               </w:rPr>
             </w:pPr>
             <w:r>
               <w:rPr>
                 <w:rStyle w:val="normaltextrun"/>
+                <w:sz w:val="28"/>
+                <w:szCs w:val="28"/>
               </w:rPr>
               <w:t>2.b Reflect on transdisciplinary collaboration in such a way that it can improve collaboration.</w:t>
             </w:r>
@@ -1129,16 +1132,16 @@
               <w:textAlignment w:val="baseline"/>
               <w:rPr>
                 <w:rFonts w:ascii="Calibri" w:eastAsia="Times New Roman" w:hAnsi="Calibri" w:cs="Calibri"/>
-                <w:sz w:val="20"/>
-                <w:szCs w:val="20"/>
-                <w:lang w:val="en-GB" w:eastAsia="en-GB"/>
-              </w:rPr>
-            </w:pPr>
-            <w:r>
-              <w:rPr>
-                <w:rFonts w:ascii="Calibri" w:eastAsia="Times New Roman" w:hAnsi="Calibri" w:cs="Calibri"/>
-                <w:sz w:val="20"/>
-                <w:szCs w:val="20"/>
+                <w:sz w:val="28"/>
+                <w:szCs w:val="28"/>
+                <w:lang w:val="en-GB" w:eastAsia="en-GB"/>
+              </w:rPr>
+            </w:pPr>
+            <w:r>
+              <w:rPr>
+                <w:rFonts w:ascii="Calibri" w:eastAsia="Times New Roman" w:hAnsi="Calibri" w:cs="Calibri"/>
+                <w:sz w:val="28"/>
+                <w:szCs w:val="28"/>
                 <w:lang w:val="en-GB" w:eastAsia="en-GB"/>
               </w:rPr>
               <w:t>Challenges the team encountered</w:t>
@@ -1155,16 +1158,16 @@
               <w:textAlignment w:val="baseline"/>
               <w:rPr>
                 <w:rFonts w:ascii="Calibri" w:eastAsia="Times New Roman" w:hAnsi="Calibri" w:cs="Calibri"/>
-                <w:sz w:val="20"/>
-                <w:szCs w:val="20"/>
-                <w:lang w:val="en-GB" w:eastAsia="en-GB"/>
-              </w:rPr>
-            </w:pPr>
-            <w:r>
-              <w:rPr>
-                <w:rFonts w:ascii="Calibri" w:eastAsia="Times New Roman" w:hAnsi="Calibri" w:cs="Calibri"/>
-                <w:sz w:val="20"/>
-                <w:szCs w:val="20"/>
+                <w:sz w:val="28"/>
+                <w:szCs w:val="28"/>
+                <w:lang w:val="en-GB" w:eastAsia="en-GB"/>
+              </w:rPr>
+            </w:pPr>
+            <w:r>
+              <w:rPr>
+                <w:rFonts w:ascii="Calibri" w:eastAsia="Times New Roman" w:hAnsi="Calibri" w:cs="Calibri"/>
+                <w:sz w:val="28"/>
+                <w:szCs w:val="28"/>
                 <w:lang w:val="en-GB" w:eastAsia="en-GB"/>
               </w:rPr>
               <w:t>How they solved these</w:t>
@@ -1181,16 +1184,16 @@
               <w:textAlignment w:val="baseline"/>
               <w:rPr>
                 <w:rFonts w:ascii="Calibri" w:eastAsia="Times New Roman" w:hAnsi="Calibri" w:cs="Calibri"/>
-                <w:sz w:val="20"/>
-                <w:szCs w:val="20"/>
-                <w:lang w:val="en-GB" w:eastAsia="en-GB"/>
-              </w:rPr>
-            </w:pPr>
-            <w:r>
-              <w:rPr>
-                <w:rFonts w:ascii="Calibri" w:eastAsia="Times New Roman" w:hAnsi="Calibri" w:cs="Calibri"/>
-                <w:sz w:val="20"/>
-                <w:szCs w:val="20"/>
+                <w:sz w:val="28"/>
+                <w:szCs w:val="28"/>
+                <w:lang w:val="en-GB" w:eastAsia="en-GB"/>
+              </w:rPr>
+            </w:pPr>
+            <w:r>
+              <w:rPr>
+                <w:rFonts w:ascii="Calibri" w:eastAsia="Times New Roman" w:hAnsi="Calibri" w:cs="Calibri"/>
+                <w:sz w:val="28"/>
+                <w:szCs w:val="28"/>
                 <w:lang w:val="en-GB" w:eastAsia="en-GB"/>
               </w:rPr>
               <w:t>What did they learn from these</w:t>
@@ -1213,16 +1216,16 @@
               <w:textAlignment w:val="baseline"/>
               <w:rPr>
                 <w:rFonts w:ascii="Calibri" w:eastAsia="Times New Roman" w:hAnsi="Calibri" w:cs="Calibri"/>
-                <w:sz w:val="20"/>
-                <w:szCs w:val="20"/>
-                <w:lang w:val="en-GB" w:eastAsia="en-GB"/>
-              </w:rPr>
-            </w:pPr>
-            <w:r>
-              <w:rPr>
-                <w:rFonts w:ascii="Calibri" w:eastAsia="Times New Roman" w:hAnsi="Calibri" w:cs="Calibri"/>
-                <w:sz w:val="20"/>
-                <w:szCs w:val="20"/>
+                <w:sz w:val="28"/>
+                <w:szCs w:val="28"/>
+                <w:lang w:val="en-GB" w:eastAsia="en-GB"/>
+              </w:rPr>
+            </w:pPr>
+            <w:r>
+              <w:rPr>
+                <w:rFonts w:ascii="Calibri" w:eastAsia="Times New Roman" w:hAnsi="Calibri" w:cs="Calibri"/>
+                <w:sz w:val="28"/>
+                <w:szCs w:val="28"/>
                 <w:lang w:val="en-GB" w:eastAsia="en-GB"/>
               </w:rPr>
               <w:t>The critical thinking journal lacks reflection on any of the following points:</w:t>
@@ -1239,16 +1242,16 @@
               <w:textAlignment w:val="baseline"/>
               <w:rPr>
                 <w:rFonts w:ascii="Calibri" w:eastAsia="Times New Roman" w:hAnsi="Calibri" w:cs="Calibri"/>
-                <w:sz w:val="20"/>
-                <w:szCs w:val="20"/>
-                <w:lang w:val="en-GB" w:eastAsia="en-GB"/>
-              </w:rPr>
-            </w:pPr>
-            <w:r>
-              <w:rPr>
-                <w:rFonts w:ascii="Calibri" w:eastAsia="Times New Roman" w:hAnsi="Calibri" w:cs="Calibri"/>
-                <w:sz w:val="20"/>
-                <w:szCs w:val="20"/>
+                <w:sz w:val="28"/>
+                <w:szCs w:val="28"/>
+                <w:lang w:val="en-GB" w:eastAsia="en-GB"/>
+              </w:rPr>
+            </w:pPr>
+            <w:r>
+              <w:rPr>
+                <w:rFonts w:ascii="Calibri" w:eastAsia="Times New Roman" w:hAnsi="Calibri" w:cs="Calibri"/>
+                <w:sz w:val="28"/>
+                <w:szCs w:val="28"/>
                 <w:lang w:val="en-GB" w:eastAsia="en-GB"/>
               </w:rPr>
               <w:t>Challenges the team encountered</w:t>
@@ -1265,16 +1268,16 @@
               <w:textAlignment w:val="baseline"/>
               <w:rPr>
                 <w:rFonts w:ascii="Calibri" w:eastAsia="Times New Roman" w:hAnsi="Calibri" w:cs="Calibri"/>
-                <w:sz w:val="20"/>
-                <w:szCs w:val="20"/>
-                <w:lang w:val="en-GB" w:eastAsia="en-GB"/>
-              </w:rPr>
-            </w:pPr>
-            <w:r>
-              <w:rPr>
-                <w:rFonts w:ascii="Calibri" w:eastAsia="Times New Roman" w:hAnsi="Calibri" w:cs="Calibri"/>
-                <w:sz w:val="20"/>
-                <w:szCs w:val="20"/>
+                <w:sz w:val="28"/>
+                <w:szCs w:val="28"/>
+                <w:lang w:val="en-GB" w:eastAsia="en-GB"/>
+              </w:rPr>
+            </w:pPr>
+            <w:r>
+              <w:rPr>
+                <w:rFonts w:ascii="Calibri" w:eastAsia="Times New Roman" w:hAnsi="Calibri" w:cs="Calibri"/>
+                <w:sz w:val="28"/>
+                <w:szCs w:val="28"/>
                 <w:lang w:val="en-GB" w:eastAsia="en-GB"/>
               </w:rPr>
               <w:t>How they solved these</w:t>
@@ -1291,37 +1294,47 @@
               <w:textAlignment w:val="baseline"/>
               <w:rPr>
                 <w:rFonts w:ascii="Calibri" w:eastAsia="Times New Roman" w:hAnsi="Calibri" w:cs="Calibri"/>
-                <w:sz w:val="20"/>
-                <w:szCs w:val="20"/>
-                <w:lang w:val="en-GB" w:eastAsia="en-GB"/>
-              </w:rPr>
-            </w:pPr>
-            <w:r>
-              <w:rPr>
-                <w:rFonts w:ascii="Calibri" w:eastAsia="Times New Roman" w:hAnsi="Calibri" w:cs="Calibri"/>
-                <w:sz w:val="20"/>
-                <w:szCs w:val="20"/>
-                <w:lang w:val="en-GB" w:eastAsia="en-GB"/>
-              </w:rPr>
-              <w:t>What did they learn from these</w:t>
-            </w:r>
-          </w:p>
-          <w:p>
-            <w:pPr>
-              <w:spacing w:after="0" w:line="240" w:lineRule="auto"/>
-              <w:textAlignment w:val="baseline"/>
-              <w:rPr>
-                <w:rFonts w:ascii="Calibri" w:eastAsia="Times New Roman" w:hAnsi="Calibri" w:cs="Calibri"/>
-                <w:sz w:val="20"/>
-                <w:szCs w:val="20"/>
-                <w:lang w:val="en-GB" w:eastAsia="en-GB"/>
-              </w:rPr>
-            </w:pPr>
-            <w:r>
-              <w:rPr>
-                <w:rFonts w:ascii="Calibri" w:eastAsia="Times New Roman" w:hAnsi="Calibri" w:cs="Calibri"/>
-                <w:sz w:val="20"/>
-                <w:szCs w:val="20"/>
+                <w:sz w:val="28"/>
+                <w:szCs w:val="28"/>
+                <w:lang w:val="en-GB" w:eastAsia="en-GB"/>
+              </w:rPr>
+            </w:pPr>
+            <w:r>
+              <w:rPr>
+                <w:rFonts w:ascii="Calibri" w:eastAsia="Times New Roman" w:hAnsi="Calibri" w:cs="Calibri"/>
+                <w:sz w:val="28"/>
+                <w:szCs w:val="28"/>
+                <w:lang w:val="en-GB" w:eastAsia="en-GB"/>
+              </w:rPr>
+              <w:t xml:space="preserve">What did they learn from </w:t>
+            </w:r>
+            <w:r>
+              <w:rPr>
+                <w:rFonts w:ascii="Calibri" w:eastAsia="Times New Roman" w:hAnsi="Calibri" w:cs="Calibri"/>
+                <w:sz w:val="28"/>
+                <w:szCs w:val="28"/>
+                <w:lang w:val="en-GB" w:eastAsia="en-GB"/>
+              </w:rPr>
+              <w:lastRenderedPageBreak/>
+              <w:t>these</w:t>
+            </w:r>
+          </w:p>
+          <w:p>
+            <w:pPr>
+              <w:spacing w:after="0" w:line="240" w:lineRule="auto"/>
+              <w:textAlignment w:val="baseline"/>
+              <w:rPr>
+                <w:rFonts w:ascii="Calibri" w:eastAsia="Times New Roman" w:hAnsi="Calibri" w:cs="Calibri"/>
+                <w:sz w:val="28"/>
+                <w:szCs w:val="28"/>
+                <w:lang w:val="en-GB" w:eastAsia="en-GB"/>
+              </w:rPr>
+            </w:pPr>
+            <w:r>
+              <w:rPr>
+                <w:rFonts w:ascii="Calibri" w:eastAsia="Times New Roman" w:hAnsi="Calibri" w:cs="Calibri"/>
+                <w:sz w:val="28"/>
+                <w:szCs w:val="28"/>
                 <w:lang w:val="en-GB" w:eastAsia="en-GB"/>
               </w:rPr>
               <w:t xml:space="preserve">Or the reflection is superficial and only scratches the surface. </w:t>
@@ -1333,8 +1346,8 @@
               <w:textAlignment w:val="baseline"/>
               <w:rPr>
                 <w:rFonts w:ascii="Calibri" w:eastAsia="Times New Roman" w:hAnsi="Calibri" w:cs="Calibri"/>
-                <w:sz w:val="20"/>
-                <w:szCs w:val="20"/>
+                <w:sz w:val="28"/>
+                <w:szCs w:val="28"/>
                 <w:lang w:val="en-GB" w:eastAsia="en-GB"/>
               </w:rPr>
             </w:pPr>
@@ -1356,18 +1369,19 @@
               <w:textAlignment w:val="baseline"/>
               <w:rPr>
                 <w:rFonts w:ascii="Calibri" w:eastAsia="Times New Roman" w:hAnsi="Calibri" w:cs="Calibri"/>
-                <w:sz w:val="20"/>
-                <w:szCs w:val="20"/>
-                <w:lang w:val="en-GB" w:eastAsia="en-GB"/>
-              </w:rPr>
-            </w:pPr>
-            <w:r>
-              <w:rPr>
-                <w:rFonts w:ascii="Calibri" w:eastAsia="Times New Roman" w:hAnsi="Calibri" w:cs="Calibri"/>
-                <w:sz w:val="20"/>
-                <w:szCs w:val="20"/>
-                <w:lang w:val="en-GB" w:eastAsia="en-GB"/>
-              </w:rPr>
+                <w:sz w:val="28"/>
+                <w:szCs w:val="28"/>
+                <w:lang w:val="en-GB" w:eastAsia="en-GB"/>
+              </w:rPr>
+            </w:pPr>
+            <w:r>
+              <w:rPr>
+                <w:rFonts w:ascii="Calibri" w:eastAsia="Times New Roman" w:hAnsi="Calibri" w:cs="Calibri"/>
+                <w:sz w:val="28"/>
+                <w:szCs w:val="28"/>
+                <w:lang w:val="en-GB" w:eastAsia="en-GB"/>
+              </w:rPr>
+              <w:lastRenderedPageBreak/>
               <w:t>The critical thinking journal contains detailed reflections on all the following points:</w:t>
             </w:r>
           </w:p>
@@ -1382,16 +1396,16 @@
               <w:textAlignment w:val="baseline"/>
               <w:rPr>
                 <w:rFonts w:ascii="Calibri" w:eastAsia="Times New Roman" w:hAnsi="Calibri" w:cs="Calibri"/>
-                <w:sz w:val="20"/>
-                <w:szCs w:val="20"/>
-                <w:lang w:val="en-GB" w:eastAsia="en-GB"/>
-              </w:rPr>
-            </w:pPr>
-            <w:r>
-              <w:rPr>
-                <w:rFonts w:ascii="Calibri" w:eastAsia="Times New Roman" w:hAnsi="Calibri" w:cs="Calibri"/>
-                <w:sz w:val="20"/>
-                <w:szCs w:val="20"/>
+                <w:sz w:val="28"/>
+                <w:szCs w:val="28"/>
+                <w:lang w:val="en-GB" w:eastAsia="en-GB"/>
+              </w:rPr>
+            </w:pPr>
+            <w:r>
+              <w:rPr>
+                <w:rFonts w:ascii="Calibri" w:eastAsia="Times New Roman" w:hAnsi="Calibri" w:cs="Calibri"/>
+                <w:sz w:val="28"/>
+                <w:szCs w:val="28"/>
                 <w:lang w:val="en-GB" w:eastAsia="en-GB"/>
               </w:rPr>
               <w:t>Challenges the team encountered</w:t>
@@ -1408,16 +1422,16 @@
               <w:textAlignment w:val="baseline"/>
               <w:rPr>
                 <w:rFonts w:ascii="Calibri" w:eastAsia="Times New Roman" w:hAnsi="Calibri" w:cs="Calibri"/>
-                <w:sz w:val="20"/>
-                <w:szCs w:val="20"/>
-                <w:lang w:val="en-GB" w:eastAsia="en-GB"/>
-              </w:rPr>
-            </w:pPr>
-            <w:r>
-              <w:rPr>
-                <w:rFonts w:ascii="Calibri" w:eastAsia="Times New Roman" w:hAnsi="Calibri" w:cs="Calibri"/>
-                <w:sz w:val="20"/>
-                <w:szCs w:val="20"/>
+                <w:sz w:val="28"/>
+                <w:szCs w:val="28"/>
+                <w:lang w:val="en-GB" w:eastAsia="en-GB"/>
+              </w:rPr>
+            </w:pPr>
+            <w:r>
+              <w:rPr>
+                <w:rFonts w:ascii="Calibri" w:eastAsia="Times New Roman" w:hAnsi="Calibri" w:cs="Calibri"/>
+                <w:sz w:val="28"/>
+                <w:szCs w:val="28"/>
                 <w:lang w:val="en-GB" w:eastAsia="en-GB"/>
               </w:rPr>
               <w:t>How they solved these</w:t>
@@ -1434,19 +1448,29 @@
               <w:textAlignment w:val="baseline"/>
               <w:rPr>
                 <w:rFonts w:ascii="Calibri" w:eastAsia="Times New Roman" w:hAnsi="Calibri" w:cs="Calibri"/>
-                <w:sz w:val="20"/>
-                <w:szCs w:val="20"/>
-                <w:lang w:val="en-GB" w:eastAsia="en-GB"/>
-              </w:rPr>
-            </w:pPr>
-            <w:r>
-              <w:rPr>
-                <w:rFonts w:ascii="Calibri" w:eastAsia="Times New Roman" w:hAnsi="Calibri" w:cs="Calibri"/>
-                <w:sz w:val="20"/>
-                <w:szCs w:val="20"/>
-                <w:lang w:val="en-GB" w:eastAsia="en-GB"/>
-              </w:rPr>
-              <w:t>What did they learn from these</w:t>
+                <w:sz w:val="28"/>
+                <w:szCs w:val="28"/>
+                <w:lang w:val="en-GB" w:eastAsia="en-GB"/>
+              </w:rPr>
+            </w:pPr>
+            <w:r>
+              <w:rPr>
+                <w:rFonts w:ascii="Calibri" w:eastAsia="Times New Roman" w:hAnsi="Calibri" w:cs="Calibri"/>
+                <w:sz w:val="28"/>
+                <w:szCs w:val="28"/>
+                <w:lang w:val="en-GB" w:eastAsia="en-GB"/>
+              </w:rPr>
+              <w:t xml:space="preserve">What did they learn from </w:t>
+            </w:r>
+            <w:r>
+              <w:rPr>
+                <w:rFonts w:ascii="Calibri" w:eastAsia="Times New Roman" w:hAnsi="Calibri" w:cs="Calibri"/>
+                <w:sz w:val="28"/>
+                <w:szCs w:val="28"/>
+                <w:lang w:val="en-GB" w:eastAsia="en-GB"/>
+              </w:rPr>
+              <w:lastRenderedPageBreak/>
+              <w:t>these</w:t>
             </w:r>
           </w:p>
         </w:tc>
@@ -1466,8 +1490,8 @@
               <w:textAlignment w:val="baseline"/>
               <w:rPr>
                 <w:rFonts w:ascii="Calibri" w:eastAsia="Times New Roman" w:hAnsi="Calibri" w:cs="Calibri"/>
-                <w:sz w:val="20"/>
-                <w:szCs w:val="20"/>
+                <w:sz w:val="28"/>
+                <w:szCs w:val="28"/>
                 <w:lang w:val="en-GB" w:eastAsia="en-GB"/>
               </w:rPr>
             </w:pPr>
@@ -1480,7 +1504,7 @@
         </w:trPr>
         <w:tc>
           <w:tcPr>
-            <w:tcW w:w="1524" w:type="dxa"/>
+            <w:tcW w:w="1709" w:type="dxa"/>
             <w:vMerge/>
             <w:shd w:val="clear" w:color="auto" w:fill="DA32AE"/>
             <w:vAlign w:val="center"/>
@@ -1491,16 +1515,16 @@
               <w:spacing w:after="0" w:line="240" w:lineRule="auto"/>
               <w:rPr>
                 <w:rFonts w:ascii="Calibri" w:eastAsia="Times New Roman" w:hAnsi="Calibri" w:cs="Calibri"/>
-                <w:sz w:val="20"/>
-                <w:szCs w:val="20"/>
-                <w:lang w:val="en-GB" w:eastAsia="en-GB"/>
-              </w:rPr>
-            </w:pPr>
-          </w:p>
-        </w:tc>
-        <w:tc>
-          <w:tcPr>
-            <w:tcW w:w="3713" w:type="dxa"/>
+                <w:sz w:val="28"/>
+                <w:szCs w:val="28"/>
+                <w:lang w:val="en-GB" w:eastAsia="en-GB"/>
+              </w:rPr>
+            </w:pPr>
+          </w:p>
+        </w:tc>
+        <w:tc>
+          <w:tcPr>
+            <w:tcW w:w="3528" w:type="dxa"/>
             <w:tcBorders>
               <w:top w:val="single" w:sz="6" w:space="0" w:color="auto"/>
               <w:left w:val="single" w:sz="6" w:space="0" w:color="auto"/>
@@ -1514,6 +1538,8 @@
               <w:pStyle w:val="NoSpacing"/>
               <w:rPr>
                 <w:rFonts w:eastAsia="Times New Roman"/>
+                <w:sz w:val="28"/>
+                <w:szCs w:val="28"/>
                 <w:lang w:eastAsia="en-GB"/>
               </w:rPr>
             </w:pPr>
@@ -1523,12 +1549,16 @@
               <w:pStyle w:val="NoSpacing"/>
               <w:rPr>
                 <w:rStyle w:val="normaltextrun"/>
+                <w:sz w:val="28"/>
+                <w:szCs w:val="28"/>
                 <w:lang w:eastAsia="en-GB"/>
               </w:rPr>
             </w:pPr>
             <w:r>
               <w:rPr>
                 <w:rStyle w:val="normaltextrun"/>
+                <w:sz w:val="28"/>
+                <w:szCs w:val="28"/>
               </w:rPr>
               <w:t>2.c. Make a theory-based standpoint on the ethical dilemmas around credit, ownership, and group work</w:t>
             </w:r>
@@ -1556,16 +1586,16 @@
               <w:textAlignment w:val="baseline"/>
               <w:rPr>
                 <w:rFonts w:ascii="Calibri" w:eastAsia="Times New Roman" w:hAnsi="Calibri" w:cs="Calibri"/>
-                <w:sz w:val="20"/>
-                <w:szCs w:val="20"/>
-                <w:lang w:val="en-GB" w:eastAsia="en-GB"/>
-              </w:rPr>
-            </w:pPr>
-            <w:r>
-              <w:rPr>
-                <w:rFonts w:ascii="Calibri" w:eastAsia="Times New Roman" w:hAnsi="Calibri" w:cs="Calibri"/>
-                <w:sz w:val="20"/>
-                <w:szCs w:val="20"/>
+                <w:sz w:val="28"/>
+                <w:szCs w:val="28"/>
+                <w:lang w:val="en-GB" w:eastAsia="en-GB"/>
+              </w:rPr>
+            </w:pPr>
+            <w:r>
+              <w:rPr>
+                <w:rFonts w:ascii="Calibri" w:eastAsia="Times New Roman" w:hAnsi="Calibri" w:cs="Calibri"/>
+                <w:sz w:val="28"/>
+                <w:szCs w:val="28"/>
                 <w:lang w:val="en-GB" w:eastAsia="en-GB"/>
               </w:rPr>
               <w:t>The way the team worked together (collaboration, cooperation or coordination)</w:t>
@@ -1582,16 +1612,16 @@
               <w:textAlignment w:val="baseline"/>
               <w:rPr>
                 <w:rFonts w:ascii="Calibri" w:eastAsia="Times New Roman" w:hAnsi="Calibri" w:cs="Calibri"/>
-                <w:sz w:val="20"/>
-                <w:szCs w:val="20"/>
-                <w:lang w:val="en-GB" w:eastAsia="en-GB"/>
-              </w:rPr>
-            </w:pPr>
-            <w:r>
-              <w:rPr>
-                <w:rFonts w:ascii="Calibri" w:eastAsia="Times New Roman" w:hAnsi="Calibri" w:cs="Calibri"/>
-                <w:sz w:val="20"/>
-                <w:szCs w:val="20"/>
+                <w:sz w:val="28"/>
+                <w:szCs w:val="28"/>
+                <w:lang w:val="en-GB" w:eastAsia="en-GB"/>
+              </w:rPr>
+            </w:pPr>
+            <w:r>
+              <w:rPr>
+                <w:rFonts w:ascii="Calibri" w:eastAsia="Times New Roman" w:hAnsi="Calibri" w:cs="Calibri"/>
+                <w:sz w:val="28"/>
+                <w:szCs w:val="28"/>
                 <w:lang w:val="en-GB" w:eastAsia="en-GB"/>
               </w:rPr>
               <w:t>The role(s) of the student in the team and project</w:t>
@@ -1608,8 +1638,8 @@
               <w:textAlignment w:val="baseline"/>
               <w:rPr>
                 <w:rFonts w:ascii="Calibri" w:eastAsia="Times New Roman" w:hAnsi="Calibri" w:cs="Calibri"/>
-                <w:sz w:val="20"/>
-                <w:szCs w:val="20"/>
+                <w:sz w:val="28"/>
+                <w:szCs w:val="28"/>
                 <w:lang w:val="en-GB" w:eastAsia="en-GB"/>
               </w:rPr>
             </w:pPr>
@@ -1631,16 +1661,16 @@
               <w:textAlignment w:val="baseline"/>
               <w:rPr>
                 <w:rFonts w:ascii="Calibri" w:eastAsia="Times New Roman" w:hAnsi="Calibri" w:cs="Calibri"/>
-                <w:sz w:val="20"/>
-                <w:szCs w:val="20"/>
-                <w:lang w:val="en-GB" w:eastAsia="en-GB"/>
-              </w:rPr>
-            </w:pPr>
-            <w:r>
-              <w:rPr>
-                <w:rFonts w:ascii="Calibri" w:eastAsia="Times New Roman" w:hAnsi="Calibri" w:cs="Calibri"/>
-                <w:sz w:val="20"/>
-                <w:szCs w:val="20"/>
+                <w:sz w:val="28"/>
+                <w:szCs w:val="28"/>
+                <w:lang w:val="en-GB" w:eastAsia="en-GB"/>
+              </w:rPr>
+            </w:pPr>
+            <w:r>
+              <w:rPr>
+                <w:rFonts w:ascii="Calibri" w:eastAsia="Times New Roman" w:hAnsi="Calibri" w:cs="Calibri"/>
+                <w:sz w:val="28"/>
+                <w:szCs w:val="28"/>
                 <w:lang w:val="en-GB" w:eastAsia="en-GB"/>
               </w:rPr>
               <w:t>The critical thinking journal lacks reflection on any of the following points:</w:t>
@@ -1657,16 +1687,16 @@
               <w:textAlignment w:val="baseline"/>
               <w:rPr>
                 <w:rFonts w:ascii="Calibri" w:eastAsia="Times New Roman" w:hAnsi="Calibri" w:cs="Calibri"/>
-                <w:sz w:val="20"/>
-                <w:szCs w:val="20"/>
-                <w:lang w:val="en-GB" w:eastAsia="en-GB"/>
-              </w:rPr>
-            </w:pPr>
-            <w:r>
-              <w:rPr>
-                <w:rFonts w:ascii="Calibri" w:eastAsia="Times New Roman" w:hAnsi="Calibri" w:cs="Calibri"/>
-                <w:sz w:val="20"/>
-                <w:szCs w:val="20"/>
+                <w:sz w:val="28"/>
+                <w:szCs w:val="28"/>
+                <w:lang w:val="en-GB" w:eastAsia="en-GB"/>
+              </w:rPr>
+            </w:pPr>
+            <w:r>
+              <w:rPr>
+                <w:rFonts w:ascii="Calibri" w:eastAsia="Times New Roman" w:hAnsi="Calibri" w:cs="Calibri"/>
+                <w:sz w:val="28"/>
+                <w:szCs w:val="28"/>
                 <w:lang w:val="en-GB" w:eastAsia="en-GB"/>
               </w:rPr>
               <w:t>The way the team worked together (collaboration, cooperation or coordination)</w:t>
@@ -1683,16 +1713,16 @@
               <w:textAlignment w:val="baseline"/>
               <w:rPr>
                 <w:rFonts w:ascii="Calibri" w:eastAsia="Times New Roman" w:hAnsi="Calibri" w:cs="Calibri"/>
-                <w:sz w:val="20"/>
-                <w:szCs w:val="20"/>
-                <w:lang w:val="en-GB" w:eastAsia="en-GB"/>
-              </w:rPr>
-            </w:pPr>
-            <w:r>
-              <w:rPr>
-                <w:rFonts w:ascii="Calibri" w:eastAsia="Times New Roman" w:hAnsi="Calibri" w:cs="Calibri"/>
-                <w:sz w:val="20"/>
-                <w:szCs w:val="20"/>
+                <w:sz w:val="28"/>
+                <w:szCs w:val="28"/>
+                <w:lang w:val="en-GB" w:eastAsia="en-GB"/>
+              </w:rPr>
+            </w:pPr>
+            <w:r>
+              <w:rPr>
+                <w:rFonts w:ascii="Calibri" w:eastAsia="Times New Roman" w:hAnsi="Calibri" w:cs="Calibri"/>
+                <w:sz w:val="28"/>
+                <w:szCs w:val="28"/>
                 <w:lang w:val="en-GB" w:eastAsia="en-GB"/>
               </w:rPr>
               <w:t>The role(s) of the student in the team</w:t>
@@ -1704,16 +1734,16 @@
               <w:textAlignment w:val="baseline"/>
               <w:rPr>
                 <w:rFonts w:ascii="Calibri" w:eastAsia="Times New Roman" w:hAnsi="Calibri" w:cs="Calibri"/>
-                <w:sz w:val="20"/>
-                <w:szCs w:val="20"/>
-                <w:lang w:val="en-GB" w:eastAsia="en-GB"/>
-              </w:rPr>
-            </w:pPr>
-            <w:r>
-              <w:rPr>
-                <w:rFonts w:ascii="Calibri" w:eastAsia="Times New Roman" w:hAnsi="Calibri" w:cs="Calibri"/>
-                <w:sz w:val="20"/>
-                <w:szCs w:val="20"/>
+                <w:sz w:val="28"/>
+                <w:szCs w:val="28"/>
+                <w:lang w:val="en-GB" w:eastAsia="en-GB"/>
+              </w:rPr>
+            </w:pPr>
+            <w:r>
+              <w:rPr>
+                <w:rFonts w:ascii="Calibri" w:eastAsia="Times New Roman" w:hAnsi="Calibri" w:cs="Calibri"/>
+                <w:sz w:val="28"/>
+                <w:szCs w:val="28"/>
                 <w:lang w:val="en-GB" w:eastAsia="en-GB"/>
               </w:rPr>
               <w:t xml:space="preserve">Or the reflection is superficial and only scratches the surface. </w:t>
@@ -1725,8 +1755,8 @@
               <w:textAlignment w:val="baseline"/>
               <w:rPr>
                 <w:rFonts w:ascii="Calibri" w:eastAsia="Times New Roman" w:hAnsi="Calibri" w:cs="Calibri"/>
-                <w:sz w:val="20"/>
-                <w:szCs w:val="20"/>
+                <w:sz w:val="28"/>
+                <w:szCs w:val="28"/>
                 <w:lang w:val="en-GB" w:eastAsia="en-GB"/>
               </w:rPr>
             </w:pPr>
@@ -1748,16 +1778,16 @@
               <w:textAlignment w:val="baseline"/>
               <w:rPr>
                 <w:rFonts w:ascii="Calibri" w:eastAsia="Times New Roman" w:hAnsi="Calibri" w:cs="Calibri"/>
-                <w:sz w:val="20"/>
-                <w:szCs w:val="20"/>
-                <w:lang w:val="en-GB" w:eastAsia="en-GB"/>
-              </w:rPr>
-            </w:pPr>
-            <w:r>
-              <w:rPr>
-                <w:rFonts w:ascii="Calibri" w:eastAsia="Times New Roman" w:hAnsi="Calibri" w:cs="Calibri"/>
-                <w:sz w:val="20"/>
-                <w:szCs w:val="20"/>
+                <w:sz w:val="28"/>
+                <w:szCs w:val="28"/>
+                <w:lang w:val="en-GB" w:eastAsia="en-GB"/>
+              </w:rPr>
+            </w:pPr>
+            <w:r>
+              <w:rPr>
+                <w:rFonts w:ascii="Calibri" w:eastAsia="Times New Roman" w:hAnsi="Calibri" w:cs="Calibri"/>
+                <w:sz w:val="28"/>
+                <w:szCs w:val="28"/>
                 <w:lang w:val="en-GB" w:eastAsia="en-GB"/>
               </w:rPr>
               <w:t>The critical thinking journal contains detailed reflections on all the following points:</w:t>
@@ -1774,16 +1804,16 @@
               <w:textAlignment w:val="baseline"/>
               <w:rPr>
                 <w:rFonts w:ascii="Calibri" w:eastAsia="Times New Roman" w:hAnsi="Calibri" w:cs="Calibri"/>
-                <w:sz w:val="20"/>
-                <w:szCs w:val="20"/>
-                <w:lang w:val="en-GB" w:eastAsia="en-GB"/>
-              </w:rPr>
-            </w:pPr>
-            <w:r>
-              <w:rPr>
-                <w:rFonts w:ascii="Calibri" w:eastAsia="Times New Roman" w:hAnsi="Calibri" w:cs="Calibri"/>
-                <w:sz w:val="20"/>
-                <w:szCs w:val="20"/>
+                <w:sz w:val="28"/>
+                <w:szCs w:val="28"/>
+                <w:lang w:val="en-GB" w:eastAsia="en-GB"/>
+              </w:rPr>
+            </w:pPr>
+            <w:r>
+              <w:rPr>
+                <w:rFonts w:ascii="Calibri" w:eastAsia="Times New Roman" w:hAnsi="Calibri" w:cs="Calibri"/>
+                <w:sz w:val="28"/>
+                <w:szCs w:val="28"/>
                 <w:lang w:val="en-GB" w:eastAsia="en-GB"/>
               </w:rPr>
               <w:t>The way the team worked together (collaboration, cooperation or coordination)</w:t>
@@ -1800,16 +1830,16 @@
               <w:textAlignment w:val="baseline"/>
               <w:rPr>
                 <w:rFonts w:ascii="Calibri" w:eastAsia="Times New Roman" w:hAnsi="Calibri" w:cs="Calibri"/>
-                <w:sz w:val="20"/>
-                <w:szCs w:val="20"/>
-                <w:lang w:val="en-GB" w:eastAsia="en-GB"/>
-              </w:rPr>
-            </w:pPr>
-            <w:r>
-              <w:rPr>
-                <w:rFonts w:ascii="Calibri" w:eastAsia="Times New Roman" w:hAnsi="Calibri" w:cs="Calibri"/>
-                <w:sz w:val="20"/>
-                <w:szCs w:val="20"/>
+                <w:sz w:val="28"/>
+                <w:szCs w:val="28"/>
+                <w:lang w:val="en-GB" w:eastAsia="en-GB"/>
+              </w:rPr>
+            </w:pPr>
+            <w:r>
+              <w:rPr>
+                <w:rFonts w:ascii="Calibri" w:eastAsia="Times New Roman" w:hAnsi="Calibri" w:cs="Calibri"/>
+                <w:sz w:val="28"/>
+                <w:szCs w:val="28"/>
                 <w:lang w:val="en-GB" w:eastAsia="en-GB"/>
               </w:rPr>
               <w:t>The role(s) of the student in the team</w:t>
@@ -1825,16 +1855,16 @@
               <w:spacing w:after="0" w:line="240" w:lineRule="auto"/>
               <w:rPr>
                 <w:rFonts w:ascii="Calibri" w:eastAsia="Times New Roman" w:hAnsi="Calibri" w:cs="Calibri"/>
-                <w:sz w:val="20"/>
-                <w:szCs w:val="20"/>
-                <w:lang w:val="en-GB" w:eastAsia="en-GB"/>
-              </w:rPr>
-            </w:pPr>
-            <w:r>
-              <w:rPr>
-                <w:rFonts w:ascii="Calibri" w:eastAsia="Times New Roman" w:hAnsi="Calibri" w:cs="Calibri"/>
-                <w:sz w:val="20"/>
-                <w:szCs w:val="20"/>
+                <w:sz w:val="28"/>
+                <w:szCs w:val="28"/>
+                <w:lang w:val="en-GB" w:eastAsia="en-GB"/>
+              </w:rPr>
+            </w:pPr>
+            <w:r>
+              <w:rPr>
+                <w:rFonts w:ascii="Calibri" w:eastAsia="Times New Roman" w:hAnsi="Calibri" w:cs="Calibri"/>
+                <w:sz w:val="28"/>
+                <w:szCs w:val="28"/>
                 <w:lang w:val="en-GB" w:eastAsia="en-GB"/>
               </w:rPr>
               <w:t>Giving credit</w:t>
@@ -1851,8 +1881,8 @@
               <w:textAlignment w:val="baseline"/>
               <w:rPr>
                 <w:rFonts w:ascii="Calibri" w:eastAsia="Times New Roman" w:hAnsi="Calibri" w:cs="Calibri"/>
-                <w:sz w:val="20"/>
-                <w:szCs w:val="20"/>
+                <w:sz w:val="28"/>
+                <w:szCs w:val="28"/>
                 <w:lang w:val="en-GB" w:eastAsia="en-GB"/>
               </w:rPr>
             </w:pPr>
@@ -1874,8 +1904,8 @@
               <w:textAlignment w:val="baseline"/>
               <w:rPr>
                 <w:rFonts w:ascii="Calibri" w:eastAsia="Times New Roman" w:hAnsi="Calibri" w:cs="Calibri"/>
-                <w:sz w:val="20"/>
-                <w:szCs w:val="20"/>
+                <w:sz w:val="28"/>
+                <w:szCs w:val="28"/>
                 <w:lang w:val="en-GB" w:eastAsia="en-GB"/>
               </w:rPr>
             </w:pPr>
@@ -1888,7 +1918,7 @@
         </w:trPr>
         <w:tc>
           <w:tcPr>
-            <w:tcW w:w="1524" w:type="dxa"/>
+            <w:tcW w:w="1709" w:type="dxa"/>
             <w:vMerge w:val="restart"/>
             <w:tcBorders>
               <w:top w:val="single" w:sz="6" w:space="0" w:color="auto"/>
@@ -1906,16 +1936,16 @@
               <w:textAlignment w:val="baseline"/>
               <w:rPr>
                 <w:rFonts w:ascii="Calibri" w:eastAsia="Times New Roman" w:hAnsi="Calibri" w:cs="Calibri"/>
-                <w:sz w:val="20"/>
-                <w:szCs w:val="20"/>
-                <w:lang w:val="en-GB" w:eastAsia="en-GB"/>
-              </w:rPr>
-            </w:pPr>
-            <w:r>
-              <w:rPr>
-                <w:rFonts w:ascii="Calibri" w:eastAsia="Times New Roman" w:hAnsi="Calibri" w:cs="Calibri"/>
-                <w:sz w:val="20"/>
-                <w:szCs w:val="20"/>
+                <w:sz w:val="28"/>
+                <w:szCs w:val="28"/>
+                <w:lang w:val="en-GB" w:eastAsia="en-GB"/>
+              </w:rPr>
+            </w:pPr>
+            <w:r>
+              <w:rPr>
+                <w:rFonts w:ascii="Calibri" w:eastAsia="Times New Roman" w:hAnsi="Calibri" w:cs="Calibri"/>
+                <w:sz w:val="28"/>
+                <w:szCs w:val="28"/>
                 <w:lang w:val="en-GB" w:eastAsia="en-GB"/>
               </w:rPr>
               <w:t>Research </w:t>
@@ -1924,7 +1954,7 @@
         </w:tc>
         <w:tc>
           <w:tcPr>
-            <w:tcW w:w="3713" w:type="dxa"/>
+            <w:tcW w:w="3528" w:type="dxa"/>
             <w:tcBorders>
               <w:top w:val="single" w:sz="6" w:space="0" w:color="auto"/>
               <w:left w:val="single" w:sz="6" w:space="0" w:color="auto"/>
@@ -1939,6 +1969,8 @@
               <w:pStyle w:val="tabletext"/>
               <w:rPr>
                 <w:rFonts w:eastAsia="Times New Roman"/>
+                <w:sz w:val="28"/>
+                <w:szCs w:val="28"/>
                 <w:lang w:eastAsia="en-GB"/>
               </w:rPr>
             </w:pPr>
@@ -1948,24 +1980,32 @@
               <w:pStyle w:val="tabletext"/>
               <w:rPr>
                 <w:rStyle w:val="normaltextrun"/>
+                <w:sz w:val="28"/>
+                <w:szCs w:val="28"/>
                 <w:lang w:eastAsia="en-GB"/>
               </w:rPr>
             </w:pPr>
             <w:r>
               <w:rPr>
                 <w:rStyle w:val="normaltextrun"/>
+                <w:sz w:val="28"/>
+                <w:szCs w:val="28"/>
               </w:rPr>
               <w:t>3.b. Critically evaluate research strategies and if necessary mo</w:t>
             </w:r>
             <w:r>
               <w:rPr>
                 <w:rStyle w:val="normaltextrun"/>
+                <w:sz w:val="28"/>
+                <w:szCs w:val="28"/>
               </w:rPr>
               <w:t>d</w:t>
             </w:r>
             <w:r>
               <w:rPr>
                 <w:rStyle w:val="normaltextrun"/>
+                <w:sz w:val="28"/>
+                <w:szCs w:val="28"/>
               </w:rPr>
               <w:t>ify and adapt these strategies</w:t>
             </w:r>
@@ -1988,12 +2028,16 @@
               <w:pStyle w:val="tabletext"/>
               <w:rPr>
                 <w:rFonts w:eastAsia="Times New Roman"/>
+                <w:sz w:val="28"/>
+                <w:szCs w:val="28"/>
                 <w:lang w:eastAsia="en-GB"/>
               </w:rPr>
             </w:pPr>
             <w:r>
               <w:rPr>
                 <w:rFonts w:eastAsia="Times New Roman"/>
+                <w:sz w:val="28"/>
+                <w:szCs w:val="28"/>
                 <w:lang w:eastAsia="en-GB"/>
               </w:rPr>
               <w:t>Research insight</w:t>
@@ -2016,16 +2060,16 @@
               <w:textAlignment w:val="baseline"/>
               <w:rPr>
                 <w:rFonts w:ascii="Calibri" w:eastAsiaTheme="minorEastAsia" w:hAnsi="Calibri" w:cs="Calibri"/>
-                <w:sz w:val="20"/>
-                <w:szCs w:val="20"/>
+                <w:sz w:val="28"/>
+                <w:szCs w:val="28"/>
                 <w:lang w:val="en-GB"/>
               </w:rPr>
             </w:pPr>
             <w:r>
               <w:rPr>
                 <w:rFonts w:ascii="Calibri" w:eastAsiaTheme="minorEastAsia" w:hAnsi="Calibri" w:cs="Calibri"/>
-                <w:sz w:val="20"/>
-                <w:szCs w:val="20"/>
+                <w:sz w:val="28"/>
+                <w:szCs w:val="28"/>
                 <w:lang w:val="en-GB"/>
               </w:rPr>
               <w:t>Lacks a comprehensive understanding of the</w:t>
@@ -2033,8 +2077,8 @@
             <w:r>
               <w:rPr>
                 <w:rFonts w:ascii="Calibri" w:eastAsiaTheme="minorEastAsia" w:hAnsi="Calibri" w:cs="Calibri"/>
-                <w:sz w:val="20"/>
-                <w:szCs w:val="20"/>
+                <w:sz w:val="28"/>
+                <w:szCs w:val="28"/>
                 <w:lang w:val="en-GB"/>
               </w:rPr>
               <w:t xml:space="preserve"> </w:t>
@@ -2042,8 +2086,8 @@
             <w:r>
               <w:rPr>
                 <w:rFonts w:ascii="Calibri" w:eastAsiaTheme="minorEastAsia" w:hAnsi="Calibri" w:cs="Calibri"/>
-                <w:sz w:val="20"/>
-                <w:szCs w:val="20"/>
+                <w:sz w:val="28"/>
+                <w:szCs w:val="28"/>
                 <w:lang w:val="en-GB"/>
               </w:rPr>
               <w:t xml:space="preserve">research topic. Fails to </w:t>
@@ -2051,8 +2095,8 @@
             <w:r>
               <w:rPr>
                 <w:rFonts w:ascii="Calibri" w:eastAsiaTheme="minorEastAsia" w:hAnsi="Calibri" w:cs="Calibri"/>
-                <w:sz w:val="20"/>
-                <w:szCs w:val="20"/>
+                <w:sz w:val="28"/>
+                <w:szCs w:val="28"/>
                 <w:lang w:val="en-GB"/>
               </w:rPr>
               <w:t>critically think about</w:t>
@@ -2060,8 +2104,8 @@
             <w:r>
               <w:rPr>
                 <w:rFonts w:ascii="Calibri" w:eastAsiaTheme="minorEastAsia" w:hAnsi="Calibri" w:cs="Calibri"/>
-                <w:sz w:val="20"/>
-                <w:szCs w:val="20"/>
+                <w:sz w:val="28"/>
+                <w:szCs w:val="28"/>
                 <w:lang w:val="en-GB"/>
               </w:rPr>
               <w:t xml:space="preserve"> </w:t>
@@ -2069,8 +2113,8 @@
             <w:r>
               <w:rPr>
                 <w:rFonts w:ascii="Calibri" w:eastAsiaTheme="minorEastAsia" w:hAnsi="Calibri" w:cs="Calibri"/>
-                <w:sz w:val="20"/>
-                <w:szCs w:val="20"/>
+                <w:sz w:val="28"/>
+                <w:szCs w:val="28"/>
                 <w:lang w:val="en-GB"/>
               </w:rPr>
               <w:t>research processes</w:t>
@@ -2078,8 +2122,8 @@
             <w:r>
               <w:rPr>
                 <w:rFonts w:ascii="Calibri" w:eastAsiaTheme="minorEastAsia" w:hAnsi="Calibri" w:cs="Calibri"/>
-                <w:sz w:val="20"/>
-                <w:szCs w:val="20"/>
+                <w:sz w:val="28"/>
+                <w:szCs w:val="28"/>
                 <w:lang w:val="en-GB"/>
               </w:rPr>
               <w:t xml:space="preserve"> and methods</w:t>
@@ -2087,8 +2131,8 @@
             <w:r>
               <w:rPr>
                 <w:rFonts w:ascii="Calibri" w:eastAsiaTheme="minorEastAsia" w:hAnsi="Calibri" w:cs="Calibri"/>
-                <w:sz w:val="20"/>
-                <w:szCs w:val="20"/>
+                <w:sz w:val="28"/>
+                <w:szCs w:val="28"/>
                 <w:lang w:val="en-GB"/>
               </w:rPr>
               <w:t>.</w:t>
@@ -2111,15 +2155,15 @@
               <w:textAlignment w:val="baseline"/>
               <w:rPr>
                 <w:rFonts w:ascii="Calibri" w:eastAsiaTheme="minorEastAsia" w:hAnsi="Calibri" w:cs="Calibri"/>
-                <w:sz w:val="20"/>
-                <w:szCs w:val="20"/>
+                <w:sz w:val="28"/>
+                <w:szCs w:val="28"/>
               </w:rPr>
             </w:pPr>
             <w:r>
               <w:rPr>
                 <w:rFonts w:ascii="Calibri" w:eastAsiaTheme="minorEastAsia" w:hAnsi="Calibri" w:cs="Calibri"/>
-                <w:sz w:val="20"/>
-                <w:szCs w:val="20"/>
+                <w:sz w:val="28"/>
+                <w:szCs w:val="28"/>
                 <w:lang w:val="en-GB"/>
               </w:rPr>
               <w:t>Has a comprehensive understanding of the</w:t>
@@ -2127,8 +2171,8 @@
             <w:r>
               <w:rPr>
                 <w:rFonts w:ascii="Calibri" w:eastAsiaTheme="minorEastAsia" w:hAnsi="Calibri" w:cs="Calibri"/>
-                <w:sz w:val="20"/>
-                <w:szCs w:val="20"/>
+                <w:sz w:val="28"/>
+                <w:szCs w:val="28"/>
                 <w:lang w:val="en-GB"/>
               </w:rPr>
               <w:t xml:space="preserve"> research project and is able to think critically about methods being used.</w:t>
@@ -2136,8 +2180,8 @@
             <w:r>
               <w:rPr>
                 <w:rFonts w:ascii="Calibri" w:eastAsiaTheme="minorEastAsia" w:hAnsi="Calibri" w:cs="Calibri"/>
-                <w:sz w:val="20"/>
-                <w:szCs w:val="20"/>
+                <w:sz w:val="28"/>
+                <w:szCs w:val="28"/>
                 <w:lang w:val="en-GB"/>
               </w:rPr>
               <w:t xml:space="preserve"> </w:t>
@@ -2145,8 +2189,8 @@
             <w:r>
               <w:rPr>
                 <w:rFonts w:ascii="Calibri" w:eastAsiaTheme="minorEastAsia" w:hAnsi="Calibri" w:cs="Calibri"/>
-                <w:sz w:val="20"/>
-                <w:szCs w:val="20"/>
+                <w:sz w:val="28"/>
+                <w:szCs w:val="28"/>
                 <w:lang w:val="en-GB"/>
               </w:rPr>
               <w:t xml:space="preserve"> </w:t>
@@ -2168,6 +2212,8 @@
               <w:pStyle w:val="tabletext"/>
               <w:rPr>
                 <w:rFonts w:eastAsia="Times New Roman"/>
+                <w:sz w:val="28"/>
+                <w:szCs w:val="28"/>
                 <w:lang w:eastAsia="en-GB"/>
               </w:rPr>
             </w:pPr>
@@ -2180,16 +2226,23 @@
         </w:trPr>
         <w:tc>
           <w:tcPr>
-            <w:tcW w:w="1524" w:type="dxa"/>
+            <w:tcW w:w="1709" w:type="dxa"/>
             <w:vMerge/>
             <w:vAlign w:val="center"/>
             <w:hideMark/>
           </w:tcPr>
-          <w:p/>
-        </w:tc>
-        <w:tc>
-          <w:tcPr>
-            <w:tcW w:w="3713" w:type="dxa"/>
+          <w:p>
+            <w:pPr>
+              <w:rPr>
+                <w:sz w:val="28"/>
+                <w:szCs w:val="28"/>
+              </w:rPr>
+            </w:pPr>
+          </w:p>
+        </w:tc>
+        <w:tc>
+          <w:tcPr>
+            <w:tcW w:w="3528" w:type="dxa"/>
             <w:tcBorders>
               <w:top w:val="single" w:sz="6" w:space="0" w:color="auto"/>
               <w:left w:val="single" w:sz="6" w:space="0" w:color="auto"/>
@@ -2204,12 +2257,16 @@
               <w:pStyle w:val="tabletext"/>
               <w:rPr>
                 <w:rFonts w:eastAsia="Times New Roman"/>
+                <w:sz w:val="28"/>
+                <w:szCs w:val="28"/>
                 <w:lang w:eastAsia="en-GB"/>
               </w:rPr>
             </w:pPr>
             <w:r>
               <w:rPr>
                 <w:rStyle w:val="normaltextrun"/>
+                <w:sz w:val="28"/>
+                <w:szCs w:val="28"/>
               </w:rPr>
               <w:t>3.d. Analyse outcome of an experiment in a critical way </w:t>
             </w:r>
@@ -2232,12 +2289,16 @@
               <w:pStyle w:val="tabletext"/>
               <w:rPr>
                 <w:rFonts w:eastAsia="Times New Roman"/>
+                <w:sz w:val="28"/>
+                <w:szCs w:val="28"/>
                 <w:lang w:eastAsia="en-GB"/>
               </w:rPr>
             </w:pPr>
             <w:r>
               <w:rPr>
                 <w:rFonts w:eastAsia="Times New Roman"/>
+                <w:sz w:val="28"/>
+                <w:szCs w:val="28"/>
                 <w:lang w:eastAsia="en-GB"/>
               </w:rPr>
               <w:t>Data analysis</w:t>
@@ -2259,16 +2320,16 @@
               <w:spacing w:after="0" w:line="240" w:lineRule="auto"/>
               <w:rPr>
                 <w:rFonts w:ascii="Calibri" w:eastAsiaTheme="minorEastAsia" w:hAnsi="Calibri" w:cs="Calibri"/>
-                <w:sz w:val="20"/>
-                <w:szCs w:val="20"/>
+                <w:sz w:val="28"/>
+                <w:szCs w:val="28"/>
                 <w:lang w:val="en-GB"/>
               </w:rPr>
             </w:pPr>
             <w:r>
               <w:rPr>
                 <w:rFonts w:ascii="Calibri" w:eastAsiaTheme="minorEastAsia" w:hAnsi="Calibri" w:cs="Calibri"/>
-                <w:sz w:val="20"/>
-                <w:szCs w:val="20"/>
+                <w:sz w:val="28"/>
+                <w:szCs w:val="28"/>
                 <w:lang w:val="en-GB"/>
               </w:rPr>
               <w:t xml:space="preserve">Struggles with identifying problems, </w:t>
@@ -2276,8 +2337,8 @@
             <w:r>
               <w:rPr>
                 <w:rFonts w:ascii="Calibri" w:eastAsiaTheme="minorEastAsia" w:hAnsi="Calibri" w:cs="Calibri"/>
-                <w:sz w:val="20"/>
-                <w:szCs w:val="20"/>
+                <w:sz w:val="28"/>
+                <w:szCs w:val="28"/>
                 <w:lang w:val="en-GB"/>
               </w:rPr>
               <w:t>d</w:t>
@@ -2285,8 +2346,8 @@
             <w:r>
               <w:rPr>
                 <w:rFonts w:ascii="Calibri" w:eastAsiaTheme="minorEastAsia" w:hAnsi="Calibri" w:cs="Calibri"/>
-                <w:sz w:val="20"/>
-                <w:szCs w:val="20"/>
+                <w:sz w:val="28"/>
+                <w:szCs w:val="28"/>
                 <w:lang w:val="en-GB"/>
               </w:rPr>
               <w:t>id not show ability to critically think about data analysis methodologies</w:t>
@@ -2297,8 +2358,8 @@
               <w:spacing w:line="240" w:lineRule="auto"/>
               <w:rPr>
                 <w:rFonts w:ascii="Calibri" w:eastAsiaTheme="minorEastAsia" w:hAnsi="Calibri" w:cs="Calibri"/>
-                <w:sz w:val="20"/>
-                <w:szCs w:val="20"/>
+                <w:sz w:val="28"/>
+                <w:szCs w:val="28"/>
                 <w:lang w:val="en-GB"/>
               </w:rPr>
             </w:pPr>
@@ -2319,16 +2380,16 @@
               <w:spacing w:line="240" w:lineRule="auto"/>
               <w:rPr>
                 <w:rFonts w:ascii="Calibri" w:eastAsiaTheme="minorEastAsia" w:hAnsi="Calibri" w:cs="Calibri"/>
-                <w:sz w:val="20"/>
-                <w:szCs w:val="20"/>
+                <w:sz w:val="28"/>
+                <w:szCs w:val="28"/>
                 <w:lang w:val="en-GB"/>
               </w:rPr>
             </w:pPr>
             <w:r>
               <w:rPr>
                 <w:rFonts w:ascii="Calibri" w:eastAsiaTheme="minorEastAsia" w:hAnsi="Calibri" w:cs="Calibri"/>
-                <w:sz w:val="20"/>
-                <w:szCs w:val="20"/>
+                <w:sz w:val="28"/>
+                <w:szCs w:val="28"/>
                 <w:lang w:val="en-GB"/>
               </w:rPr>
               <w:t>Identifies problems, has long-term vision, and reflects on challenges in data analysis.</w:t>
@@ -2350,6 +2411,8 @@
               <w:pStyle w:val="tabletext"/>
               <w:rPr>
                 <w:rFonts w:eastAsia="Times New Roman"/>
+                <w:sz w:val="28"/>
+                <w:szCs w:val="28"/>
                 <w:lang w:eastAsia="en-GB"/>
               </w:rPr>
             </w:pPr>
@@ -2362,16 +2425,23 @@
         </w:trPr>
         <w:tc>
           <w:tcPr>
-            <w:tcW w:w="1524" w:type="dxa"/>
+            <w:tcW w:w="1709" w:type="dxa"/>
             <w:vMerge/>
             <w:vAlign w:val="center"/>
             <w:hideMark/>
           </w:tcPr>
-          <w:p/>
-        </w:tc>
-        <w:tc>
-          <w:tcPr>
-            <w:tcW w:w="3713" w:type="dxa"/>
+          <w:p>
+            <w:pPr>
+              <w:rPr>
+                <w:sz w:val="28"/>
+                <w:szCs w:val="28"/>
+              </w:rPr>
+            </w:pPr>
+          </w:p>
+        </w:tc>
+        <w:tc>
+          <w:tcPr>
+            <w:tcW w:w="3528" w:type="dxa"/>
             <w:tcBorders>
               <w:top w:val="single" w:sz="6" w:space="0" w:color="auto"/>
               <w:left w:val="single" w:sz="6" w:space="0" w:color="auto"/>
@@ -2386,21 +2456,18 @@
               <w:pStyle w:val="tabletext"/>
               <w:rPr>
                 <w:rFonts w:eastAsia="Times New Roman"/>
+                <w:sz w:val="28"/>
+                <w:szCs w:val="28"/>
                 <w:lang w:eastAsia="en-GB"/>
               </w:rPr>
             </w:pPr>
             <w:r>
               <w:rPr>
                 <w:rStyle w:val="eop"/>
-              </w:rPr>
-              <w:t xml:space="preserve">3.e apply research ethics around reproducibility, data management and </w:t>
-            </w:r>
-            <w:r>
-              <w:rPr>
-                <w:rStyle w:val="eop"/>
-              </w:rPr>
-              <w:lastRenderedPageBreak/>
-              <w:t>integrity</w:t>
+                <w:sz w:val="28"/>
+                <w:szCs w:val="28"/>
+              </w:rPr>
+              <w:t>3.e apply research ethics around reproducibility, data management and integrity</w:t>
             </w:r>
           </w:p>
         </w:tc>
@@ -2421,15 +2488,18 @@
               <w:pStyle w:val="tabletext"/>
               <w:rPr>
                 <w:rFonts w:eastAsia="Times New Roman"/>
+                <w:sz w:val="28"/>
+                <w:szCs w:val="28"/>
                 <w:lang w:eastAsia="en-GB"/>
               </w:rPr>
             </w:pPr>
             <w:r>
               <w:rPr>
                 <w:rFonts w:eastAsia="Times New Roman"/>
+                <w:sz w:val="28"/>
+                <w:szCs w:val="28"/>
                 <w:lang w:eastAsia="en-GB"/>
               </w:rPr>
-              <w:lastRenderedPageBreak/>
               <w:t>Research ethics</w:t>
             </w:r>
           </w:p>
@@ -2449,71 +2519,50 @@
               <w:spacing w:line="240" w:lineRule="auto"/>
               <w:rPr>
                 <w:rFonts w:ascii="Calibri" w:eastAsiaTheme="minorEastAsia" w:hAnsi="Calibri" w:cs="Calibri"/>
-                <w:sz w:val="20"/>
-                <w:szCs w:val="20"/>
+                <w:sz w:val="28"/>
+                <w:szCs w:val="28"/>
                 <w:lang w:val="en-GB"/>
               </w:rPr>
             </w:pPr>
             <w:r>
               <w:rPr>
                 <w:rFonts w:ascii="Calibri" w:eastAsiaTheme="minorEastAsia" w:hAnsi="Calibri" w:cs="Calibri"/>
-                <w:sz w:val="20"/>
-                <w:szCs w:val="20"/>
+                <w:sz w:val="28"/>
+                <w:szCs w:val="28"/>
                 <w:lang w:val="en-GB"/>
               </w:rPr>
-              <w:t xml:space="preserve">Struggles with identifying problems. Did not show understanding of ethics in reproducibility, </w:t>
-            </w:r>
-            <w:r>
+              <w:t>Struggles with identifying problems. Did not show understanding of ethics in reproducibility, data management and integrity.</w:t>
+            </w:r>
+          </w:p>
+        </w:tc>
+        <w:tc>
+          <w:tcPr>
+            <w:tcW w:w="3969" w:type="dxa"/>
+            <w:tcBorders>
+              <w:top w:val="single" w:sz="6" w:space="0" w:color="auto"/>
+              <w:left w:val="single" w:sz="6" w:space="0" w:color="auto"/>
+              <w:bottom w:val="single" w:sz="6" w:space="0" w:color="auto"/>
+              <w:right w:val="single" w:sz="6" w:space="0" w:color="auto"/>
+            </w:tcBorders>
+          </w:tcPr>
+          <w:p>
+            <w:pPr>
+              <w:spacing w:line="240" w:lineRule="auto"/>
               <w:rPr>
                 <w:rFonts w:ascii="Calibri" w:eastAsiaTheme="minorEastAsia" w:hAnsi="Calibri" w:cs="Calibri"/>
-                <w:sz w:val="20"/>
-                <w:szCs w:val="20"/>
+                <w:sz w:val="28"/>
+                <w:szCs w:val="28"/>
                 <w:lang w:val="en-GB"/>
               </w:rPr>
-              <w:lastRenderedPageBreak/>
-              <w:t>data management and integrity.</w:t>
-            </w:r>
-          </w:p>
-        </w:tc>
-        <w:tc>
-          <w:tcPr>
-            <w:tcW w:w="3969" w:type="dxa"/>
-            <w:tcBorders>
-              <w:top w:val="single" w:sz="6" w:space="0" w:color="auto"/>
-              <w:left w:val="single" w:sz="6" w:space="0" w:color="auto"/>
-              <w:bottom w:val="single" w:sz="6" w:space="0" w:color="auto"/>
-              <w:right w:val="single" w:sz="6" w:space="0" w:color="auto"/>
-            </w:tcBorders>
-          </w:tcPr>
-          <w:p>
-            <w:pPr>
-              <w:spacing w:line="240" w:lineRule="auto"/>
+            </w:pPr>
+            <w:r>
               <w:rPr>
                 <w:rFonts w:ascii="Calibri" w:eastAsiaTheme="minorEastAsia" w:hAnsi="Calibri" w:cs="Calibri"/>
-                <w:sz w:val="20"/>
-                <w:szCs w:val="20"/>
+                <w:sz w:val="28"/>
+                <w:szCs w:val="28"/>
                 <w:lang w:val="en-GB"/>
               </w:rPr>
-            </w:pPr>
-            <w:r>
-              <w:rPr>
-                <w:rFonts w:ascii="Calibri" w:eastAsiaTheme="minorEastAsia" w:hAnsi="Calibri" w:cs="Calibri"/>
-                <w:sz w:val="20"/>
-                <w:szCs w:val="20"/>
-                <w:lang w:val="en-GB"/>
-              </w:rPr>
-              <w:lastRenderedPageBreak/>
-              <w:t xml:space="preserve">Understands problems, is able to demonstrate understanding of ethics in reproducibility, data </w:t>
-            </w:r>
-            <w:r>
-              <w:rPr>
-                <w:rFonts w:ascii="Calibri" w:eastAsiaTheme="minorEastAsia" w:hAnsi="Calibri" w:cs="Calibri"/>
-                <w:sz w:val="20"/>
-                <w:szCs w:val="20"/>
-                <w:lang w:val="en-GB"/>
-              </w:rPr>
-              <w:lastRenderedPageBreak/>
-              <w:t>management and integrity.</w:t>
+              <w:t>Understands problems, is able to demonstrate understanding of ethics in reproducibility, data management and integrity.</w:t>
             </w:r>
           </w:p>
         </w:tc>
@@ -2532,6 +2581,8 @@
               <w:pStyle w:val="tabletext"/>
               <w:rPr>
                 <w:rFonts w:eastAsia="Times New Roman"/>
+                <w:sz w:val="28"/>
+                <w:szCs w:val="28"/>
                 <w:lang w:eastAsia="en-GB"/>
               </w:rPr>
             </w:pPr>
@@ -2544,16 +2595,23 @@
         </w:trPr>
         <w:tc>
           <w:tcPr>
-            <w:tcW w:w="1524" w:type="dxa"/>
+            <w:tcW w:w="1709" w:type="dxa"/>
             <w:vMerge/>
             <w:vAlign w:val="center"/>
             <w:hideMark/>
           </w:tcPr>
-          <w:p/>
-        </w:tc>
-        <w:tc>
-          <w:tcPr>
-            <w:tcW w:w="3713" w:type="dxa"/>
+          <w:p>
+            <w:pPr>
+              <w:rPr>
+                <w:sz w:val="28"/>
+                <w:szCs w:val="28"/>
+              </w:rPr>
+            </w:pPr>
+          </w:p>
+        </w:tc>
+        <w:tc>
+          <w:tcPr>
+            <w:tcW w:w="3528" w:type="dxa"/>
             <w:tcBorders>
               <w:top w:val="single" w:sz="6" w:space="0" w:color="auto"/>
               <w:left w:val="single" w:sz="6" w:space="0" w:color="auto"/>
@@ -2568,11 +2626,15 @@
               <w:pStyle w:val="tabletext"/>
               <w:rPr>
                 <w:rStyle w:val="eop"/>
+                <w:sz w:val="28"/>
+                <w:szCs w:val="28"/>
               </w:rPr>
             </w:pPr>
             <w:r>
               <w:rPr>
                 <w:rStyle w:val="eop"/>
+                <w:sz w:val="28"/>
+                <w:szCs w:val="28"/>
               </w:rPr>
               <w:t>3.f Understand processes involved with institutional review, grant applications and scientific publications</w:t>
             </w:r>
@@ -2595,12 +2657,16 @@
               <w:pStyle w:val="tabletext"/>
               <w:rPr>
                 <w:rFonts w:eastAsia="Times New Roman"/>
+                <w:sz w:val="28"/>
+                <w:szCs w:val="28"/>
                 <w:lang w:eastAsia="en-GB"/>
               </w:rPr>
             </w:pPr>
             <w:r>
               <w:rPr>
                 <w:rFonts w:eastAsia="Times New Roman"/>
+                <w:sz w:val="28"/>
+                <w:szCs w:val="28"/>
                 <w:lang w:eastAsia="en-GB"/>
               </w:rPr>
               <w:t>External review</w:t>
@@ -2622,16 +2688,16 @@
               <w:spacing w:line="240" w:lineRule="auto"/>
               <w:rPr>
                 <w:rFonts w:ascii="Calibri" w:eastAsiaTheme="minorEastAsia" w:hAnsi="Calibri" w:cs="Calibri"/>
-                <w:sz w:val="20"/>
-                <w:szCs w:val="20"/>
+                <w:sz w:val="28"/>
+                <w:szCs w:val="28"/>
                 <w:lang w:val="en-GB"/>
               </w:rPr>
             </w:pPr>
             <w:r>
               <w:rPr>
                 <w:rFonts w:ascii="Calibri" w:eastAsiaTheme="minorEastAsia" w:hAnsi="Calibri" w:cs="Calibri"/>
-                <w:sz w:val="20"/>
-                <w:szCs w:val="20"/>
+                <w:sz w:val="28"/>
+                <w:szCs w:val="28"/>
                 <w:lang w:val="en-GB"/>
               </w:rPr>
               <w:t>Does not demonstrate understanding of scientific review processes</w:t>
@@ -2653,16 +2719,16 @@
               <w:spacing w:line="240" w:lineRule="auto"/>
               <w:rPr>
                 <w:rFonts w:ascii="Calibri" w:eastAsiaTheme="minorEastAsia" w:hAnsi="Calibri" w:cs="Calibri"/>
-                <w:sz w:val="20"/>
-                <w:szCs w:val="20"/>
+                <w:sz w:val="28"/>
+                <w:szCs w:val="28"/>
                 <w:lang w:val="en-GB"/>
               </w:rPr>
             </w:pPr>
             <w:r>
               <w:rPr>
                 <w:rFonts w:ascii="Calibri" w:eastAsiaTheme="minorEastAsia" w:hAnsi="Calibri" w:cs="Calibri"/>
-                <w:sz w:val="20"/>
-                <w:szCs w:val="20"/>
+                <w:sz w:val="28"/>
+                <w:szCs w:val="28"/>
                 <w:lang w:val="en-GB"/>
               </w:rPr>
               <w:t>Understands processes of scientific review including research integrity, grants and publications</w:t>
@@ -2684,6 +2750,8 @@
               <w:pStyle w:val="tabletext"/>
               <w:rPr>
                 <w:rFonts w:eastAsia="Times New Roman"/>
+                <w:sz w:val="28"/>
+                <w:szCs w:val="28"/>
                 <w:lang w:eastAsia="en-GB"/>
               </w:rPr>
             </w:pPr>
@@ -2696,7 +2764,7 @@
         </w:trPr>
         <w:tc>
           <w:tcPr>
-            <w:tcW w:w="1524" w:type="dxa"/>
+            <w:tcW w:w="1709" w:type="dxa"/>
             <w:vMerge/>
             <w:vAlign w:val="center"/>
             <w:hideMark/>
@@ -2708,16 +2776,16 @@
               <w:textAlignment w:val="baseline"/>
               <w:rPr>
                 <w:rFonts w:ascii="Calibri" w:eastAsia="Times New Roman" w:hAnsi="Calibri" w:cs="Calibri"/>
-                <w:sz w:val="20"/>
-                <w:szCs w:val="20"/>
-                <w:lang w:val="en-GB" w:eastAsia="en-GB"/>
-              </w:rPr>
-            </w:pPr>
-          </w:p>
-        </w:tc>
-        <w:tc>
-          <w:tcPr>
-            <w:tcW w:w="3713" w:type="dxa"/>
+                <w:sz w:val="28"/>
+                <w:szCs w:val="28"/>
+                <w:lang w:val="en-GB" w:eastAsia="en-GB"/>
+              </w:rPr>
+            </w:pPr>
+          </w:p>
+        </w:tc>
+        <w:tc>
+          <w:tcPr>
+            <w:tcW w:w="3528" w:type="dxa"/>
             <w:tcBorders>
               <w:top w:val="single" w:sz="6" w:space="0" w:color="auto"/>
               <w:left w:val="single" w:sz="6" w:space="0" w:color="auto"/>
@@ -2731,18 +2799,24 @@
               <w:pStyle w:val="NoSpacing"/>
               <w:rPr>
                 <w:rStyle w:val="eop"/>
+                <w:sz w:val="28"/>
+                <w:szCs w:val="28"/>
                 <w:lang w:eastAsia="en-GB"/>
               </w:rPr>
             </w:pPr>
             <w:r>
               <w:rPr>
                 <w:rStyle w:val="normaltextrun"/>
+                <w:sz w:val="28"/>
+                <w:szCs w:val="28"/>
               </w:rPr>
               <w:t>3</w:t>
             </w:r>
             <w:r>
               <w:rPr>
                 <w:rStyle w:val="eop"/>
+                <w:sz w:val="28"/>
+                <w:szCs w:val="28"/>
               </w:rPr>
               <w:t>3.g. Apply ethical and philosophical considerations in performing research</w:t>
             </w:r>
@@ -2765,16 +2839,16 @@
               <w:textAlignment w:val="baseline"/>
               <w:rPr>
                 <w:rFonts w:ascii="Calibri" w:eastAsia="Times New Roman" w:hAnsi="Calibri" w:cs="Calibri"/>
-                <w:sz w:val="20"/>
-                <w:szCs w:val="20"/>
-                <w:lang w:val="en-GB" w:eastAsia="en-GB"/>
-              </w:rPr>
-            </w:pPr>
-            <w:r>
-              <w:rPr>
-                <w:rFonts w:ascii="Calibri" w:eastAsia="Times New Roman" w:hAnsi="Calibri" w:cs="Calibri"/>
-                <w:sz w:val="20"/>
-                <w:szCs w:val="20"/>
+                <w:sz w:val="28"/>
+                <w:szCs w:val="28"/>
+                <w:lang w:val="en-GB" w:eastAsia="en-GB"/>
+              </w:rPr>
+            </w:pPr>
+            <w:r>
+              <w:rPr>
+                <w:rFonts w:ascii="Calibri" w:eastAsia="Times New Roman" w:hAnsi="Calibri" w:cs="Calibri"/>
+                <w:sz w:val="28"/>
+                <w:szCs w:val="28"/>
                 <w:lang w:val="en-GB" w:eastAsia="en-GB"/>
               </w:rPr>
               <w:t>Able to put research in ethical and philosophical context</w:t>
@@ -2797,16 +2871,16 @@
               <w:textAlignment w:val="baseline"/>
               <w:rPr>
                 <w:rFonts w:ascii="Calibri" w:eastAsiaTheme="minorEastAsia" w:hAnsi="Calibri" w:cs="Calibri"/>
-                <w:sz w:val="20"/>
-                <w:szCs w:val="20"/>
+                <w:sz w:val="28"/>
+                <w:szCs w:val="28"/>
                 <w:lang w:val="en-GB"/>
               </w:rPr>
             </w:pPr>
             <w:r>
               <w:rPr>
                 <w:rFonts w:ascii="Calibri" w:eastAsiaTheme="minorEastAsia" w:hAnsi="Calibri" w:cs="Calibri"/>
-                <w:sz w:val="20"/>
-                <w:szCs w:val="20"/>
+                <w:sz w:val="28"/>
+                <w:szCs w:val="28"/>
                 <w:lang w:val="en-GB"/>
               </w:rPr>
               <w:t xml:space="preserve"> Does not demonstrate understanding of ethical and philosophical considerations in research. </w:t>
@@ -2829,16 +2903,16 @@
               <w:textAlignment w:val="baseline"/>
               <w:rPr>
                 <w:rFonts w:ascii="Calibri" w:eastAsiaTheme="minorEastAsia" w:hAnsi="Calibri" w:cs="Calibri"/>
-                <w:sz w:val="20"/>
-                <w:szCs w:val="20"/>
+                <w:sz w:val="28"/>
+                <w:szCs w:val="28"/>
                 <w:lang w:val="en-GB"/>
               </w:rPr>
             </w:pPr>
             <w:r>
               <w:rPr>
                 <w:rFonts w:ascii="Calibri" w:eastAsiaTheme="minorEastAsia" w:hAnsi="Calibri" w:cs="Calibri"/>
-                <w:sz w:val="20"/>
-                <w:szCs w:val="20"/>
+                <w:sz w:val="28"/>
+                <w:szCs w:val="28"/>
                 <w:lang w:val="en-GB"/>
               </w:rPr>
               <w:t xml:space="preserve">Identifies problems, </w:t>
@@ -2846,8 +2920,8 @@
             <w:r>
               <w:rPr>
                 <w:rFonts w:ascii="Calibri" w:eastAsiaTheme="minorEastAsia" w:hAnsi="Calibri" w:cs="Calibri"/>
-                <w:sz w:val="20"/>
-                <w:szCs w:val="20"/>
+                <w:sz w:val="28"/>
+                <w:szCs w:val="28"/>
                 <w:lang w:val="en-GB"/>
               </w:rPr>
               <w:t>has</w:t>
@@ -2855,8 +2929,8 @@
             <w:r>
               <w:rPr>
                 <w:rFonts w:ascii="Calibri" w:eastAsiaTheme="minorEastAsia" w:hAnsi="Calibri" w:cs="Calibri"/>
-                <w:sz w:val="20"/>
-                <w:szCs w:val="20"/>
+                <w:sz w:val="28"/>
+                <w:szCs w:val="28"/>
                 <w:lang w:val="en-GB"/>
               </w:rPr>
               <w:t xml:space="preserve"> long-term vision, and re</w:t>
@@ -2864,8 +2938,8 @@
             <w:r>
               <w:rPr>
                 <w:rFonts w:ascii="Calibri" w:eastAsiaTheme="minorEastAsia" w:hAnsi="Calibri" w:cs="Calibri"/>
-                <w:sz w:val="20"/>
-                <w:szCs w:val="20"/>
+                <w:sz w:val="28"/>
+                <w:szCs w:val="28"/>
                 <w:lang w:val="en-GB"/>
               </w:rPr>
               <w:t>flects</w:t>
@@ -2873,8 +2947,8 @@
             <w:r>
               <w:rPr>
                 <w:rFonts w:ascii="Calibri" w:eastAsiaTheme="minorEastAsia" w:hAnsi="Calibri" w:cs="Calibri"/>
-                <w:sz w:val="20"/>
-                <w:szCs w:val="20"/>
+                <w:sz w:val="28"/>
+                <w:szCs w:val="28"/>
                 <w:lang w:val="en-GB"/>
               </w:rPr>
               <w:t xml:space="preserve"> </w:t>
@@ -2882,8 +2956,8 @@
             <w:r>
               <w:rPr>
                 <w:rFonts w:ascii="Calibri" w:eastAsiaTheme="minorEastAsia" w:hAnsi="Calibri" w:cs="Calibri"/>
-                <w:sz w:val="20"/>
-                <w:szCs w:val="20"/>
+                <w:sz w:val="28"/>
+                <w:szCs w:val="28"/>
                 <w:lang w:val="en-GB"/>
               </w:rPr>
               <w:t>on</w:t>
@@ -2891,8 +2965,8 @@
             <w:r>
               <w:rPr>
                 <w:rFonts w:ascii="Calibri" w:eastAsiaTheme="minorEastAsia" w:hAnsi="Calibri" w:cs="Calibri"/>
-                <w:sz w:val="20"/>
-                <w:szCs w:val="20"/>
+                <w:sz w:val="28"/>
+                <w:szCs w:val="28"/>
                 <w:lang w:val="en-GB"/>
               </w:rPr>
               <w:t xml:space="preserve"> </w:t>
@@ -2900,8 +2974,8 @@
             <w:r>
               <w:rPr>
                 <w:rFonts w:ascii="Calibri" w:eastAsiaTheme="minorEastAsia" w:hAnsi="Calibri" w:cs="Calibri"/>
-                <w:sz w:val="20"/>
-                <w:szCs w:val="20"/>
+                <w:sz w:val="28"/>
+                <w:szCs w:val="28"/>
                 <w:lang w:val="en-GB"/>
               </w:rPr>
               <w:t xml:space="preserve"> </w:t>
@@ -2909,31 +2983,11 @@
             <w:r>
               <w:rPr>
                 <w:rFonts w:ascii="Calibri" w:eastAsiaTheme="minorEastAsia" w:hAnsi="Calibri" w:cs="Calibri"/>
-                <w:sz w:val="20"/>
-                <w:szCs w:val="20"/>
+                <w:sz w:val="28"/>
+                <w:szCs w:val="28"/>
                 <w:lang w:val="en-GB"/>
               </w:rPr>
-              <w:t xml:space="preserve">Ethical and </w:t>
-            </w:r>
-            <w:proofErr w:type="spellStart"/>
-            <w:r>
-              <w:rPr>
-                <w:rFonts w:ascii="Calibri" w:eastAsiaTheme="minorEastAsia" w:hAnsi="Calibri" w:cs="Calibri"/>
-                <w:sz w:val="20"/>
-                <w:szCs w:val="20"/>
-                <w:lang w:val="en-GB"/>
-              </w:rPr>
-              <w:t>philosophyical</w:t>
-            </w:r>
-            <w:proofErr w:type="spellEnd"/>
-            <w:r>
-              <w:rPr>
-                <w:rFonts w:ascii="Calibri" w:eastAsiaTheme="minorEastAsia" w:hAnsi="Calibri" w:cs="Calibri"/>
-                <w:sz w:val="20"/>
-                <w:szCs w:val="20"/>
-                <w:lang w:val="en-GB"/>
-              </w:rPr>
-              <w:t xml:space="preserve"> context of research. </w:t>
+              <w:t xml:space="preserve">Ethical and philosophyical context of research. </w:t>
             </w:r>
           </w:p>
         </w:tc>
@@ -2953,8 +3007,8 @@
               <w:textAlignment w:val="baseline"/>
               <w:rPr>
                 <w:rFonts w:ascii="Calibri" w:eastAsia="Times New Roman" w:hAnsi="Calibri" w:cs="Calibri"/>
-                <w:sz w:val="20"/>
-                <w:szCs w:val="20"/>
+                <w:sz w:val="28"/>
+                <w:szCs w:val="28"/>
                 <w:lang w:val="en-GB" w:eastAsia="en-GB"/>
               </w:rPr>
             </w:pPr>
@@ -2967,7 +3021,7 @@
         </w:trPr>
         <w:tc>
           <w:tcPr>
-            <w:tcW w:w="1524" w:type="dxa"/>
+            <w:tcW w:w="1709" w:type="dxa"/>
             <w:vMerge w:val="restart"/>
             <w:tcBorders>
               <w:top w:val="single" w:sz="6" w:space="0" w:color="auto"/>
@@ -2986,25 +3040,26 @@
               <w:textAlignment w:val="baseline"/>
               <w:rPr>
                 <w:rFonts w:ascii="Calibri" w:eastAsia="Times New Roman" w:hAnsi="Calibri" w:cs="Calibri"/>
-                <w:sz w:val="20"/>
-                <w:szCs w:val="20"/>
-                <w:lang w:val="en-GB" w:eastAsia="en-GB"/>
-              </w:rPr>
-            </w:pPr>
-            <w:r>
-              <w:rPr>
-                <w:rFonts w:ascii="Calibri" w:eastAsia="Times New Roman" w:hAnsi="Calibri" w:cs="Calibri"/>
-                <w:sz w:val="20"/>
-                <w:szCs w:val="20"/>
-                <w:lang w:val="en-GB" w:eastAsia="en-GB"/>
-              </w:rPr>
+                <w:sz w:val="28"/>
+                <w:szCs w:val="28"/>
+                <w:lang w:val="en-GB" w:eastAsia="en-GB"/>
+              </w:rPr>
+            </w:pPr>
+            <w:r>
+              <w:rPr>
+                <w:rFonts w:ascii="Calibri" w:eastAsia="Times New Roman" w:hAnsi="Calibri" w:cs="Calibri"/>
+                <w:sz w:val="28"/>
+                <w:szCs w:val="28"/>
+                <w:lang w:val="en-GB" w:eastAsia="en-GB"/>
+              </w:rPr>
+              <w:lastRenderedPageBreak/>
               <w:t>Reflect </w:t>
             </w:r>
           </w:p>
         </w:tc>
         <w:tc>
           <w:tcPr>
-            <w:tcW w:w="3713" w:type="dxa"/>
+            <w:tcW w:w="3528" w:type="dxa"/>
             <w:tcBorders>
               <w:top w:val="single" w:sz="6" w:space="0" w:color="auto"/>
               <w:left w:val="single" w:sz="6" w:space="0" w:color="auto"/>
@@ -3017,28 +3072,40 @@
           <w:p>
             <w:pPr>
               <w:pStyle w:val="NoSpacing"/>
+              <w:rPr>
+                <w:sz w:val="28"/>
+                <w:szCs w:val="28"/>
+              </w:rPr>
             </w:pPr>
             <w:r>
               <w:rPr>
                 <w:rStyle w:val="eop"/>
+                <w:sz w:val="28"/>
+                <w:szCs w:val="28"/>
               </w:rPr>
               <w:t>4</w:t>
             </w:r>
             <w:r>
               <w:rPr>
                 <w:rStyle w:val="eop"/>
+                <w:sz w:val="28"/>
+                <w:szCs w:val="28"/>
               </w:rPr>
               <w:t>.</w:t>
             </w:r>
             <w:r>
               <w:rPr>
                 <w:rStyle w:val="eop"/>
+                <w:sz w:val="28"/>
+                <w:szCs w:val="28"/>
               </w:rPr>
               <w:t xml:space="preserve">a. Use provided frameworks to reflect on </w:t>
             </w:r>
             <w:r>
               <w:rPr>
                 <w:rStyle w:val="eop"/>
+                <w:sz w:val="28"/>
+                <w:szCs w:val="28"/>
               </w:rPr>
               <w:t>mistakes that were made in the minor</w:t>
             </w:r>
@@ -3062,16 +3129,16 @@
               <w:textAlignment w:val="baseline"/>
               <w:rPr>
                 <w:rFonts w:ascii="Calibri" w:eastAsia="Times New Roman" w:hAnsi="Calibri" w:cs="Calibri"/>
-                <w:sz w:val="20"/>
-                <w:szCs w:val="20"/>
-                <w:lang w:val="en-GB" w:eastAsia="en-GB"/>
-              </w:rPr>
-            </w:pPr>
-            <w:r>
-              <w:rPr>
-                <w:rFonts w:ascii="Calibri" w:eastAsia="Times New Roman" w:hAnsi="Calibri" w:cs="Calibri"/>
-                <w:sz w:val="20"/>
-                <w:szCs w:val="20"/>
+                <w:sz w:val="28"/>
+                <w:szCs w:val="28"/>
+                <w:lang w:val="en-GB" w:eastAsia="en-GB"/>
+              </w:rPr>
+            </w:pPr>
+            <w:r>
+              <w:rPr>
+                <w:rFonts w:ascii="Calibri" w:eastAsia="Times New Roman" w:hAnsi="Calibri" w:cs="Calibri"/>
+                <w:sz w:val="28"/>
+                <w:szCs w:val="28"/>
                 <w:lang w:val="en-GB" w:eastAsia="en-GB"/>
               </w:rPr>
               <w:t xml:space="preserve">Describe what </w:t>
@@ -3079,8 +3146,8 @@
             <w:r>
               <w:rPr>
                 <w:rFonts w:ascii="Calibri" w:eastAsia="Times New Roman" w:hAnsi="Calibri" w:cs="Calibri"/>
-                <w:sz w:val="20"/>
-                <w:szCs w:val="20"/>
+                <w:sz w:val="28"/>
+                <w:szCs w:val="28"/>
                 <w:lang w:val="en-GB" w:eastAsia="en-GB"/>
               </w:rPr>
               <w:t>mistakes</w:t>
@@ -3088,8 +3155,8 @@
             <w:r>
               <w:rPr>
                 <w:rFonts w:ascii="Calibri" w:eastAsia="Times New Roman" w:hAnsi="Calibri" w:cs="Calibri"/>
-                <w:sz w:val="20"/>
-                <w:szCs w:val="20"/>
+                <w:sz w:val="28"/>
+                <w:szCs w:val="28"/>
                 <w:lang w:val="en-GB" w:eastAsia="en-GB"/>
               </w:rPr>
               <w:t xml:space="preserve"> you </w:t>
@@ -3097,8 +3164,8 @@
             <w:r>
               <w:rPr>
                 <w:rFonts w:ascii="Calibri" w:eastAsia="Times New Roman" w:hAnsi="Calibri" w:cs="Calibri"/>
-                <w:sz w:val="20"/>
-                <w:szCs w:val="20"/>
+                <w:sz w:val="28"/>
+                <w:szCs w:val="28"/>
                 <w:lang w:val="en-GB" w:eastAsia="en-GB"/>
               </w:rPr>
               <w:t>identified within CSBB minor</w:t>
@@ -3106,8 +3173,8 @@
             <w:r>
               <w:rPr>
                 <w:rFonts w:ascii="Calibri" w:eastAsia="Times New Roman" w:hAnsi="Calibri" w:cs="Calibri"/>
-                <w:sz w:val="20"/>
-                <w:szCs w:val="20"/>
+                <w:sz w:val="28"/>
+                <w:szCs w:val="28"/>
                 <w:lang w:val="en-GB" w:eastAsia="en-GB"/>
               </w:rPr>
               <w:t xml:space="preserve"> and what could be learned from them. </w:t>
@@ -3130,16 +3197,16 @@
               <w:textAlignment w:val="baseline"/>
               <w:rPr>
                 <w:rFonts w:ascii="Calibri" w:eastAsia="Times New Roman" w:hAnsi="Calibri" w:cs="Calibri"/>
-                <w:sz w:val="20"/>
-                <w:szCs w:val="20"/>
-                <w:lang w:val="en-GB" w:eastAsia="en-GB"/>
-              </w:rPr>
-            </w:pPr>
-            <w:r>
-              <w:rPr>
-                <w:rFonts w:ascii="Calibri" w:eastAsia="Times New Roman" w:hAnsi="Calibri" w:cs="Calibri"/>
-                <w:sz w:val="20"/>
-                <w:szCs w:val="20"/>
+                <w:sz w:val="28"/>
+                <w:szCs w:val="28"/>
+                <w:lang w:val="en-GB" w:eastAsia="en-GB"/>
+              </w:rPr>
+            </w:pPr>
+            <w:r>
+              <w:rPr>
+                <w:rFonts w:ascii="Calibri" w:eastAsia="Times New Roman" w:hAnsi="Calibri" w:cs="Calibri"/>
+                <w:sz w:val="28"/>
+                <w:szCs w:val="28"/>
                 <w:lang w:val="en-GB" w:eastAsia="en-GB"/>
               </w:rPr>
               <w:t xml:space="preserve">No or hardly any reflection is provided on the </w:t>
@@ -3147,8 +3214,8 @@
             <w:r>
               <w:rPr>
                 <w:rFonts w:ascii="Calibri" w:eastAsia="Times New Roman" w:hAnsi="Calibri" w:cs="Calibri"/>
-                <w:sz w:val="20"/>
-                <w:szCs w:val="20"/>
+                <w:sz w:val="28"/>
+                <w:szCs w:val="28"/>
                 <w:lang w:val="en-GB" w:eastAsia="en-GB"/>
               </w:rPr>
               <w:t xml:space="preserve">mistakes </w:t>
@@ -3156,8 +3223,8 @@
             <w:r>
               <w:rPr>
                 <w:rFonts w:ascii="Calibri" w:eastAsia="Times New Roman" w:hAnsi="Calibri" w:cs="Calibri"/>
-                <w:sz w:val="20"/>
-                <w:szCs w:val="20"/>
+                <w:sz w:val="28"/>
+                <w:szCs w:val="28"/>
                 <w:lang w:val="en-GB" w:eastAsia="en-GB"/>
               </w:rPr>
               <w:t xml:space="preserve">made </w:t>
@@ -3165,8 +3232,8 @@
             <w:r>
               <w:rPr>
                 <w:rFonts w:ascii="Calibri" w:eastAsia="Times New Roman" w:hAnsi="Calibri" w:cs="Calibri"/>
-                <w:sz w:val="20"/>
-                <w:szCs w:val="20"/>
+                <w:sz w:val="28"/>
+                <w:szCs w:val="28"/>
                 <w:lang w:val="en-GB" w:eastAsia="en-GB"/>
               </w:rPr>
               <w:t xml:space="preserve">in the minor. </w:t>
@@ -3189,16 +3256,16 @@
               <w:textAlignment w:val="baseline"/>
               <w:rPr>
                 <w:rFonts w:ascii="Calibri" w:eastAsia="Times New Roman" w:hAnsi="Calibri" w:cs="Calibri"/>
-                <w:sz w:val="20"/>
-                <w:szCs w:val="20"/>
-                <w:lang w:val="en-GB" w:eastAsia="en-GB"/>
-              </w:rPr>
-            </w:pPr>
-            <w:r>
-              <w:rPr>
-                <w:rFonts w:ascii="Calibri" w:eastAsia="Times New Roman" w:hAnsi="Calibri" w:cs="Calibri"/>
-                <w:sz w:val="20"/>
-                <w:szCs w:val="20"/>
+                <w:sz w:val="28"/>
+                <w:szCs w:val="28"/>
+                <w:lang w:val="en-GB" w:eastAsia="en-GB"/>
+              </w:rPr>
+            </w:pPr>
+            <w:r>
+              <w:rPr>
+                <w:rFonts w:ascii="Calibri" w:eastAsia="Times New Roman" w:hAnsi="Calibri" w:cs="Calibri"/>
+                <w:sz w:val="28"/>
+                <w:szCs w:val="28"/>
                 <w:lang w:val="en-GB" w:eastAsia="en-GB"/>
               </w:rPr>
               <w:t xml:space="preserve">Reflection on </w:t>
@@ -3206,8 +3273,8 @@
             <w:r>
               <w:rPr>
                 <w:rFonts w:ascii="Calibri" w:eastAsia="Times New Roman" w:hAnsi="Calibri" w:cs="Calibri"/>
-                <w:sz w:val="20"/>
-                <w:szCs w:val="20"/>
+                <w:sz w:val="28"/>
+                <w:szCs w:val="28"/>
                 <w:lang w:val="en-GB" w:eastAsia="en-GB"/>
               </w:rPr>
               <w:t xml:space="preserve">mistakes </w:t>
@@ -3215,8 +3282,8 @@
             <w:r>
               <w:rPr>
                 <w:rFonts w:ascii="Calibri" w:eastAsia="Times New Roman" w:hAnsi="Calibri" w:cs="Calibri"/>
-                <w:sz w:val="20"/>
-                <w:szCs w:val="20"/>
+                <w:sz w:val="28"/>
+                <w:szCs w:val="28"/>
                 <w:lang w:val="en-GB" w:eastAsia="en-GB"/>
               </w:rPr>
               <w:t>in the minor are provided</w:t>
@@ -3224,8 +3291,8 @@
             <w:r>
               <w:rPr>
                 <w:rFonts w:ascii="Calibri" w:eastAsia="Times New Roman" w:hAnsi="Calibri" w:cs="Calibri"/>
-                <w:sz w:val="20"/>
-                <w:szCs w:val="20"/>
+                <w:sz w:val="28"/>
+                <w:szCs w:val="28"/>
                 <w:lang w:val="en-GB" w:eastAsia="en-GB"/>
               </w:rPr>
               <w:t xml:space="preserve"> and it has been indicated what can be learned from the mistakes. </w:t>
@@ -3248,8 +3315,8 @@
               <w:textAlignment w:val="baseline"/>
               <w:rPr>
                 <w:rFonts w:ascii="Calibri" w:eastAsia="Times New Roman" w:hAnsi="Calibri" w:cs="Calibri"/>
-                <w:sz w:val="20"/>
-                <w:szCs w:val="20"/>
+                <w:sz w:val="28"/>
+                <w:szCs w:val="28"/>
                 <w:lang w:val="en-GB" w:eastAsia="en-GB"/>
               </w:rPr>
             </w:pPr>
@@ -3262,7 +3329,7 @@
         </w:trPr>
         <w:tc>
           <w:tcPr>
-            <w:tcW w:w="1524" w:type="dxa"/>
+            <w:tcW w:w="1709" w:type="dxa"/>
             <w:vMerge/>
             <w:vAlign w:val="center"/>
             <w:hideMark/>
@@ -3272,16 +3339,16 @@
               <w:pStyle w:val="ListParagraph"/>
               <w:rPr>
                 <w:rFonts w:ascii="Calibri" w:eastAsia="Times New Roman" w:hAnsi="Calibri" w:cs="Calibri"/>
-                <w:sz w:val="20"/>
-                <w:szCs w:val="20"/>
-                <w:lang w:val="en-GB" w:eastAsia="en-GB"/>
-              </w:rPr>
-            </w:pPr>
-          </w:p>
-        </w:tc>
-        <w:tc>
-          <w:tcPr>
-            <w:tcW w:w="3713" w:type="dxa"/>
+                <w:sz w:val="28"/>
+                <w:szCs w:val="28"/>
+                <w:lang w:val="en-GB" w:eastAsia="en-GB"/>
+              </w:rPr>
+            </w:pPr>
+          </w:p>
+        </w:tc>
+        <w:tc>
+          <w:tcPr>
+            <w:tcW w:w="3528" w:type="dxa"/>
             <w:tcBorders>
               <w:top w:val="single" w:sz="6" w:space="0" w:color="auto"/>
               <w:left w:val="single" w:sz="6" w:space="0" w:color="auto"/>
@@ -3296,6 +3363,8 @@
               <w:pStyle w:val="NoSpacing"/>
               <w:rPr>
                 <w:rFonts w:eastAsia="Times New Roman"/>
+                <w:sz w:val="28"/>
+                <w:szCs w:val="28"/>
                 <w:lang w:eastAsia="en-GB"/>
               </w:rPr>
             </w:pPr>
@@ -3304,13 +3373,23 @@
             <w:pPr>
               <w:pStyle w:val="NoSpacing"/>
               <w:rPr>
+                <w:sz w:val="28"/>
+                <w:szCs w:val="28"/>
                 <w:lang w:eastAsia="en-GB"/>
               </w:rPr>
             </w:pPr>
             <w:r>
+              <w:rPr>
+                <w:sz w:val="28"/>
+                <w:szCs w:val="28"/>
+              </w:rPr>
               <w:t xml:space="preserve">4. b. </w:t>
             </w:r>
             <w:r>
+              <w:rPr>
+                <w:sz w:val="28"/>
+                <w:szCs w:val="28"/>
+              </w:rPr>
               <w:t>Understand and apply the concept of perspective agility</w:t>
             </w:r>
           </w:p>
@@ -3333,28 +3412,28 @@
               <w:textAlignment w:val="baseline"/>
               <w:rPr>
                 <w:rFonts w:ascii="Calibri" w:eastAsia="Times New Roman" w:hAnsi="Calibri" w:cs="Calibri"/>
-                <w:sz w:val="20"/>
-                <w:szCs w:val="20"/>
-                <w:lang w:val="en-GB" w:eastAsia="en-GB"/>
-              </w:rPr>
-            </w:pPr>
-          </w:p>
-          <w:p>
-            <w:pPr>
-              <w:spacing w:after="0" w:line="240" w:lineRule="auto"/>
-              <w:textAlignment w:val="baseline"/>
-              <w:rPr>
-                <w:rFonts w:ascii="Calibri" w:eastAsia="Times New Roman" w:hAnsi="Calibri" w:cs="Calibri"/>
-                <w:sz w:val="20"/>
-                <w:szCs w:val="20"/>
-                <w:lang w:val="en-GB" w:eastAsia="en-GB"/>
-              </w:rPr>
-            </w:pPr>
-            <w:r>
-              <w:rPr>
-                <w:rFonts w:ascii="Calibri" w:eastAsia="Times New Roman" w:hAnsi="Calibri" w:cs="Calibri"/>
-                <w:sz w:val="20"/>
-                <w:szCs w:val="20"/>
+                <w:sz w:val="28"/>
+                <w:szCs w:val="28"/>
+                <w:lang w:val="en-GB" w:eastAsia="en-GB"/>
+              </w:rPr>
+            </w:pPr>
+          </w:p>
+          <w:p>
+            <w:pPr>
+              <w:spacing w:after="0" w:line="240" w:lineRule="auto"/>
+              <w:textAlignment w:val="baseline"/>
+              <w:rPr>
+                <w:rFonts w:ascii="Calibri" w:eastAsia="Times New Roman" w:hAnsi="Calibri" w:cs="Calibri"/>
+                <w:sz w:val="28"/>
+                <w:szCs w:val="28"/>
+                <w:lang w:val="en-GB" w:eastAsia="en-GB"/>
+              </w:rPr>
+            </w:pPr>
+            <w:r>
+              <w:rPr>
+                <w:rFonts w:ascii="Calibri" w:eastAsia="Times New Roman" w:hAnsi="Calibri" w:cs="Calibri"/>
+                <w:sz w:val="28"/>
+                <w:szCs w:val="28"/>
                 <w:lang w:val="en-GB" w:eastAsia="en-GB"/>
               </w:rPr>
               <w:t>Use and reflect on perspective agility. Describe</w:t>
@@ -3362,8 +3441,8 @@
             <w:r>
               <w:rPr>
                 <w:rFonts w:ascii="Calibri" w:eastAsia="Times New Roman" w:hAnsi="Calibri" w:cs="Calibri"/>
-                <w:sz w:val="20"/>
-                <w:szCs w:val="20"/>
+                <w:sz w:val="28"/>
+                <w:szCs w:val="28"/>
                 <w:lang w:val="en-GB" w:eastAsia="en-GB"/>
               </w:rPr>
               <w:t xml:space="preserve"> the </w:t>
@@ -3371,8 +3450,8 @@
             <w:r>
               <w:rPr>
                 <w:rFonts w:ascii="Calibri" w:eastAsia="Times New Roman" w:hAnsi="Calibri" w:cs="Calibri"/>
-                <w:sz w:val="20"/>
-                <w:szCs w:val="20"/>
+                <w:sz w:val="28"/>
+                <w:szCs w:val="28"/>
                 <w:lang w:val="en-GB" w:eastAsia="en-GB"/>
               </w:rPr>
               <w:t xml:space="preserve">yield of </w:t>
@@ -3380,8 +3459,8 @@
             <w:r>
               <w:rPr>
                 <w:rFonts w:ascii="Calibri" w:eastAsia="Times New Roman" w:hAnsi="Calibri" w:cs="Calibri"/>
-                <w:sz w:val="20"/>
-                <w:szCs w:val="20"/>
+                <w:sz w:val="28"/>
+                <w:szCs w:val="28"/>
                 <w:lang w:val="en-GB" w:eastAsia="en-GB"/>
               </w:rPr>
               <w:t>perspective agility</w:t>
@@ -3389,8 +3468,8 @@
             <w:r>
               <w:rPr>
                 <w:rFonts w:ascii="Calibri" w:eastAsia="Times New Roman" w:hAnsi="Calibri" w:cs="Calibri"/>
-                <w:sz w:val="20"/>
-                <w:szCs w:val="20"/>
+                <w:sz w:val="28"/>
+                <w:szCs w:val="28"/>
                 <w:lang w:val="en-GB" w:eastAsia="en-GB"/>
               </w:rPr>
               <w:t>.</w:t>
@@ -3413,28 +3492,28 @@
               <w:textAlignment w:val="baseline"/>
               <w:rPr>
                 <w:rFonts w:ascii="Calibri" w:eastAsia="Times New Roman" w:hAnsi="Calibri" w:cs="Calibri"/>
-                <w:sz w:val="20"/>
-                <w:szCs w:val="20"/>
-                <w:lang w:val="en-GB" w:eastAsia="en-GB"/>
-              </w:rPr>
-            </w:pPr>
-          </w:p>
-          <w:p>
-            <w:pPr>
-              <w:spacing w:after="0" w:line="240" w:lineRule="auto"/>
-              <w:textAlignment w:val="baseline"/>
-              <w:rPr>
-                <w:rFonts w:ascii="Calibri" w:eastAsia="Times New Roman" w:hAnsi="Calibri" w:cs="Calibri"/>
-                <w:sz w:val="20"/>
-                <w:szCs w:val="20"/>
-                <w:lang w:val="en-GB" w:eastAsia="en-GB"/>
-              </w:rPr>
-            </w:pPr>
-            <w:r>
-              <w:rPr>
-                <w:rFonts w:ascii="Calibri" w:eastAsia="Times New Roman" w:hAnsi="Calibri" w:cs="Calibri"/>
-                <w:sz w:val="20"/>
-                <w:szCs w:val="20"/>
+                <w:sz w:val="28"/>
+                <w:szCs w:val="28"/>
+                <w:lang w:val="en-GB" w:eastAsia="en-GB"/>
+              </w:rPr>
+            </w:pPr>
+          </w:p>
+          <w:p>
+            <w:pPr>
+              <w:spacing w:after="0" w:line="240" w:lineRule="auto"/>
+              <w:textAlignment w:val="baseline"/>
+              <w:rPr>
+                <w:rFonts w:ascii="Calibri" w:eastAsia="Times New Roman" w:hAnsi="Calibri" w:cs="Calibri"/>
+                <w:sz w:val="28"/>
+                <w:szCs w:val="28"/>
+                <w:lang w:val="en-GB" w:eastAsia="en-GB"/>
+              </w:rPr>
+            </w:pPr>
+            <w:r>
+              <w:rPr>
+                <w:rFonts w:ascii="Calibri" w:eastAsia="Times New Roman" w:hAnsi="Calibri" w:cs="Calibri"/>
+                <w:sz w:val="28"/>
+                <w:szCs w:val="28"/>
                 <w:lang w:val="en-GB" w:eastAsia="en-GB"/>
               </w:rPr>
               <w:t xml:space="preserve">No </w:t>
@@ -3442,8 +3521,8 @@
             <w:r>
               <w:rPr>
                 <w:rFonts w:ascii="Calibri" w:eastAsia="Times New Roman" w:hAnsi="Calibri" w:cs="Calibri"/>
-                <w:sz w:val="20"/>
-                <w:szCs w:val="20"/>
+                <w:sz w:val="28"/>
+                <w:szCs w:val="28"/>
                 <w:lang w:val="en-GB" w:eastAsia="en-GB"/>
               </w:rPr>
               <w:t xml:space="preserve">or hardly any reflection is provided on the benefit of using perspective agility. </w:t>
@@ -3466,28 +3545,28 @@
               <w:textAlignment w:val="baseline"/>
               <w:rPr>
                 <w:rFonts w:ascii="Calibri" w:eastAsia="Times New Roman" w:hAnsi="Calibri" w:cs="Calibri"/>
-                <w:sz w:val="20"/>
-                <w:szCs w:val="20"/>
-                <w:lang w:val="en-GB" w:eastAsia="en-GB"/>
-              </w:rPr>
-            </w:pPr>
-          </w:p>
-          <w:p>
-            <w:pPr>
-              <w:spacing w:after="0" w:line="240" w:lineRule="auto"/>
-              <w:textAlignment w:val="baseline"/>
-              <w:rPr>
-                <w:rFonts w:ascii="Calibri" w:eastAsia="Times New Roman" w:hAnsi="Calibri" w:cs="Calibri"/>
-                <w:sz w:val="20"/>
-                <w:szCs w:val="20"/>
-                <w:lang w:val="en-GB" w:eastAsia="en-GB"/>
-              </w:rPr>
-            </w:pPr>
-            <w:r>
-              <w:rPr>
-                <w:rFonts w:ascii="Calibri" w:eastAsia="Times New Roman" w:hAnsi="Calibri" w:cs="Calibri"/>
-                <w:sz w:val="20"/>
-                <w:szCs w:val="20"/>
+                <w:sz w:val="28"/>
+                <w:szCs w:val="28"/>
+                <w:lang w:val="en-GB" w:eastAsia="en-GB"/>
+              </w:rPr>
+            </w:pPr>
+          </w:p>
+          <w:p>
+            <w:pPr>
+              <w:spacing w:after="0" w:line="240" w:lineRule="auto"/>
+              <w:textAlignment w:val="baseline"/>
+              <w:rPr>
+                <w:rFonts w:ascii="Calibri" w:eastAsia="Times New Roman" w:hAnsi="Calibri" w:cs="Calibri"/>
+                <w:sz w:val="28"/>
+                <w:szCs w:val="28"/>
+                <w:lang w:val="en-GB" w:eastAsia="en-GB"/>
+              </w:rPr>
+            </w:pPr>
+            <w:r>
+              <w:rPr>
+                <w:rFonts w:ascii="Calibri" w:eastAsia="Times New Roman" w:hAnsi="Calibri" w:cs="Calibri"/>
+                <w:sz w:val="28"/>
+                <w:szCs w:val="28"/>
                 <w:lang w:val="en-GB" w:eastAsia="en-GB"/>
               </w:rPr>
               <w:t>Reflection is provided on perspective agility</w:t>
@@ -3495,8 +3574,8 @@
             <w:r>
               <w:rPr>
                 <w:rFonts w:ascii="Calibri" w:eastAsia="Times New Roman" w:hAnsi="Calibri" w:cs="Calibri"/>
-                <w:sz w:val="20"/>
-                <w:szCs w:val="20"/>
+                <w:sz w:val="28"/>
+                <w:szCs w:val="28"/>
                 <w:lang w:val="en-GB" w:eastAsia="en-GB"/>
               </w:rPr>
               <w:t xml:space="preserve"> and what </w:t>
@@ -3504,8 +3583,8 @@
             <w:r>
               <w:rPr>
                 <w:rFonts w:ascii="Calibri" w:eastAsia="Times New Roman" w:hAnsi="Calibri" w:cs="Calibri"/>
-                <w:sz w:val="20"/>
-                <w:szCs w:val="20"/>
+                <w:sz w:val="28"/>
+                <w:szCs w:val="28"/>
                 <w:lang w:val="en-GB" w:eastAsia="en-GB"/>
               </w:rPr>
               <w:t xml:space="preserve">yield it offered. </w:t>
@@ -3528,8 +3607,8 @@
               <w:textAlignment w:val="baseline"/>
               <w:rPr>
                 <w:rFonts w:ascii="Calibri" w:eastAsia="Times New Roman" w:hAnsi="Calibri" w:cs="Calibri"/>
-                <w:sz w:val="20"/>
-                <w:szCs w:val="20"/>
+                <w:sz w:val="28"/>
+                <w:szCs w:val="28"/>
                 <w:lang w:val="en-GB" w:eastAsia="en-GB"/>
               </w:rPr>
             </w:pPr>
@@ -3542,7 +3621,7 @@
         </w:trPr>
         <w:tc>
           <w:tcPr>
-            <w:tcW w:w="1524" w:type="dxa"/>
+            <w:tcW w:w="1709" w:type="dxa"/>
             <w:vMerge/>
             <w:vAlign w:val="center"/>
           </w:tcPr>
@@ -3551,15 +3630,15 @@
               <w:pStyle w:val="ListParagraph"/>
               <w:rPr>
                 <w:rFonts w:ascii="Calibri" w:hAnsi="Calibri" w:cs="Calibri"/>
-                <w:sz w:val="20"/>
-                <w:szCs w:val="20"/>
-              </w:rPr>
-            </w:pPr>
-          </w:p>
-        </w:tc>
-        <w:tc>
-          <w:tcPr>
-            <w:tcW w:w="3713" w:type="dxa"/>
+                <w:sz w:val="28"/>
+                <w:szCs w:val="28"/>
+              </w:rPr>
+            </w:pPr>
+          </w:p>
+        </w:tc>
+        <w:tc>
+          <w:tcPr>
+            <w:tcW w:w="3528" w:type="dxa"/>
             <w:tcBorders>
               <w:top w:val="single" w:sz="6" w:space="0" w:color="auto"/>
               <w:left w:val="single" w:sz="6" w:space="0" w:color="auto"/>
@@ -3571,11 +3650,23 @@
           <w:p>
             <w:pPr>
               <w:pStyle w:val="NoSpacing"/>
-            </w:pPr>
-            <w:r>
+              <w:rPr>
+                <w:sz w:val="28"/>
+                <w:szCs w:val="28"/>
+              </w:rPr>
+            </w:pPr>
+            <w:r>
+              <w:rPr>
+                <w:sz w:val="28"/>
+                <w:szCs w:val="28"/>
+              </w:rPr>
               <w:t>4.</w:t>
             </w:r>
             <w:r>
+              <w:rPr>
+                <w:sz w:val="28"/>
+                <w:szCs w:val="28"/>
+              </w:rPr>
               <w:t>c. Understand how personal biases influence work.</w:t>
             </w:r>
           </w:p>
@@ -3597,16 +3688,16 @@
               <w:textAlignment w:val="baseline"/>
               <w:rPr>
                 <w:rFonts w:ascii="Calibri" w:eastAsia="Times New Roman" w:hAnsi="Calibri" w:cs="Calibri"/>
-                <w:sz w:val="20"/>
-                <w:szCs w:val="20"/>
-                <w:lang w:val="en-GB" w:eastAsia="en-GB"/>
-              </w:rPr>
-            </w:pPr>
-            <w:r>
-              <w:rPr>
-                <w:rFonts w:ascii="Calibri" w:eastAsia="Times New Roman" w:hAnsi="Calibri" w:cs="Calibri"/>
-                <w:sz w:val="20"/>
-                <w:szCs w:val="20"/>
+                <w:sz w:val="28"/>
+                <w:szCs w:val="28"/>
+                <w:lang w:val="en-GB" w:eastAsia="en-GB"/>
+              </w:rPr>
+            </w:pPr>
+            <w:r>
+              <w:rPr>
+                <w:rFonts w:ascii="Calibri" w:eastAsia="Times New Roman" w:hAnsi="Calibri" w:cs="Calibri"/>
+                <w:sz w:val="28"/>
+                <w:szCs w:val="28"/>
                 <w:lang w:val="en-GB" w:eastAsia="en-GB"/>
               </w:rPr>
               <w:t>Describe what personal and cultural preferences influence</w:t>
@@ -3614,8 +3705,8 @@
             <w:r>
               <w:rPr>
                 <w:rFonts w:ascii="Calibri" w:eastAsia="Times New Roman" w:hAnsi="Calibri" w:cs="Calibri"/>
-                <w:sz w:val="20"/>
-                <w:szCs w:val="20"/>
+                <w:sz w:val="28"/>
+                <w:szCs w:val="28"/>
                 <w:lang w:val="en-GB" w:eastAsia="en-GB"/>
               </w:rPr>
               <w:t>s collaboration and scientific research</w:t>
@@ -3623,8 +3714,8 @@
             <w:r>
               <w:rPr>
                 <w:rFonts w:ascii="Calibri" w:eastAsia="Times New Roman" w:hAnsi="Calibri" w:cs="Calibri"/>
-                <w:sz w:val="20"/>
-                <w:szCs w:val="20"/>
+                <w:sz w:val="28"/>
+                <w:szCs w:val="28"/>
                 <w:lang w:val="en-GB" w:eastAsia="en-GB"/>
               </w:rPr>
               <w:t>.</w:t>
@@ -3647,12 +3738,16 @@
               <w:textAlignment w:val="baseline"/>
               <w:rPr>
                 <w:rFonts w:ascii="Calibri" w:eastAsia="Calibri" w:hAnsi="Calibri" w:cs="Calibri"/>
+                <w:sz w:val="28"/>
+                <w:szCs w:val="28"/>
                 <w:lang w:val="en-GB"/>
               </w:rPr>
             </w:pPr>
             <w:r>
               <w:rPr>
                 <w:rFonts w:ascii="Calibri" w:eastAsia="Calibri" w:hAnsi="Calibri" w:cs="Calibri"/>
+                <w:sz w:val="28"/>
+                <w:szCs w:val="28"/>
                 <w:lang w:val="en-GB"/>
               </w:rPr>
               <w:t>Student shows no or poor understanding of</w:t>
@@ -3660,6 +3755,8 @@
             <w:r>
               <w:rPr>
                 <w:rFonts w:ascii="Calibri" w:eastAsia="Calibri" w:hAnsi="Calibri" w:cs="Calibri"/>
+                <w:sz w:val="28"/>
+                <w:szCs w:val="28"/>
                 <w:lang w:val="en-GB"/>
               </w:rPr>
               <w:t xml:space="preserve"> </w:t>
@@ -3667,6 +3764,8 @@
             <w:r>
               <w:rPr>
                 <w:rFonts w:ascii="Calibri" w:eastAsia="Calibri" w:hAnsi="Calibri" w:cs="Calibri"/>
+                <w:sz w:val="28"/>
+                <w:szCs w:val="28"/>
                 <w:lang w:val="en-GB"/>
               </w:rPr>
               <w:t xml:space="preserve">biases in </w:t>
@@ -3674,6 +3773,8 @@
             <w:r>
               <w:rPr>
                 <w:rFonts w:ascii="Calibri" w:eastAsia="Calibri" w:hAnsi="Calibri" w:cs="Calibri"/>
+                <w:sz w:val="28"/>
+                <w:szCs w:val="28"/>
                 <w:lang w:val="en-GB"/>
               </w:rPr>
               <w:t>relation to collaboration and science.</w:t>
@@ -3696,12 +3797,16 @@
               <w:textAlignment w:val="baseline"/>
               <w:rPr>
                 <w:rFonts w:ascii="Calibri" w:eastAsia="Calibri" w:hAnsi="Calibri" w:cs="Calibri"/>
+                <w:sz w:val="28"/>
+                <w:szCs w:val="28"/>
                 <w:lang w:val="en-GB"/>
               </w:rPr>
             </w:pPr>
             <w:r>
               <w:rPr>
                 <w:rFonts w:ascii="Calibri" w:eastAsia="Calibri" w:hAnsi="Calibri" w:cs="Calibri"/>
+                <w:sz w:val="28"/>
+                <w:szCs w:val="28"/>
                 <w:lang w:val="en-GB"/>
               </w:rPr>
               <w:t>Student can formulate and is aware of</w:t>
@@ -3709,6 +3814,8 @@
             <w:r>
               <w:rPr>
                 <w:rFonts w:ascii="Calibri" w:eastAsia="Calibri" w:hAnsi="Calibri" w:cs="Calibri"/>
+                <w:sz w:val="28"/>
+                <w:szCs w:val="28"/>
                 <w:lang w:val="en-GB"/>
               </w:rPr>
               <w:t xml:space="preserve"> </w:t>
@@ -3716,6 +3823,8 @@
             <w:r>
               <w:rPr>
                 <w:rFonts w:ascii="Calibri" w:eastAsia="Calibri" w:hAnsi="Calibri" w:cs="Calibri"/>
+                <w:sz w:val="28"/>
+                <w:szCs w:val="28"/>
                 <w:lang w:val="en-GB"/>
               </w:rPr>
               <w:t xml:space="preserve">biases </w:t>
@@ -3723,16 +3832,11 @@
             <w:r>
               <w:rPr>
                 <w:rFonts w:ascii="Calibri" w:eastAsia="Calibri" w:hAnsi="Calibri" w:cs="Calibri"/>
+                <w:sz w:val="28"/>
+                <w:szCs w:val="28"/>
                 <w:lang w:val="en-GB"/>
               </w:rPr>
-              <w:t>how that (might) influence</w:t>
-            </w:r>
-            <w:r>
-              <w:rPr>
-                <w:rFonts w:ascii="Calibri" w:eastAsia="Calibri" w:hAnsi="Calibri" w:cs="Calibri"/>
-                <w:lang w:val="en-GB"/>
-              </w:rPr>
-              <w:t xml:space="preserve"> collaboration and science.</w:t>
+              <w:t>how that (might) influence collaboration and science.</w:t>
             </w:r>
           </w:p>
         </w:tc>
@@ -3752,8 +3856,8 @@
               <w:textAlignment w:val="baseline"/>
               <w:rPr>
                 <w:rFonts w:ascii="Calibri" w:eastAsia="Times New Roman" w:hAnsi="Calibri" w:cs="Calibri"/>
-                <w:sz w:val="20"/>
-                <w:szCs w:val="20"/>
+                <w:sz w:val="28"/>
+                <w:szCs w:val="28"/>
                 <w:lang w:val="en-GB" w:eastAsia="en-GB"/>
               </w:rPr>
             </w:pPr>
@@ -3765,6 +3869,8 @@
       <w:pPr>
         <w:rPr>
           <w:rFonts w:cstheme="minorHAnsi"/>
+          <w:sz w:val="28"/>
+          <w:szCs w:val="28"/>
         </w:rPr>
       </w:pPr>
     </w:p>
@@ -5686,10 +5792,6 @@
 </file>
 
 <file path=customXml/item1.xml><?xml version="1.0" encoding="utf-8"?>
-<b:Sources xmlns:b="http://schemas.openxmlformats.org/officeDocument/2006/bibliography" xmlns="http://schemas.openxmlformats.org/officeDocument/2006/bibliography" SelectedStyle="\APASixthEditionOfficeOnline.xsl" StyleName="APA" Version="6"/>
-</file>
-
-<file path=customXml/item2.xml><?xml version="1.0" encoding="utf-8"?>
 <p:properties xmlns:p="http://schemas.microsoft.com/office/2006/metadata/properties" xmlns:xsi="http://www.w3.org/2001/XMLSchema-instance" xmlns:pc="http://schemas.microsoft.com/office/infopath/2007/PartnerControls">
   <documentManagement>
     <lcf76f155ced4ddcb4097134ff3c332f xmlns="c2af1203-a1e0-49fe-9bc1-da87b6900221">
@@ -5700,7 +5802,7 @@
 </p:properties>
 </file>
 
-<file path=customXml/item3.xml><?xml version="1.0" encoding="utf-8"?>
+<file path=customXml/item2.xml><?xml version="1.0" encoding="utf-8"?>
 <?mso-contentType ?>
 <FormTemplates xmlns="http://schemas.microsoft.com/sharepoint/v3/contenttype/forms">
   <Display>DocumentLibraryForm</Display>
@@ -5709,7 +5811,7 @@
 </FormTemplates>
 </file>
 
-<file path=customXml/item4.xml><?xml version="1.0" encoding="utf-8"?>
+<file path=customXml/item3.xml><?xml version="1.0" encoding="utf-8"?>
 <ct:contentTypeSchema xmlns:ct="http://schemas.microsoft.com/office/2006/metadata/contentType" xmlns:ma="http://schemas.microsoft.com/office/2006/metadata/properties/metaAttributes" ct:_="" ma:_="" ma:contentTypeName="Document" ma:contentTypeID="0x010100A12D9C9D01CCA4438BE9E67D7166C649" ma:contentTypeVersion="16" ma:contentTypeDescription="Create a new document." ma:contentTypeScope="" ma:versionID="ef5461eeed1f5fed1e8ac8427d49ee74">
   <xsd:schema xmlns:xsd="http://www.w3.org/2001/XMLSchema" xmlns:xs="http://www.w3.org/2001/XMLSchema" xmlns:p="http://schemas.microsoft.com/office/2006/metadata/properties" xmlns:ns2="c2af1203-a1e0-49fe-9bc1-da87b6900221" xmlns:ns3="e7263df1-7b3c-4456-b643-d7b891353f09" targetNamespace="http://schemas.microsoft.com/office/2006/metadata/properties" ma:root="true" ma:fieldsID="0b7e09319a80c88d68a5bafa4469e7ea" ns2:_="" ns3:_="">
     <xsd:import namespace="c2af1203-a1e0-49fe-9bc1-da87b6900221"/>
@@ -5952,15 +6054,11 @@
 </ct:contentTypeSchema>
 </file>
 
-<file path=customXml/itemProps1.xml><?xml version="1.0" encoding="utf-8"?>
-<ds:datastoreItem xmlns:ds="http://schemas.openxmlformats.org/officeDocument/2006/customXml" ds:itemID="{0034BF8F-C4D0-4A26-83A0-761C2F4B9DF6}">
-  <ds:schemaRefs>
-    <ds:schemaRef ds:uri="http://schemas.openxmlformats.org/officeDocument/2006/bibliography"/>
-  </ds:schemaRefs>
-</ds:datastoreItem>
+<file path=customXml/item4.xml><?xml version="1.0" encoding="utf-8"?>
+<b:Sources xmlns:b="http://schemas.openxmlformats.org/officeDocument/2006/bibliography" xmlns="http://schemas.openxmlformats.org/officeDocument/2006/bibliography" SelectedStyle="\APASixthEditionOfficeOnline.xsl" StyleName="APA" Version="6"/>
 </file>
 
-<file path=customXml/itemProps2.xml><?xml version="1.0" encoding="utf-8"?>
+<file path=customXml/itemProps1.xml><?xml version="1.0" encoding="utf-8"?>
 <ds:datastoreItem xmlns:ds="http://schemas.openxmlformats.org/officeDocument/2006/customXml" ds:itemID="{4D244E46-53D4-4FD0-A3B6-6B0922845857}">
   <ds:schemaRefs>
     <ds:schemaRef ds:uri="http://schemas.microsoft.com/office/2006/metadata/properties"/>
@@ -5971,7 +6069,7 @@
 </ds:datastoreItem>
 </file>
 
-<file path=customXml/itemProps3.xml><?xml version="1.0" encoding="utf-8"?>
+<file path=customXml/itemProps2.xml><?xml version="1.0" encoding="utf-8"?>
 <ds:datastoreItem xmlns:ds="http://schemas.openxmlformats.org/officeDocument/2006/customXml" ds:itemID="{6C6C4279-1B4F-498C-B63C-7CC2D49D9597}">
   <ds:schemaRefs>
     <ds:schemaRef ds:uri="http://schemas.microsoft.com/sharepoint/v3/contenttype/forms"/>
@@ -5979,7 +6077,7 @@
 </ds:datastoreItem>
 </file>
 
-<file path=customXml/itemProps4.xml><?xml version="1.0" encoding="utf-8"?>
+<file path=customXml/itemProps3.xml><?xml version="1.0" encoding="utf-8"?>
 <ds:datastoreItem xmlns:ds="http://schemas.openxmlformats.org/officeDocument/2006/customXml" ds:itemID="{FFB620C6-5BC6-40BD-AA22-299310EA623E}">
   <ds:schemaRefs>
     <ds:schemaRef ds:uri="http://schemas.microsoft.com/office/2006/metadata/contentType"/>
@@ -5996,4 +6094,12 @@
     <ds:schemaRef ds:uri="http://schemas.microsoft.com/internal/obd"/>
   </ds:schemaRefs>
 </ds:datastoreItem>
+</file>
+
+<file path=customXml/itemProps4.xml><?xml version="1.0" encoding="utf-8"?>
+<ds:datastoreItem xmlns:ds="http://schemas.openxmlformats.org/officeDocument/2006/customXml" ds:itemID="{0034BF8F-C4D0-4A26-83A0-761C2F4B9DF6}">
+  <ds:schemaRefs>
+    <ds:schemaRef ds:uri="http://schemas.openxmlformats.org/officeDocument/2006/bibliography"/>
+  </ds:schemaRefs>
+</ds:datastoreItem>
 </file>